--- a/arb/docx/005.content.docx
+++ b/arb/docx/005.content.docx
@@ -508,310 +508,244 @@
           <w:lang w:val="ar_AE" w:bidi="ar_AE"/>
         </w:rPr>
       </w:r>
-      <w:hyperlink r:id="rId13">
-        <w:r>
-          <w:rPr>
-            <w:rtl/>
-            <w:cs/>
-            <w:lang w:val="ar_AE" w:bidi="ar_AE"/>
-          </w:rPr>
-          <w:rPr>
-            <w:color w:val="0000EE"/>
-            <w:u w:val="single"/>
-          </w:rPr>
-          <w:t>1 ملوك 8: 22–24</w:t>
-        </w:r>
-      </w:hyperlink>
-    </w:p>
-    <w:p>
-      <w:pPr>
-        <w:pStyle w:val="ListBullet"/>
-        <w:bidi/>
-        <w:spacing w:line="240" w:lineRule="auto"/>
-        <w:ind w:left="720"/>
-      </w:pPr>
-      <w:r>
-        <w:rPr>
-          <w:rtl/>
-          <w:cs/>
-          <w:lang w:val="ar_AE" w:bidi="ar_AE"/>
-        </w:rPr>
-      </w:r>
-      <w:hyperlink r:id="rId14">
-        <w:r>
-          <w:rPr>
-            <w:rtl/>
-            <w:cs/>
-            <w:lang w:val="ar_AE" w:bidi="ar_AE"/>
-          </w:rPr>
-          <w:rPr>
-            <w:color w:val="0000EE"/>
-            <w:u w:val="single"/>
-          </w:rPr>
-          <w:t>1 تسالونيكي 1: 8–10</w:t>
-        </w:r>
-      </w:hyperlink>
-    </w:p>
-    <w:p>
-      <w:pPr>
-        <w:pStyle w:val="ListBullet"/>
-        <w:bidi/>
-        <w:spacing w:line="240" w:lineRule="auto"/>
-        <w:ind w:left="720"/>
-      </w:pPr>
-      <w:r>
-        <w:rPr>
-          <w:rtl/>
-          <w:cs/>
-          <w:lang w:val="ar_AE" w:bidi="ar_AE"/>
-        </w:rPr>
-      </w:r>
-      <w:hyperlink r:id="rId15">
-        <w:r>
-          <w:rPr>
-            <w:rtl/>
-            <w:cs/>
-            <w:lang w:val="ar_AE" w:bidi="ar_AE"/>
-          </w:rPr>
-          <w:rPr>
-            <w:color w:val="0000EE"/>
-            <w:u w:val="single"/>
-          </w:rPr>
-          <w:t>1 تسالونيكي 4: 17</w:t>
-        </w:r>
-      </w:hyperlink>
-    </w:p>
-    <w:p>
-      <w:pPr>
-        <w:pStyle w:val="ListBullet"/>
-        <w:bidi/>
-        <w:spacing w:line="240" w:lineRule="auto"/>
-        <w:ind w:left="720"/>
-      </w:pPr>
-      <w:r>
-        <w:rPr>
-          <w:rtl/>
-          <w:cs/>
-          <w:lang w:val="ar_AE" w:bidi="ar_AE"/>
-        </w:rPr>
-      </w:r>
-      <w:hyperlink r:id="rId16">
-        <w:r>
-          <w:rPr>
-            <w:rtl/>
-            <w:cs/>
-            <w:lang w:val="ar_AE" w:bidi="ar_AE"/>
-          </w:rPr>
-          <w:rPr>
-            <w:color w:val="0000EE"/>
-            <w:u w:val="single"/>
-          </w:rPr>
-          <w:t>تثنية 9: 1</w:t>
-        </w:r>
-      </w:hyperlink>
-    </w:p>
-    <w:p>
-      <w:pPr>
-        <w:pStyle w:val="ListBullet"/>
-        <w:bidi/>
-        <w:spacing w:line="240" w:lineRule="auto"/>
-        <w:ind w:left="720"/>
-      </w:pPr>
-      <w:r>
-        <w:rPr>
-          <w:rtl/>
-          <w:cs/>
-          <w:lang w:val="ar_AE" w:bidi="ar_AE"/>
-        </w:rPr>
-      </w:r>
-      <w:hyperlink r:id="rId17">
-        <w:r>
-          <w:rPr>
-            <w:rtl/>
-            <w:cs/>
-            <w:lang w:val="ar_AE" w:bidi="ar_AE"/>
-          </w:rPr>
-          <w:rPr>
-            <w:color w:val="0000EE"/>
-            <w:u w:val="single"/>
-          </w:rPr>
-          <w:t>أفسس 6: 9</w:t>
-        </w:r>
-      </w:hyperlink>
-    </w:p>
-    <w:p>
-      <w:pPr>
-        <w:pStyle w:val="ListBullet"/>
-        <w:bidi/>
-        <w:spacing w:line="240" w:lineRule="auto"/>
-        <w:ind w:left="720"/>
-      </w:pPr>
-      <w:r>
-        <w:rPr>
-          <w:rtl/>
-          <w:cs/>
-          <w:lang w:val="ar_AE" w:bidi="ar_AE"/>
-        </w:rPr>
-      </w:r>
-      <w:hyperlink r:id="rId18">
-        <w:r>
-          <w:rPr>
-            <w:rtl/>
-            <w:cs/>
-            <w:lang w:val="ar_AE" w:bidi="ar_AE"/>
-          </w:rPr>
-          <w:rPr>
-            <w:color w:val="0000EE"/>
-            <w:u w:val="single"/>
-          </w:rPr>
-          <w:t>تكوين 1: 1</w:t>
-        </w:r>
-      </w:hyperlink>
-    </w:p>
-    <w:p>
-      <w:pPr>
-        <w:pStyle w:val="ListBullet"/>
-        <w:bidi/>
-        <w:spacing w:line="240" w:lineRule="auto"/>
-        <w:ind w:left="720"/>
-      </w:pPr>
-      <w:r>
-        <w:rPr>
-          <w:rtl/>
-          <w:cs/>
-          <w:lang w:val="ar_AE" w:bidi="ar_AE"/>
-        </w:rPr>
-      </w:r>
-      <w:hyperlink r:id="rId19">
-        <w:r>
-          <w:rPr>
-            <w:rtl/>
-            <w:cs/>
-            <w:lang w:val="ar_AE" w:bidi="ar_AE"/>
-          </w:rPr>
-          <w:rPr>
-            <w:color w:val="0000EE"/>
-            <w:u w:val="single"/>
-          </w:rPr>
-          <w:t>تكوين 7: 11</w:t>
-        </w:r>
-      </w:hyperlink>
-    </w:p>
-    <w:p>
-      <w:pPr>
-        <w:pStyle w:val="ListBullet"/>
-        <w:bidi/>
-        <w:spacing w:line="240" w:lineRule="auto"/>
-        <w:ind w:left="720"/>
-      </w:pPr>
-      <w:r>
-        <w:rPr>
-          <w:rtl/>
-          <w:cs/>
-          <w:lang w:val="ar_AE" w:bidi="ar_AE"/>
-        </w:rPr>
-      </w:r>
-      <w:hyperlink r:id="rId20">
-        <w:r>
-          <w:rPr>
-            <w:rtl/>
-            <w:cs/>
-            <w:lang w:val="ar_AE" w:bidi="ar_AE"/>
-          </w:rPr>
-          <w:rPr>
-            <w:color w:val="0000EE"/>
-            <w:u w:val="single"/>
-          </w:rPr>
-          <w:t>يوحنا 3: 12</w:t>
-        </w:r>
-      </w:hyperlink>
-    </w:p>
-    <w:p>
-      <w:pPr>
-        <w:pStyle w:val="ListBullet"/>
-        <w:bidi/>
-        <w:spacing w:line="240" w:lineRule="auto"/>
-        <w:ind w:left="720"/>
-      </w:pPr>
-      <w:r>
-        <w:rPr>
-          <w:rtl/>
-          <w:cs/>
-          <w:lang w:val="ar_AE" w:bidi="ar_AE"/>
-        </w:rPr>
-      </w:r>
-      <w:hyperlink r:id="rId21">
-        <w:r>
-          <w:rPr>
-            <w:rtl/>
-            <w:cs/>
-            <w:lang w:val="ar_AE" w:bidi="ar_AE"/>
-          </w:rPr>
-          <w:rPr>
-            <w:color w:val="0000EE"/>
-            <w:u w:val="single"/>
-          </w:rPr>
-          <w:t>يوحنا 3: 27</w:t>
-        </w:r>
-      </w:hyperlink>
-    </w:p>
-    <w:p>
-      <w:pPr>
-        <w:pStyle w:val="ListBullet"/>
-        <w:bidi/>
-        <w:spacing w:line="240" w:lineRule="auto"/>
-        <w:ind w:left="720"/>
-      </w:pPr>
-      <w:r>
-        <w:rPr>
-          <w:rtl/>
-          <w:cs/>
-          <w:lang w:val="ar_AE" w:bidi="ar_AE"/>
-        </w:rPr>
-      </w:r>
-      <w:hyperlink r:id="rId22">
-        <w:r>
-          <w:rPr>
-            <w:rtl/>
-            <w:cs/>
-            <w:lang w:val="ar_AE" w:bidi="ar_AE"/>
-          </w:rPr>
-          <w:rPr>
-            <w:color w:val="0000EE"/>
-            <w:u w:val="single"/>
-          </w:rPr>
-          <w:t>متى 5: 18</w:t>
-        </w:r>
-      </w:hyperlink>
-    </w:p>
-    <w:p>
-      <w:pPr>
-        <w:pStyle w:val="ListBullet"/>
-        <w:bidi/>
-        <w:spacing w:line="240" w:lineRule="auto"/>
-        <w:ind w:left="720"/>
-      </w:pPr>
-      <w:r>
-        <w:rPr>
-          <w:rtl/>
-          <w:cs/>
-          <w:lang w:val="ar_AE" w:bidi="ar_AE"/>
-        </w:rPr>
-      </w:r>
-      <w:hyperlink r:id="rId23">
-        <w:r>
-          <w:rPr>
-            <w:rtl/>
-            <w:cs/>
-            <w:lang w:val="ar_AE" w:bidi="ar_AE"/>
-          </w:rPr>
-          <w:rPr>
-            <w:color w:val="0000EE"/>
-            <w:u w:val="single"/>
-          </w:rPr>
-          <w:t>متى 5: 46–48</w:t>
-        </w:r>
-      </w:hyperlink>
+      <w:r>
+        <w:rPr>
+          <w:rtl/>
+          <w:cs/>
+          <w:lang w:val="ar_AE" w:bidi="ar_AE"/>
+        </w:rPr>
+        <w:t>1 ملوك 8: 22–24</w:t>
+      </w:r>
+    </w:p>
+    <w:p>
+      <w:pPr>
+        <w:pStyle w:val="ListBullet"/>
+        <w:bidi/>
+        <w:spacing w:line="240" w:lineRule="auto"/>
+        <w:ind w:left="720"/>
+      </w:pPr>
+      <w:r>
+        <w:rPr>
+          <w:rtl/>
+          <w:cs/>
+          <w:lang w:val="ar_AE" w:bidi="ar_AE"/>
+        </w:rPr>
+      </w:r>
+      <w:r>
+        <w:rPr>
+          <w:rtl/>
+          <w:cs/>
+          <w:lang w:val="ar_AE" w:bidi="ar_AE"/>
+        </w:rPr>
+        <w:t>1 تسالونيكي 1: 8–10</w:t>
+      </w:r>
+    </w:p>
+    <w:p>
+      <w:pPr>
+        <w:pStyle w:val="ListBullet"/>
+        <w:bidi/>
+        <w:spacing w:line="240" w:lineRule="auto"/>
+        <w:ind w:left="720"/>
+      </w:pPr>
+      <w:r>
+        <w:rPr>
+          <w:rtl/>
+          <w:cs/>
+          <w:lang w:val="ar_AE" w:bidi="ar_AE"/>
+        </w:rPr>
+      </w:r>
+      <w:r>
+        <w:rPr>
+          <w:rtl/>
+          <w:cs/>
+          <w:lang w:val="ar_AE" w:bidi="ar_AE"/>
+        </w:rPr>
+        <w:t>1 تسالونيكي 4: 17</w:t>
+      </w:r>
+    </w:p>
+    <w:p>
+      <w:pPr>
+        <w:pStyle w:val="ListBullet"/>
+        <w:bidi/>
+        <w:spacing w:line="240" w:lineRule="auto"/>
+        <w:ind w:left="720"/>
+      </w:pPr>
+      <w:r>
+        <w:rPr>
+          <w:rtl/>
+          <w:cs/>
+          <w:lang w:val="ar_AE" w:bidi="ar_AE"/>
+        </w:rPr>
+      </w:r>
+      <w:r>
+        <w:rPr>
+          <w:rtl/>
+          <w:cs/>
+          <w:lang w:val="ar_AE" w:bidi="ar_AE"/>
+        </w:rPr>
+        <w:t>تثنية 9: 1</w:t>
+      </w:r>
+    </w:p>
+    <w:p>
+      <w:pPr>
+        <w:pStyle w:val="ListBullet"/>
+        <w:bidi/>
+        <w:spacing w:line="240" w:lineRule="auto"/>
+        <w:ind w:left="720"/>
+      </w:pPr>
+      <w:r>
+        <w:rPr>
+          <w:rtl/>
+          <w:cs/>
+          <w:lang w:val="ar_AE" w:bidi="ar_AE"/>
+        </w:rPr>
+      </w:r>
+      <w:r>
+        <w:rPr>
+          <w:rtl/>
+          <w:cs/>
+          <w:lang w:val="ar_AE" w:bidi="ar_AE"/>
+        </w:rPr>
+        <w:t>أفسس 6: 9</w:t>
+      </w:r>
+    </w:p>
+    <w:p>
+      <w:pPr>
+        <w:pStyle w:val="ListBullet"/>
+        <w:bidi/>
+        <w:spacing w:line="240" w:lineRule="auto"/>
+        <w:ind w:left="720"/>
+      </w:pPr>
+      <w:r>
+        <w:rPr>
+          <w:rtl/>
+          <w:cs/>
+          <w:lang w:val="ar_AE" w:bidi="ar_AE"/>
+        </w:rPr>
+      </w:r>
+      <w:r>
+        <w:rPr>
+          <w:rtl/>
+          <w:cs/>
+          <w:lang w:val="ar_AE" w:bidi="ar_AE"/>
+        </w:rPr>
+        <w:t>تكوين 1: 1</w:t>
+      </w:r>
+    </w:p>
+    <w:p>
+      <w:pPr>
+        <w:pStyle w:val="ListBullet"/>
+        <w:bidi/>
+        <w:spacing w:line="240" w:lineRule="auto"/>
+        <w:ind w:left="720"/>
+      </w:pPr>
+      <w:r>
+        <w:rPr>
+          <w:rtl/>
+          <w:cs/>
+          <w:lang w:val="ar_AE" w:bidi="ar_AE"/>
+        </w:rPr>
+      </w:r>
+      <w:r>
+        <w:rPr>
+          <w:rtl/>
+          <w:cs/>
+          <w:lang w:val="ar_AE" w:bidi="ar_AE"/>
+        </w:rPr>
+        <w:t>تكوين 7: 11</w:t>
+      </w:r>
+    </w:p>
+    <w:p>
+      <w:pPr>
+        <w:pStyle w:val="ListBullet"/>
+        <w:bidi/>
+        <w:spacing w:line="240" w:lineRule="auto"/>
+        <w:ind w:left="720"/>
+      </w:pPr>
+      <w:r>
+        <w:rPr>
+          <w:rtl/>
+          <w:cs/>
+          <w:lang w:val="ar_AE" w:bidi="ar_AE"/>
+        </w:rPr>
+      </w:r>
+      <w:r>
+        <w:rPr>
+          <w:rtl/>
+          <w:cs/>
+          <w:lang w:val="ar_AE" w:bidi="ar_AE"/>
+        </w:rPr>
+        <w:t>يوحنا 3: 12</w:t>
+      </w:r>
+    </w:p>
+    <w:p>
+      <w:pPr>
+        <w:pStyle w:val="ListBullet"/>
+        <w:bidi/>
+        <w:spacing w:line="240" w:lineRule="auto"/>
+        <w:ind w:left="720"/>
+      </w:pPr>
+      <w:r>
+        <w:rPr>
+          <w:rtl/>
+          <w:cs/>
+          <w:lang w:val="ar_AE" w:bidi="ar_AE"/>
+        </w:rPr>
+      </w:r>
+      <w:r>
+        <w:rPr>
+          <w:rtl/>
+          <w:cs/>
+          <w:lang w:val="ar_AE" w:bidi="ar_AE"/>
+        </w:rPr>
+        <w:t>يوحنا 3: 27</w:t>
+      </w:r>
+    </w:p>
+    <w:p>
+      <w:pPr>
+        <w:pStyle w:val="ListBullet"/>
+        <w:bidi/>
+        <w:spacing w:line="240" w:lineRule="auto"/>
+        <w:ind w:left="720"/>
+      </w:pPr>
+      <w:r>
+        <w:rPr>
+          <w:rtl/>
+          <w:cs/>
+          <w:lang w:val="ar_AE" w:bidi="ar_AE"/>
+        </w:rPr>
+      </w:r>
+      <w:r>
+        <w:rPr>
+          <w:rtl/>
+          <w:cs/>
+          <w:lang w:val="ar_AE" w:bidi="ar_AE"/>
+        </w:rPr>
+        <w:t>متى 5: 18</w:t>
+      </w:r>
+    </w:p>
+    <w:p>
+      <w:pPr>
+        <w:pStyle w:val="ListBullet"/>
+        <w:bidi/>
+        <w:spacing w:line="240" w:lineRule="auto"/>
+        <w:ind w:left="720"/>
+      </w:pPr>
+      <w:r>
+        <w:rPr>
+          <w:rtl/>
+          <w:cs/>
+          <w:lang w:val="ar_AE" w:bidi="ar_AE"/>
+        </w:rPr>
+      </w:r>
+      <w:r>
+        <w:rPr>
+          <w:rtl/>
+          <w:cs/>
+          <w:lang w:val="ar_AE" w:bidi="ar_AE"/>
+        </w:rPr>
+        <w:t>متى 5: 46–48</w:t>
+      </w:r>
     </w:p>
     <w:p>
       <w:pPr>
@@ -1662,136 +1596,106 @@
           <w:lang w:val="ar_AE" w:bidi="ar_AE"/>
         </w:rPr>
       </w:r>
-      <w:hyperlink r:id="rId24">
-        <w:r>
-          <w:rPr>
-            <w:rtl/>
-            <w:cs/>
-            <w:lang w:val="ar_AE" w:bidi="ar_AE"/>
-          </w:rPr>
-          <w:rPr>
-            <w:color w:val="0000EE"/>
-            <w:u w:val="single"/>
-          </w:rPr>
-          <w:t>أخبار الأيام الأول 5:18</w:t>
-        </w:r>
-      </w:hyperlink>
-    </w:p>
-    <w:p>
-      <w:pPr>
-        <w:pStyle w:val="ListBullet"/>
-        <w:bidi/>
-        <w:spacing w:line="240" w:lineRule="auto"/>
-        <w:ind w:left="720"/>
-      </w:pPr>
-      <w:r>
-        <w:rPr>
-          <w:rtl/>
-          <w:cs/>
-          <w:lang w:val="ar_AE" w:bidi="ar_AE"/>
-        </w:rPr>
-      </w:r>
-      <w:hyperlink r:id="rId25">
-        <w:r>
-          <w:rPr>
-            <w:rtl/>
-            <w:cs/>
-            <w:lang w:val="ar_AE" w:bidi="ar_AE"/>
-          </w:rPr>
-          <w:rPr>
-            <w:color w:val="0000EE"/>
-            <w:u w:val="single"/>
-          </w:rPr>
-          <w:t>خروج 1:1–5</w:t>
-        </w:r>
-      </w:hyperlink>
-    </w:p>
-    <w:p>
-      <w:pPr>
-        <w:pStyle w:val="ListBullet"/>
-        <w:bidi/>
-        <w:spacing w:line="240" w:lineRule="auto"/>
-        <w:ind w:left="720"/>
-      </w:pPr>
-      <w:r>
-        <w:rPr>
-          <w:rtl/>
-          <w:cs/>
-          <w:lang w:val="ar_AE" w:bidi="ar_AE"/>
-        </w:rPr>
-      </w:r>
-      <w:hyperlink r:id="rId26">
-        <w:r>
-          <w:rPr>
-            <w:rtl/>
-            <w:cs/>
-            <w:lang w:val="ar_AE" w:bidi="ar_AE"/>
-          </w:rPr>
-          <w:rPr>
-            <w:color w:val="0000EE"/>
-            <w:u w:val="single"/>
-          </w:rPr>
-          <w:t>تكوين 30:11</w:t>
-        </w:r>
-      </w:hyperlink>
-    </w:p>
-    <w:p>
-      <w:pPr>
-        <w:pStyle w:val="ListBullet"/>
-        <w:bidi/>
-        <w:spacing w:line="240" w:lineRule="auto"/>
-        <w:ind w:left="720"/>
-      </w:pPr>
-      <w:r>
-        <w:rPr>
-          <w:rtl/>
-          <w:cs/>
-          <w:lang w:val="ar_AE" w:bidi="ar_AE"/>
-        </w:rPr>
-      </w:r>
-      <w:hyperlink r:id="rId27">
-        <w:r>
-          <w:rPr>
-            <w:rtl/>
-            <w:cs/>
-            <w:lang w:val="ar_AE" w:bidi="ar_AE"/>
-          </w:rPr>
-          <w:rPr>
-            <w:color w:val="0000EE"/>
-            <w:u w:val="single"/>
-          </w:rPr>
-          <w:t>يشوع 1:12</w:t>
-        </w:r>
-      </w:hyperlink>
-    </w:p>
-    <w:p>
-      <w:pPr>
-        <w:pStyle w:val="ListBullet"/>
-        <w:bidi/>
-        <w:spacing w:line="240" w:lineRule="auto"/>
-        <w:ind w:left="720"/>
-      </w:pPr>
-      <w:r>
-        <w:rPr>
-          <w:rtl/>
-          <w:cs/>
-          <w:lang w:val="ar_AE" w:bidi="ar_AE"/>
-        </w:rPr>
-      </w:r>
-      <w:hyperlink r:id="rId28">
-        <w:r>
-          <w:rPr>
-            <w:rtl/>
-            <w:cs/>
-            <w:lang w:val="ar_AE" w:bidi="ar_AE"/>
-          </w:rPr>
-          <w:rPr>
-            <w:color w:val="0000EE"/>
-            <w:u w:val="single"/>
-          </w:rPr>
-          <w:t>يشوع 21:38</w:t>
-        </w:r>
-      </w:hyperlink>
+      <w:r>
+        <w:rPr>
+          <w:rtl/>
+          <w:cs/>
+          <w:lang w:val="ar_AE" w:bidi="ar_AE"/>
+        </w:rPr>
+        <w:t>أخبار الأيام الأول 5:18</w:t>
+      </w:r>
+    </w:p>
+    <w:p>
+      <w:pPr>
+        <w:pStyle w:val="ListBullet"/>
+        <w:bidi/>
+        <w:spacing w:line="240" w:lineRule="auto"/>
+        <w:ind w:left="720"/>
+      </w:pPr>
+      <w:r>
+        <w:rPr>
+          <w:rtl/>
+          <w:cs/>
+          <w:lang w:val="ar_AE" w:bidi="ar_AE"/>
+        </w:rPr>
+      </w:r>
+      <w:r>
+        <w:rPr>
+          <w:rtl/>
+          <w:cs/>
+          <w:lang w:val="ar_AE" w:bidi="ar_AE"/>
+        </w:rPr>
+        <w:t>خروج 1:1–5</w:t>
+      </w:r>
+    </w:p>
+    <w:p>
+      <w:pPr>
+        <w:pStyle w:val="ListBullet"/>
+        <w:bidi/>
+        <w:spacing w:line="240" w:lineRule="auto"/>
+        <w:ind w:left="720"/>
+      </w:pPr>
+      <w:r>
+        <w:rPr>
+          <w:rtl/>
+          <w:cs/>
+          <w:lang w:val="ar_AE" w:bidi="ar_AE"/>
+        </w:rPr>
+      </w:r>
+      <w:r>
+        <w:rPr>
+          <w:rtl/>
+          <w:cs/>
+          <w:lang w:val="ar_AE" w:bidi="ar_AE"/>
+        </w:rPr>
+        <w:t>تكوين 30:11</w:t>
+      </w:r>
+    </w:p>
+    <w:p>
+      <w:pPr>
+        <w:pStyle w:val="ListBullet"/>
+        <w:bidi/>
+        <w:spacing w:line="240" w:lineRule="auto"/>
+        <w:ind w:left="720"/>
+      </w:pPr>
+      <w:r>
+        <w:rPr>
+          <w:rtl/>
+          <w:cs/>
+          <w:lang w:val="ar_AE" w:bidi="ar_AE"/>
+        </w:rPr>
+      </w:r>
+      <w:r>
+        <w:rPr>
+          <w:rtl/>
+          <w:cs/>
+          <w:lang w:val="ar_AE" w:bidi="ar_AE"/>
+        </w:rPr>
+        <w:t>يشوع 1:12</w:t>
+      </w:r>
+    </w:p>
+    <w:p>
+      <w:pPr>
+        <w:pStyle w:val="ListBullet"/>
+        <w:bidi/>
+        <w:spacing w:line="240" w:lineRule="auto"/>
+        <w:ind w:left="720"/>
+      </w:pPr>
+      <w:r>
+        <w:rPr>
+          <w:rtl/>
+          <w:cs/>
+          <w:lang w:val="ar_AE" w:bidi="ar_AE"/>
+        </w:rPr>
+      </w:r>
+      <w:r>
+        <w:rPr>
+          <w:rtl/>
+          <w:cs/>
+          <w:lang w:val="ar_AE" w:bidi="ar_AE"/>
+        </w:rPr>
+        <w:t>يشوع 21:38</w:t>
+      </w:r>
     </w:p>
     <w:p>
       <w:pPr>
@@ -2092,252 +1996,198 @@
           <w:lang w:val="ar_AE" w:bidi="ar_AE"/>
         </w:rPr>
       </w:r>
-      <w:hyperlink r:id="rId29">
-        <w:r>
-          <w:rPr>
-            <w:rtl/>
-            <w:cs/>
-            <w:lang w:val="ar_AE" w:bidi="ar_AE"/>
-          </w:rPr>
-          <w:rPr>
-            <w:color w:val="0000EE"/>
-            <w:u w:val="single"/>
-          </w:rPr>
-          <w:t>أعمال الرسل 7:26–28</w:t>
-        </w:r>
-      </w:hyperlink>
-    </w:p>
-    <w:p>
-      <w:pPr>
-        <w:pStyle w:val="ListBullet"/>
-        <w:bidi/>
-        <w:spacing w:line="240" w:lineRule="auto"/>
-        <w:ind w:left="720"/>
-      </w:pPr>
-      <w:r>
-        <w:rPr>
-          <w:rtl/>
-          <w:cs/>
-          <w:lang w:val="ar_AE" w:bidi="ar_AE"/>
-        </w:rPr>
-      </w:r>
-      <w:hyperlink r:id="rId30">
-        <w:r>
-          <w:rPr>
-            <w:rtl/>
-            <w:cs/>
-            <w:lang w:val="ar_AE" w:bidi="ar_AE"/>
-          </w:rPr>
-          <w:rPr>
-            <w:color w:val="0000EE"/>
-            <w:u w:val="single"/>
-          </w:rPr>
-          <w:t>أفسس 4:25–27</w:t>
-        </w:r>
-      </w:hyperlink>
-    </w:p>
-    <w:p>
-      <w:pPr>
-        <w:pStyle w:val="ListBullet"/>
-        <w:bidi/>
-        <w:spacing w:line="240" w:lineRule="auto"/>
-        <w:ind w:left="720"/>
-      </w:pPr>
-      <w:r>
-        <w:rPr>
-          <w:rtl/>
-          <w:cs/>
-          <w:lang w:val="ar_AE" w:bidi="ar_AE"/>
-        </w:rPr>
-      </w:r>
-      <w:hyperlink r:id="rId31">
-        <w:r>
-          <w:rPr>
-            <w:rtl/>
-            <w:cs/>
-            <w:lang w:val="ar_AE" w:bidi="ar_AE"/>
-          </w:rPr>
-          <w:rPr>
-            <w:color w:val="0000EE"/>
-            <w:u w:val="single"/>
-          </w:rPr>
-          <w:t>غلاطية 5:14</w:t>
-        </w:r>
-      </w:hyperlink>
-    </w:p>
-    <w:p>
-      <w:pPr>
-        <w:pStyle w:val="ListBullet"/>
-        <w:bidi/>
-        <w:spacing w:line="240" w:lineRule="auto"/>
-        <w:ind w:left="720"/>
-      </w:pPr>
-      <w:r>
-        <w:rPr>
-          <w:rtl/>
-          <w:cs/>
-          <w:lang w:val="ar_AE" w:bidi="ar_AE"/>
-        </w:rPr>
-      </w:r>
-      <w:hyperlink r:id="rId32">
-        <w:r>
-          <w:rPr>
-            <w:rtl/>
-            <w:cs/>
-            <w:lang w:val="ar_AE" w:bidi="ar_AE"/>
-          </w:rPr>
-          <w:rPr>
-            <w:color w:val="0000EE"/>
-            <w:u w:val="single"/>
-          </w:rPr>
-          <w:t>يعقوب 2:8</w:t>
-        </w:r>
-      </w:hyperlink>
-    </w:p>
-    <w:p>
-      <w:pPr>
-        <w:pStyle w:val="ListBullet"/>
-        <w:bidi/>
-        <w:spacing w:line="240" w:lineRule="auto"/>
-        <w:ind w:left="720"/>
-      </w:pPr>
-      <w:r>
-        <w:rPr>
-          <w:rtl/>
-          <w:cs/>
-          <w:lang w:val="ar_AE" w:bidi="ar_AE"/>
-        </w:rPr>
-      </w:r>
-      <w:hyperlink r:id="rId33">
-        <w:r>
-          <w:rPr>
-            <w:rtl/>
-            <w:cs/>
-            <w:lang w:val="ar_AE" w:bidi="ar_AE"/>
-          </w:rPr>
-          <w:rPr>
-            <w:color w:val="0000EE"/>
-            <w:u w:val="single"/>
-          </w:rPr>
-          <w:t>يوحنا 9:8–9</w:t>
-        </w:r>
-      </w:hyperlink>
-    </w:p>
-    <w:p>
-      <w:pPr>
-        <w:pStyle w:val="ListBullet"/>
-        <w:bidi/>
-        <w:spacing w:line="240" w:lineRule="auto"/>
-        <w:ind w:left="720"/>
-      </w:pPr>
-      <w:r>
-        <w:rPr>
-          <w:rtl/>
-          <w:cs/>
-          <w:lang w:val="ar_AE" w:bidi="ar_AE"/>
-        </w:rPr>
-      </w:r>
-      <w:hyperlink r:id="rId34">
-        <w:r>
-          <w:rPr>
-            <w:rtl/>
-            <w:cs/>
-            <w:lang w:val="ar_AE" w:bidi="ar_AE"/>
-          </w:rPr>
-          <w:rPr>
-            <w:color w:val="0000EE"/>
-            <w:u w:val="single"/>
-          </w:rPr>
-          <w:t>لوقا 1:58</w:t>
-        </w:r>
-      </w:hyperlink>
-    </w:p>
-    <w:p>
-      <w:pPr>
-        <w:pStyle w:val="ListBullet"/>
-        <w:bidi/>
-        <w:spacing w:line="240" w:lineRule="auto"/>
-        <w:ind w:left="720"/>
-      </w:pPr>
-      <w:r>
-        <w:rPr>
-          <w:rtl/>
-          <w:cs/>
-          <w:lang w:val="ar_AE" w:bidi="ar_AE"/>
-        </w:rPr>
-      </w:r>
-      <w:hyperlink r:id="rId35">
-        <w:r>
-          <w:rPr>
-            <w:rtl/>
-            <w:cs/>
-            <w:lang w:val="ar_AE" w:bidi="ar_AE"/>
-          </w:rPr>
-          <w:rPr>
-            <w:color w:val="0000EE"/>
-            <w:u w:val="single"/>
-          </w:rPr>
-          <w:t>متى 5:43</w:t>
-        </w:r>
-      </w:hyperlink>
-    </w:p>
-    <w:p>
-      <w:pPr>
-        <w:pStyle w:val="ListBullet"/>
-        <w:bidi/>
-        <w:spacing w:line="240" w:lineRule="auto"/>
-        <w:ind w:left="720"/>
-      </w:pPr>
-      <w:r>
-        <w:rPr>
-          <w:rtl/>
-          <w:cs/>
-          <w:lang w:val="ar_AE" w:bidi="ar_AE"/>
-        </w:rPr>
-      </w:r>
-      <w:hyperlink r:id="rId36">
-        <w:r>
-          <w:rPr>
-            <w:rtl/>
-            <w:cs/>
-            <w:lang w:val="ar_AE" w:bidi="ar_AE"/>
-          </w:rPr>
-          <w:rPr>
-            <w:color w:val="0000EE"/>
-            <w:u w:val="single"/>
-          </w:rPr>
-          <w:t>متى 19:19</w:t>
-        </w:r>
-      </w:hyperlink>
-    </w:p>
-    <w:p>
-      <w:pPr>
-        <w:pStyle w:val="ListBullet"/>
-        <w:bidi/>
-        <w:spacing w:line="240" w:lineRule="auto"/>
-        <w:ind w:left="720"/>
-      </w:pPr>
-      <w:r>
-        <w:rPr>
-          <w:rtl/>
-          <w:cs/>
-          <w:lang w:val="ar_AE" w:bidi="ar_AE"/>
-        </w:rPr>
-      </w:r>
-      <w:hyperlink r:id="rId37">
-        <w:r>
-          <w:rPr>
-            <w:rtl/>
-            <w:cs/>
-            <w:lang w:val="ar_AE" w:bidi="ar_AE"/>
-          </w:rPr>
-          <w:rPr>
-            <w:color w:val="0000EE"/>
-            <w:u w:val="single"/>
-          </w:rPr>
-          <w:t>متى 22:39</w:t>
-        </w:r>
-      </w:hyperlink>
+      <w:r>
+        <w:rPr>
+          <w:rtl/>
+          <w:cs/>
+          <w:lang w:val="ar_AE" w:bidi="ar_AE"/>
+        </w:rPr>
+        <w:t>أعمال الرسل 7:26–28</w:t>
+      </w:r>
+    </w:p>
+    <w:p>
+      <w:pPr>
+        <w:pStyle w:val="ListBullet"/>
+        <w:bidi/>
+        <w:spacing w:line="240" w:lineRule="auto"/>
+        <w:ind w:left="720"/>
+      </w:pPr>
+      <w:r>
+        <w:rPr>
+          <w:rtl/>
+          <w:cs/>
+          <w:lang w:val="ar_AE" w:bidi="ar_AE"/>
+        </w:rPr>
+      </w:r>
+      <w:r>
+        <w:rPr>
+          <w:rtl/>
+          <w:cs/>
+          <w:lang w:val="ar_AE" w:bidi="ar_AE"/>
+        </w:rPr>
+        <w:t>أفسس 4:25–27</w:t>
+      </w:r>
+    </w:p>
+    <w:p>
+      <w:pPr>
+        <w:pStyle w:val="ListBullet"/>
+        <w:bidi/>
+        <w:spacing w:line="240" w:lineRule="auto"/>
+        <w:ind w:left="720"/>
+      </w:pPr>
+      <w:r>
+        <w:rPr>
+          <w:rtl/>
+          <w:cs/>
+          <w:lang w:val="ar_AE" w:bidi="ar_AE"/>
+        </w:rPr>
+      </w:r>
+      <w:r>
+        <w:rPr>
+          <w:rtl/>
+          <w:cs/>
+          <w:lang w:val="ar_AE" w:bidi="ar_AE"/>
+        </w:rPr>
+        <w:t>غلاطية 5:14</w:t>
+      </w:r>
+    </w:p>
+    <w:p>
+      <w:pPr>
+        <w:pStyle w:val="ListBullet"/>
+        <w:bidi/>
+        <w:spacing w:line="240" w:lineRule="auto"/>
+        <w:ind w:left="720"/>
+      </w:pPr>
+      <w:r>
+        <w:rPr>
+          <w:rtl/>
+          <w:cs/>
+          <w:lang w:val="ar_AE" w:bidi="ar_AE"/>
+        </w:rPr>
+      </w:r>
+      <w:r>
+        <w:rPr>
+          <w:rtl/>
+          <w:cs/>
+          <w:lang w:val="ar_AE" w:bidi="ar_AE"/>
+        </w:rPr>
+        <w:t>يعقوب 2:8</w:t>
+      </w:r>
+    </w:p>
+    <w:p>
+      <w:pPr>
+        <w:pStyle w:val="ListBullet"/>
+        <w:bidi/>
+        <w:spacing w:line="240" w:lineRule="auto"/>
+        <w:ind w:left="720"/>
+      </w:pPr>
+      <w:r>
+        <w:rPr>
+          <w:rtl/>
+          <w:cs/>
+          <w:lang w:val="ar_AE" w:bidi="ar_AE"/>
+        </w:rPr>
+      </w:r>
+      <w:r>
+        <w:rPr>
+          <w:rtl/>
+          <w:cs/>
+          <w:lang w:val="ar_AE" w:bidi="ar_AE"/>
+        </w:rPr>
+        <w:t>يوحنا 9:8–9</w:t>
+      </w:r>
+    </w:p>
+    <w:p>
+      <w:pPr>
+        <w:pStyle w:val="ListBullet"/>
+        <w:bidi/>
+        <w:spacing w:line="240" w:lineRule="auto"/>
+        <w:ind w:left="720"/>
+      </w:pPr>
+      <w:r>
+        <w:rPr>
+          <w:rtl/>
+          <w:cs/>
+          <w:lang w:val="ar_AE" w:bidi="ar_AE"/>
+        </w:rPr>
+      </w:r>
+      <w:r>
+        <w:rPr>
+          <w:rtl/>
+          <w:cs/>
+          <w:lang w:val="ar_AE" w:bidi="ar_AE"/>
+        </w:rPr>
+        <w:t>لوقا 1:58</w:t>
+      </w:r>
+    </w:p>
+    <w:p>
+      <w:pPr>
+        <w:pStyle w:val="ListBullet"/>
+        <w:bidi/>
+        <w:spacing w:line="240" w:lineRule="auto"/>
+        <w:ind w:left="720"/>
+      </w:pPr>
+      <w:r>
+        <w:rPr>
+          <w:rtl/>
+          <w:cs/>
+          <w:lang w:val="ar_AE" w:bidi="ar_AE"/>
+        </w:rPr>
+      </w:r>
+      <w:r>
+        <w:rPr>
+          <w:rtl/>
+          <w:cs/>
+          <w:lang w:val="ar_AE" w:bidi="ar_AE"/>
+        </w:rPr>
+        <w:t>متى 5:43</w:t>
+      </w:r>
+    </w:p>
+    <w:p>
+      <w:pPr>
+        <w:pStyle w:val="ListBullet"/>
+        <w:bidi/>
+        <w:spacing w:line="240" w:lineRule="auto"/>
+        <w:ind w:left="720"/>
+      </w:pPr>
+      <w:r>
+        <w:rPr>
+          <w:rtl/>
+          <w:cs/>
+          <w:lang w:val="ar_AE" w:bidi="ar_AE"/>
+        </w:rPr>
+      </w:r>
+      <w:r>
+        <w:rPr>
+          <w:rtl/>
+          <w:cs/>
+          <w:lang w:val="ar_AE" w:bidi="ar_AE"/>
+        </w:rPr>
+        <w:t>متى 19:19</w:t>
+      </w:r>
+    </w:p>
+    <w:p>
+      <w:pPr>
+        <w:pStyle w:val="ListBullet"/>
+        <w:bidi/>
+        <w:spacing w:line="240" w:lineRule="auto"/>
+        <w:ind w:left="720"/>
+      </w:pPr>
+      <w:r>
+        <w:rPr>
+          <w:rtl/>
+          <w:cs/>
+          <w:lang w:val="ar_AE" w:bidi="ar_AE"/>
+        </w:rPr>
+      </w:r>
+      <w:r>
+        <w:rPr>
+          <w:rtl/>
+          <w:cs/>
+          <w:lang w:val="ar_AE" w:bidi="ar_AE"/>
+        </w:rPr>
+        <w:t>متى 22:39</w:t>
+      </w:r>
     </w:p>
     <w:p>
       <w:pPr>
@@ -2736,136 +2586,106 @@
           <w:lang w:val="ar_AE" w:bidi="ar_AE"/>
         </w:rPr>
       </w:r>
-      <w:hyperlink r:id="rId38">
-        <w:r>
-          <w:rPr>
-            <w:rtl/>
-            <w:cs/>
-            <w:lang w:val="ar_AE" w:bidi="ar_AE"/>
-          </w:rPr>
-          <w:rPr>
-            <w:color w:val="0000EE"/>
-            <w:u w:val="single"/>
-          </w:rPr>
-          <w:t>خروج 8: 22–24</w:t>
-        </w:r>
-      </w:hyperlink>
-    </w:p>
-    <w:p>
-      <w:pPr>
-        <w:pStyle w:val="ListBullet"/>
-        <w:bidi/>
-        <w:spacing w:line="240" w:lineRule="auto"/>
-        <w:ind w:left="720"/>
-      </w:pPr>
-      <w:r>
-        <w:rPr>
-          <w:rtl/>
-          <w:cs/>
-          <w:lang w:val="ar_AE" w:bidi="ar_AE"/>
-        </w:rPr>
-      </w:r>
-      <w:hyperlink r:id="rId39">
-        <w:r>
-          <w:rPr>
-            <w:rtl/>
-            <w:cs/>
-            <w:lang w:val="ar_AE" w:bidi="ar_AE"/>
-          </w:rPr>
-          <w:rPr>
-            <w:color w:val="0000EE"/>
-            <w:u w:val="single"/>
-          </w:rPr>
-          <w:t>تكوين 45: 11</w:t>
-        </w:r>
-      </w:hyperlink>
-    </w:p>
-    <w:p>
-      <w:pPr>
-        <w:pStyle w:val="ListBullet"/>
-        <w:bidi/>
-        <w:spacing w:line="240" w:lineRule="auto"/>
-        <w:ind w:left="720"/>
-      </w:pPr>
-      <w:r>
-        <w:rPr>
-          <w:rtl/>
-          <w:cs/>
-          <w:lang w:val="ar_AE" w:bidi="ar_AE"/>
-        </w:rPr>
-      </w:r>
-      <w:hyperlink r:id="rId40">
-        <w:r>
-          <w:rPr>
-            <w:rtl/>
-            <w:cs/>
-            <w:lang w:val="ar_AE" w:bidi="ar_AE"/>
-          </w:rPr>
-          <w:rPr>
-            <w:color w:val="0000EE"/>
-            <w:u w:val="single"/>
-          </w:rPr>
-          <w:t>تكوين 47: 2</w:t>
-        </w:r>
-      </w:hyperlink>
-    </w:p>
-    <w:p>
-      <w:pPr>
-        <w:pStyle w:val="ListBullet"/>
-        <w:bidi/>
-        <w:spacing w:line="240" w:lineRule="auto"/>
-        <w:ind w:left="720"/>
-      </w:pPr>
-      <w:r>
-        <w:rPr>
-          <w:rtl/>
-          <w:cs/>
-          <w:lang w:val="ar_AE" w:bidi="ar_AE"/>
-        </w:rPr>
-      </w:r>
-      <w:hyperlink r:id="rId41">
-        <w:r>
-          <w:rPr>
-            <w:rtl/>
-            <w:cs/>
-            <w:lang w:val="ar_AE" w:bidi="ar_AE"/>
-          </w:rPr>
-          <w:rPr>
-            <w:color w:val="0000EE"/>
-            <w:u w:val="single"/>
-          </w:rPr>
-          <w:t>تكوين 50: 7–9</w:t>
-        </w:r>
-      </w:hyperlink>
-    </w:p>
-    <w:p>
-      <w:pPr>
-        <w:pStyle w:val="ListBullet"/>
-        <w:bidi/>
-        <w:spacing w:line="240" w:lineRule="auto"/>
-        <w:ind w:left="720"/>
-      </w:pPr>
-      <w:r>
-        <w:rPr>
-          <w:rtl/>
-          <w:cs/>
-          <w:lang w:val="ar_AE" w:bidi="ar_AE"/>
-        </w:rPr>
-      </w:r>
-      <w:hyperlink r:id="rId42">
-        <w:r>
-          <w:rPr>
-            <w:rtl/>
-            <w:cs/>
-            <w:lang w:val="ar_AE" w:bidi="ar_AE"/>
-          </w:rPr>
-          <w:rPr>
-            <w:color w:val="0000EE"/>
-            <w:u w:val="single"/>
-          </w:rPr>
-          <w:t>يشوع 10: 40–41</w:t>
-        </w:r>
-      </w:hyperlink>
+      <w:r>
+        <w:rPr>
+          <w:rtl/>
+          <w:cs/>
+          <w:lang w:val="ar_AE" w:bidi="ar_AE"/>
+        </w:rPr>
+        <w:t>خروج 8: 22–24</w:t>
+      </w:r>
+    </w:p>
+    <w:p>
+      <w:pPr>
+        <w:pStyle w:val="ListBullet"/>
+        <w:bidi/>
+        <w:spacing w:line="240" w:lineRule="auto"/>
+        <w:ind w:left="720"/>
+      </w:pPr>
+      <w:r>
+        <w:rPr>
+          <w:rtl/>
+          <w:cs/>
+          <w:lang w:val="ar_AE" w:bidi="ar_AE"/>
+        </w:rPr>
+      </w:r>
+      <w:r>
+        <w:rPr>
+          <w:rtl/>
+          <w:cs/>
+          <w:lang w:val="ar_AE" w:bidi="ar_AE"/>
+        </w:rPr>
+        <w:t>تكوين 45: 11</w:t>
+      </w:r>
+    </w:p>
+    <w:p>
+      <w:pPr>
+        <w:pStyle w:val="ListBullet"/>
+        <w:bidi/>
+        <w:spacing w:line="240" w:lineRule="auto"/>
+        <w:ind w:left="720"/>
+      </w:pPr>
+      <w:r>
+        <w:rPr>
+          <w:rtl/>
+          <w:cs/>
+          <w:lang w:val="ar_AE" w:bidi="ar_AE"/>
+        </w:rPr>
+      </w:r>
+      <w:r>
+        <w:rPr>
+          <w:rtl/>
+          <w:cs/>
+          <w:lang w:val="ar_AE" w:bidi="ar_AE"/>
+        </w:rPr>
+        <w:t>تكوين 47: 2</w:t>
+      </w:r>
+    </w:p>
+    <w:p>
+      <w:pPr>
+        <w:pStyle w:val="ListBullet"/>
+        <w:bidi/>
+        <w:spacing w:line="240" w:lineRule="auto"/>
+        <w:ind w:left="720"/>
+      </w:pPr>
+      <w:r>
+        <w:rPr>
+          <w:rtl/>
+          <w:cs/>
+          <w:lang w:val="ar_AE" w:bidi="ar_AE"/>
+        </w:rPr>
+      </w:r>
+      <w:r>
+        <w:rPr>
+          <w:rtl/>
+          <w:cs/>
+          <w:lang w:val="ar_AE" w:bidi="ar_AE"/>
+        </w:rPr>
+        <w:t>تكوين 50: 7–9</w:t>
+      </w:r>
+    </w:p>
+    <w:p>
+      <w:pPr>
+        <w:pStyle w:val="ListBullet"/>
+        <w:bidi/>
+        <w:spacing w:line="240" w:lineRule="auto"/>
+        <w:ind w:left="720"/>
+      </w:pPr>
+      <w:r>
+        <w:rPr>
+          <w:rtl/>
+          <w:cs/>
+          <w:lang w:val="ar_AE" w:bidi="ar_AE"/>
+        </w:rPr>
+      </w:r>
+      <w:r>
+        <w:rPr>
+          <w:rtl/>
+          <w:cs/>
+          <w:lang w:val="ar_AE" w:bidi="ar_AE"/>
+        </w:rPr>
+        <w:t>يشوع 10: 40–41</w:t>
+      </w:r>
     </w:p>
     <w:p>
       <w:pPr>
@@ -3201,223 +3021,175 @@
           <w:lang w:val="ar_AE" w:bidi="ar_AE"/>
         </w:rPr>
       </w:r>
-      <w:hyperlink r:id="rId43">
-        <w:r>
-          <w:rPr>
-            <w:rtl/>
-            <w:cs/>
-            <w:lang w:val="ar_AE" w:bidi="ar_AE"/>
-          </w:rPr>
-          <w:rPr>
-            <w:color w:val="0000EE"/>
-            <w:u w:val="single"/>
-          </w:rPr>
-          <w:t>الجامعة 1: 17</w:t>
-        </w:r>
-      </w:hyperlink>
-    </w:p>
-    <w:p>
-      <w:pPr>
-        <w:pStyle w:val="ListBullet"/>
-        <w:bidi/>
-        <w:spacing w:line="240" w:lineRule="auto"/>
-        <w:ind w:left="720"/>
-      </w:pPr>
-      <w:r>
-        <w:rPr>
-          <w:rtl/>
-          <w:cs/>
-          <w:lang w:val="ar_AE" w:bidi="ar_AE"/>
-        </w:rPr>
-      </w:r>
-      <w:hyperlink r:id="rId44">
-        <w:r>
-          <w:rPr>
-            <w:rtl/>
-            <w:cs/>
-            <w:lang w:val="ar_AE" w:bidi="ar_AE"/>
-          </w:rPr>
-          <w:rPr>
-            <w:color w:val="0000EE"/>
-            <w:u w:val="single"/>
-          </w:rPr>
-          <w:t>أفسس 5: 15</w:t>
-        </w:r>
-      </w:hyperlink>
-    </w:p>
-    <w:p>
-      <w:pPr>
-        <w:pStyle w:val="ListBullet"/>
-        <w:bidi/>
-        <w:spacing w:line="240" w:lineRule="auto"/>
-        <w:ind w:left="720"/>
-      </w:pPr>
-      <w:r>
-        <w:rPr>
-          <w:rtl/>
-          <w:cs/>
-          <w:lang w:val="ar_AE" w:bidi="ar_AE"/>
-        </w:rPr>
-      </w:r>
-      <w:hyperlink r:id="rId45">
-        <w:r>
-          <w:rPr>
-            <w:rtl/>
-            <w:cs/>
-            <w:lang w:val="ar_AE" w:bidi="ar_AE"/>
-          </w:rPr>
-          <w:rPr>
-            <w:color w:val="0000EE"/>
-            <w:u w:val="single"/>
-          </w:rPr>
-          <w:t>غلاطية 3: 3</w:t>
-        </w:r>
-      </w:hyperlink>
-    </w:p>
-    <w:p>
-      <w:pPr>
-        <w:pStyle w:val="ListBullet"/>
-        <w:bidi/>
-        <w:spacing w:line="240" w:lineRule="auto"/>
-        <w:ind w:left="720"/>
-      </w:pPr>
-      <w:r>
-        <w:rPr>
-          <w:rtl/>
-          <w:cs/>
-          <w:lang w:val="ar_AE" w:bidi="ar_AE"/>
-        </w:rPr>
-      </w:r>
-      <w:hyperlink r:id="rId46">
-        <w:r>
-          <w:rPr>
-            <w:rtl/>
-            <w:cs/>
-            <w:lang w:val="ar_AE" w:bidi="ar_AE"/>
-          </w:rPr>
-          <w:rPr>
-            <w:color w:val="0000EE"/>
-            <w:u w:val="single"/>
-          </w:rPr>
-          <w:t>تكوين 31: 28</w:t>
-        </w:r>
-      </w:hyperlink>
-    </w:p>
-    <w:p>
-      <w:pPr>
-        <w:pStyle w:val="ListBullet"/>
-        <w:bidi/>
-        <w:spacing w:line="240" w:lineRule="auto"/>
-        <w:ind w:left="720"/>
-      </w:pPr>
-      <w:r>
-        <w:rPr>
-          <w:rtl/>
-          <w:cs/>
-          <w:lang w:val="ar_AE" w:bidi="ar_AE"/>
-        </w:rPr>
-      </w:r>
-      <w:hyperlink r:id="rId47">
-        <w:r>
-          <w:rPr>
-            <w:rtl/>
-            <w:cs/>
-            <w:lang w:val="ar_AE" w:bidi="ar_AE"/>
-          </w:rPr>
-          <w:rPr>
-            <w:color w:val="0000EE"/>
-            <w:u w:val="single"/>
-          </w:rPr>
-          <w:t>متى 7: 26</w:t>
-        </w:r>
-      </w:hyperlink>
-    </w:p>
-    <w:p>
-      <w:pPr>
-        <w:pStyle w:val="ListBullet"/>
-        <w:bidi/>
-        <w:spacing w:line="240" w:lineRule="auto"/>
-        <w:ind w:left="720"/>
-      </w:pPr>
-      <w:r>
-        <w:rPr>
-          <w:rtl/>
-          <w:cs/>
-          <w:lang w:val="ar_AE" w:bidi="ar_AE"/>
-        </w:rPr>
-      </w:r>
-      <w:hyperlink r:id="rId48">
-        <w:r>
-          <w:rPr>
-            <w:rtl/>
-            <w:cs/>
-            <w:lang w:val="ar_AE" w:bidi="ar_AE"/>
-          </w:rPr>
-          <w:rPr>
-            <w:color w:val="0000EE"/>
-            <w:u w:val="single"/>
-          </w:rPr>
-          <w:t>متى 25: 8</w:t>
-        </w:r>
-      </w:hyperlink>
-    </w:p>
-    <w:p>
-      <w:pPr>
-        <w:pStyle w:val="ListBullet"/>
-        <w:bidi/>
-        <w:spacing w:line="240" w:lineRule="auto"/>
-        <w:ind w:left="720"/>
-      </w:pPr>
-      <w:r>
-        <w:rPr>
-          <w:rtl/>
-          <w:cs/>
-          <w:lang w:val="ar_AE" w:bidi="ar_AE"/>
-        </w:rPr>
-      </w:r>
-      <w:hyperlink r:id="rId49">
-        <w:r>
-          <w:rPr>
-            <w:rtl/>
-            <w:cs/>
-            <w:lang w:val="ar_AE" w:bidi="ar_AE"/>
-          </w:rPr>
-          <w:rPr>
-            <w:color w:val="0000EE"/>
-            <w:u w:val="single"/>
-          </w:rPr>
-          <w:t>أمثال 13: 16</w:t>
-        </w:r>
-      </w:hyperlink>
-    </w:p>
-    <w:p>
-      <w:pPr>
-        <w:pStyle w:val="ListBullet"/>
-        <w:bidi/>
-        <w:spacing w:line="240" w:lineRule="auto"/>
-        <w:ind w:left="720"/>
-      </w:pPr>
-      <w:r>
-        <w:rPr>
-          <w:rtl/>
-          <w:cs/>
-          <w:lang w:val="ar_AE" w:bidi="ar_AE"/>
-        </w:rPr>
-      </w:r>
-      <w:hyperlink r:id="rId50">
-        <w:r>
-          <w:rPr>
-            <w:rtl/>
-            <w:cs/>
-            <w:lang w:val="ar_AE" w:bidi="ar_AE"/>
-          </w:rPr>
-          <w:rPr>
-            <w:color w:val="0000EE"/>
-            <w:u w:val="single"/>
-          </w:rPr>
-          <w:t>مزامير 49: 13</w:t>
-        </w:r>
-      </w:hyperlink>
+      <w:r>
+        <w:rPr>
+          <w:rtl/>
+          <w:cs/>
+          <w:lang w:val="ar_AE" w:bidi="ar_AE"/>
+        </w:rPr>
+        <w:t>الجامعة 1: 17</w:t>
+      </w:r>
+    </w:p>
+    <w:p>
+      <w:pPr>
+        <w:pStyle w:val="ListBullet"/>
+        <w:bidi/>
+        <w:spacing w:line="240" w:lineRule="auto"/>
+        <w:ind w:left="720"/>
+      </w:pPr>
+      <w:r>
+        <w:rPr>
+          <w:rtl/>
+          <w:cs/>
+          <w:lang w:val="ar_AE" w:bidi="ar_AE"/>
+        </w:rPr>
+      </w:r>
+      <w:r>
+        <w:rPr>
+          <w:rtl/>
+          <w:cs/>
+          <w:lang w:val="ar_AE" w:bidi="ar_AE"/>
+        </w:rPr>
+        <w:t>أفسس 5: 15</w:t>
+      </w:r>
+    </w:p>
+    <w:p>
+      <w:pPr>
+        <w:pStyle w:val="ListBullet"/>
+        <w:bidi/>
+        <w:spacing w:line="240" w:lineRule="auto"/>
+        <w:ind w:left="720"/>
+      </w:pPr>
+      <w:r>
+        <w:rPr>
+          <w:rtl/>
+          <w:cs/>
+          <w:lang w:val="ar_AE" w:bidi="ar_AE"/>
+        </w:rPr>
+      </w:r>
+      <w:r>
+        <w:rPr>
+          <w:rtl/>
+          <w:cs/>
+          <w:lang w:val="ar_AE" w:bidi="ar_AE"/>
+        </w:rPr>
+        <w:t>غلاطية 3: 3</w:t>
+      </w:r>
+    </w:p>
+    <w:p>
+      <w:pPr>
+        <w:pStyle w:val="ListBullet"/>
+        <w:bidi/>
+        <w:spacing w:line="240" w:lineRule="auto"/>
+        <w:ind w:left="720"/>
+      </w:pPr>
+      <w:r>
+        <w:rPr>
+          <w:rtl/>
+          <w:cs/>
+          <w:lang w:val="ar_AE" w:bidi="ar_AE"/>
+        </w:rPr>
+      </w:r>
+      <w:r>
+        <w:rPr>
+          <w:rtl/>
+          <w:cs/>
+          <w:lang w:val="ar_AE" w:bidi="ar_AE"/>
+        </w:rPr>
+        <w:t>تكوين 31: 28</w:t>
+      </w:r>
+    </w:p>
+    <w:p>
+      <w:pPr>
+        <w:pStyle w:val="ListBullet"/>
+        <w:bidi/>
+        <w:spacing w:line="240" w:lineRule="auto"/>
+        <w:ind w:left="720"/>
+      </w:pPr>
+      <w:r>
+        <w:rPr>
+          <w:rtl/>
+          <w:cs/>
+          <w:lang w:val="ar_AE" w:bidi="ar_AE"/>
+        </w:rPr>
+      </w:r>
+      <w:r>
+        <w:rPr>
+          <w:rtl/>
+          <w:cs/>
+          <w:lang w:val="ar_AE" w:bidi="ar_AE"/>
+        </w:rPr>
+        <w:t>متى 7: 26</w:t>
+      </w:r>
+    </w:p>
+    <w:p>
+      <w:pPr>
+        <w:pStyle w:val="ListBullet"/>
+        <w:bidi/>
+        <w:spacing w:line="240" w:lineRule="auto"/>
+        <w:ind w:left="720"/>
+      </w:pPr>
+      <w:r>
+        <w:rPr>
+          <w:rtl/>
+          <w:cs/>
+          <w:lang w:val="ar_AE" w:bidi="ar_AE"/>
+        </w:rPr>
+      </w:r>
+      <w:r>
+        <w:rPr>
+          <w:rtl/>
+          <w:cs/>
+          <w:lang w:val="ar_AE" w:bidi="ar_AE"/>
+        </w:rPr>
+        <w:t>متى 25: 8</w:t>
+      </w:r>
+    </w:p>
+    <w:p>
+      <w:pPr>
+        <w:pStyle w:val="ListBullet"/>
+        <w:bidi/>
+        <w:spacing w:line="240" w:lineRule="auto"/>
+        <w:ind w:left="720"/>
+      </w:pPr>
+      <w:r>
+        <w:rPr>
+          <w:rtl/>
+          <w:cs/>
+          <w:lang w:val="ar_AE" w:bidi="ar_AE"/>
+        </w:rPr>
+      </w:r>
+      <w:r>
+        <w:rPr>
+          <w:rtl/>
+          <w:cs/>
+          <w:lang w:val="ar_AE" w:bidi="ar_AE"/>
+        </w:rPr>
+        <w:t>أمثال 13: 16</w:t>
+      </w:r>
+    </w:p>
+    <w:p>
+      <w:pPr>
+        <w:pStyle w:val="ListBullet"/>
+        <w:bidi/>
+        <w:spacing w:line="240" w:lineRule="auto"/>
+        <w:ind w:left="720"/>
+      </w:pPr>
+      <w:r>
+        <w:rPr>
+          <w:rtl/>
+          <w:cs/>
+          <w:lang w:val="ar_AE" w:bidi="ar_AE"/>
+        </w:rPr>
+      </w:r>
+      <w:r>
+        <w:rPr>
+          <w:rtl/>
+          <w:cs/>
+          <w:lang w:val="ar_AE" w:bidi="ar_AE"/>
+        </w:rPr>
+        <w:t>مزامير 49: 13</w:t>
+      </w:r>
     </w:p>
     <w:p>
       <w:pPr>
@@ -3679,49 +3451,37 @@
           <w:lang w:val="ar_AE" w:bidi="ar_AE"/>
         </w:rPr>
       </w:r>
-      <w:hyperlink r:id="rId51">
-        <w:r>
-          <w:rPr>
-            <w:rtl/>
-            <w:cs/>
-            <w:lang w:val="ar_AE" w:bidi="ar_AE"/>
-          </w:rPr>
-          <w:rPr>
-            <w:color w:val="0000EE"/>
-            <w:u w:val="single"/>
-          </w:rPr>
-          <w:t>تكوين 6: 4</w:t>
-        </w:r>
-      </w:hyperlink>
-    </w:p>
-    <w:p>
-      <w:pPr>
-        <w:pStyle w:val="ListBullet"/>
-        <w:bidi/>
-        <w:spacing w:line="240" w:lineRule="auto"/>
-        <w:ind w:left="720"/>
-      </w:pPr>
-      <w:r>
-        <w:rPr>
-          <w:rtl/>
-          <w:cs/>
-          <w:lang w:val="ar_AE" w:bidi="ar_AE"/>
-        </w:rPr>
-      </w:r>
-      <w:hyperlink r:id="rId52">
-        <w:r>
-          <w:rPr>
-            <w:rtl/>
-            <w:cs/>
-            <w:lang w:val="ar_AE" w:bidi="ar_AE"/>
-          </w:rPr>
-          <w:rPr>
-            <w:color w:val="0000EE"/>
-            <w:u w:val="single"/>
-          </w:rPr>
-          <w:t>عدد 13: 32–33</w:t>
-        </w:r>
-      </w:hyperlink>
+      <w:r>
+        <w:rPr>
+          <w:rtl/>
+          <w:cs/>
+          <w:lang w:val="ar_AE" w:bidi="ar_AE"/>
+        </w:rPr>
+        <w:t>تكوين 6: 4</w:t>
+      </w:r>
+    </w:p>
+    <w:p>
+      <w:pPr>
+        <w:pStyle w:val="ListBullet"/>
+        <w:bidi/>
+        <w:spacing w:line="240" w:lineRule="auto"/>
+        <w:ind w:left="720"/>
+      </w:pPr>
+      <w:r>
+        <w:rPr>
+          <w:rtl/>
+          <w:cs/>
+          <w:lang w:val="ar_AE" w:bidi="ar_AE"/>
+        </w:rPr>
+      </w:r>
+      <w:r>
+        <w:rPr>
+          <w:rtl/>
+          <w:cs/>
+          <w:lang w:val="ar_AE" w:bidi="ar_AE"/>
+        </w:rPr>
+        <w:t>عدد 13: 32–33</w:t>
+      </w:r>
     </w:p>
     <w:p>
       <w:pPr>
@@ -4129,107 +3889,83 @@
           <w:lang w:val="ar_AE" w:bidi="ar_AE"/>
         </w:rPr>
       </w:r>
-      <w:hyperlink r:id="rId53">
-        <w:r>
-          <w:rPr>
-            <w:rtl/>
-            <w:cs/>
-            <w:lang w:val="ar_AE" w:bidi="ar_AE"/>
-          </w:rPr>
-          <w:rPr>
-            <w:color w:val="0000EE"/>
-            <w:u w:val="single"/>
-          </w:rPr>
-          <w:t>دانيال 8:15–17</w:t>
-        </w:r>
-      </w:hyperlink>
-    </w:p>
-    <w:p>
-      <w:pPr>
-        <w:pStyle w:val="ListBullet"/>
-        <w:bidi/>
-        <w:spacing w:line="240" w:lineRule="auto"/>
-        <w:ind w:left="720"/>
-      </w:pPr>
-      <w:r>
-        <w:rPr>
-          <w:rtl/>
-          <w:cs/>
-          <w:lang w:val="ar_AE" w:bidi="ar_AE"/>
-        </w:rPr>
-      </w:r>
-      <w:hyperlink r:id="rId54">
-        <w:r>
-          <w:rPr>
-            <w:rtl/>
-            <w:cs/>
-            <w:lang w:val="ar_AE" w:bidi="ar_AE"/>
-          </w:rPr>
-          <w:rPr>
-            <w:color w:val="0000EE"/>
-            <w:u w:val="single"/>
-          </w:rPr>
-          <w:t>دانيال 9:21</w:t>
-        </w:r>
-      </w:hyperlink>
-    </w:p>
-    <w:p>
-      <w:pPr>
-        <w:pStyle w:val="ListBullet"/>
-        <w:bidi/>
-        <w:spacing w:line="240" w:lineRule="auto"/>
-        <w:ind w:left="720"/>
-      </w:pPr>
-      <w:r>
-        <w:rPr>
-          <w:rtl/>
-          <w:cs/>
-          <w:lang w:val="ar_AE" w:bidi="ar_AE"/>
-        </w:rPr>
-      </w:r>
-      <w:hyperlink r:id="rId55">
-        <w:r>
-          <w:rPr>
-            <w:rtl/>
-            <w:cs/>
-            <w:lang w:val="ar_AE" w:bidi="ar_AE"/>
-          </w:rPr>
-          <w:rPr>
-            <w:color w:val="0000EE"/>
-            <w:u w:val="single"/>
-          </w:rPr>
-          <w:t>لوقا 1:19</w:t>
-        </w:r>
-      </w:hyperlink>
-    </w:p>
-    <w:p>
-      <w:pPr>
-        <w:pStyle w:val="ListBullet"/>
-        <w:bidi/>
-        <w:spacing w:line="240" w:lineRule="auto"/>
-        <w:ind w:left="720"/>
-      </w:pPr>
-      <w:r>
-        <w:rPr>
-          <w:rtl/>
-          <w:cs/>
-          <w:lang w:val="ar_AE" w:bidi="ar_AE"/>
-        </w:rPr>
-      </w:r>
-      <w:hyperlink r:id="rId56">
-        <w:r>
-          <w:rPr>
-            <w:rtl/>
-            <w:cs/>
-            <w:lang w:val="ar_AE" w:bidi="ar_AE"/>
-          </w:rPr>
-          <w:rPr>
-            <w:color w:val="0000EE"/>
-            <w:u w:val="single"/>
-          </w:rPr>
-          <w:t>لوقا 1:26</w:t>
-        </w:r>
-      </w:hyperlink>
+      <w:r>
+        <w:rPr>
+          <w:rtl/>
+          <w:cs/>
+          <w:lang w:val="ar_AE" w:bidi="ar_AE"/>
+        </w:rPr>
+        <w:t>دانيال 8:15–17</w:t>
+      </w:r>
+    </w:p>
+    <w:p>
+      <w:pPr>
+        <w:pStyle w:val="ListBullet"/>
+        <w:bidi/>
+        <w:spacing w:line="240" w:lineRule="auto"/>
+        <w:ind w:left="720"/>
+      </w:pPr>
+      <w:r>
+        <w:rPr>
+          <w:rtl/>
+          <w:cs/>
+          <w:lang w:val="ar_AE" w:bidi="ar_AE"/>
+        </w:rPr>
+      </w:r>
+      <w:r>
+        <w:rPr>
+          <w:rtl/>
+          <w:cs/>
+          <w:lang w:val="ar_AE" w:bidi="ar_AE"/>
+        </w:rPr>
+        <w:t>دانيال 9:21</w:t>
+      </w:r>
+    </w:p>
+    <w:p>
+      <w:pPr>
+        <w:pStyle w:val="ListBullet"/>
+        <w:bidi/>
+        <w:spacing w:line="240" w:lineRule="auto"/>
+        <w:ind w:left="720"/>
+      </w:pPr>
+      <w:r>
+        <w:rPr>
+          <w:rtl/>
+          <w:cs/>
+          <w:lang w:val="ar_AE" w:bidi="ar_AE"/>
+        </w:rPr>
+      </w:r>
+      <w:r>
+        <w:rPr>
+          <w:rtl/>
+          <w:cs/>
+          <w:lang w:val="ar_AE" w:bidi="ar_AE"/>
+        </w:rPr>
+        <w:t>لوقا 1:19</w:t>
+      </w:r>
+    </w:p>
+    <w:p>
+      <w:pPr>
+        <w:pStyle w:val="ListBullet"/>
+        <w:bidi/>
+        <w:spacing w:line="240" w:lineRule="auto"/>
+        <w:ind w:left="720"/>
+      </w:pPr>
+      <w:r>
+        <w:rPr>
+          <w:rtl/>
+          <w:cs/>
+          <w:lang w:val="ar_AE" w:bidi="ar_AE"/>
+        </w:rPr>
+      </w:r>
+      <w:r>
+        <w:rPr>
+          <w:rtl/>
+          <w:cs/>
+          <w:lang w:val="ar_AE" w:bidi="ar_AE"/>
+        </w:rPr>
+        <w:t>لوقا 1:26</w:t>
+      </w:r>
     </w:p>
     <w:p>
       <w:pPr>
@@ -4511,107 +4247,83 @@
           <w:lang w:val="ar_AE" w:bidi="ar_AE"/>
         </w:rPr>
       </w:r>
-      <w:hyperlink r:id="rId57">
-        <w:r>
-          <w:rPr>
-            <w:rtl/>
-            <w:cs/>
-            <w:lang w:val="ar_AE" w:bidi="ar_AE"/>
-          </w:rPr>
-          <w:rPr>
-            <w:color w:val="0000EE"/>
-            <w:u w:val="single"/>
-          </w:rPr>
-          <w:t>صموئيل الأول 10: 26–27</w:t>
-        </w:r>
-      </w:hyperlink>
-    </w:p>
-    <w:p>
-      <w:pPr>
-        <w:pStyle w:val="ListBullet"/>
-        <w:bidi/>
-        <w:spacing w:line="240" w:lineRule="auto"/>
-        <w:ind w:left="720"/>
-      </w:pPr>
-      <w:r>
-        <w:rPr>
-          <w:rtl/>
-          <w:cs/>
-          <w:lang w:val="ar_AE" w:bidi="ar_AE"/>
-        </w:rPr>
-      </w:r>
-      <w:hyperlink r:id="rId58">
-        <w:r>
-          <w:rPr>
-            <w:rtl/>
-            <w:cs/>
-            <w:lang w:val="ar_AE" w:bidi="ar_AE"/>
-          </w:rPr>
-          <w:rPr>
-            <w:color w:val="0000EE"/>
-            <w:u w:val="single"/>
-          </w:rPr>
-          <w:t>صموئيل الثاني 21: 6</w:t>
-        </w:r>
-      </w:hyperlink>
-    </w:p>
-    <w:p>
-      <w:pPr>
-        <w:pStyle w:val="ListBullet"/>
-        <w:bidi/>
-        <w:spacing w:line="240" w:lineRule="auto"/>
-        <w:ind w:left="720"/>
-      </w:pPr>
-      <w:r>
-        <w:rPr>
-          <w:rtl/>
-          <w:cs/>
-          <w:lang w:val="ar_AE" w:bidi="ar_AE"/>
-        </w:rPr>
-      </w:r>
-      <w:hyperlink r:id="rId59">
-        <w:r>
-          <w:rPr>
-            <w:rtl/>
-            <w:cs/>
-            <w:lang w:val="ar_AE" w:bidi="ar_AE"/>
-          </w:rPr>
-          <w:rPr>
-            <w:color w:val="0000EE"/>
-            <w:u w:val="single"/>
-          </w:rPr>
-          <w:t>هوشع 9: 9</w:t>
-        </w:r>
-      </w:hyperlink>
-    </w:p>
-    <w:p>
-      <w:pPr>
-        <w:pStyle w:val="ListBullet"/>
-        <w:bidi/>
-        <w:spacing w:line="240" w:lineRule="auto"/>
-        <w:ind w:left="720"/>
-      </w:pPr>
-      <w:r>
-        <w:rPr>
-          <w:rtl/>
-          <w:cs/>
-          <w:lang w:val="ar_AE" w:bidi="ar_AE"/>
-        </w:rPr>
-      </w:r>
-      <w:hyperlink r:id="rId60">
-        <w:r>
-          <w:rPr>
-            <w:rtl/>
-            <w:cs/>
-            <w:lang w:val="ar_AE" w:bidi="ar_AE"/>
-          </w:rPr>
-          <w:rPr>
-            <w:color w:val="0000EE"/>
-            <w:u w:val="single"/>
-          </w:rPr>
-          <w:t>قضاة 19: 12–13</w:t>
-        </w:r>
-      </w:hyperlink>
+      <w:r>
+        <w:rPr>
+          <w:rtl/>
+          <w:cs/>
+          <w:lang w:val="ar_AE" w:bidi="ar_AE"/>
+        </w:rPr>
+        <w:t>صموئيل الأول 10: 26–27</w:t>
+      </w:r>
+    </w:p>
+    <w:p>
+      <w:pPr>
+        <w:pStyle w:val="ListBullet"/>
+        <w:bidi/>
+        <w:spacing w:line="240" w:lineRule="auto"/>
+        <w:ind w:left="720"/>
+      </w:pPr>
+      <w:r>
+        <w:rPr>
+          <w:rtl/>
+          <w:cs/>
+          <w:lang w:val="ar_AE" w:bidi="ar_AE"/>
+        </w:rPr>
+      </w:r>
+      <w:r>
+        <w:rPr>
+          <w:rtl/>
+          <w:cs/>
+          <w:lang w:val="ar_AE" w:bidi="ar_AE"/>
+        </w:rPr>
+        <w:t>صموئيل الثاني 21: 6</w:t>
+      </w:r>
+    </w:p>
+    <w:p>
+      <w:pPr>
+        <w:pStyle w:val="ListBullet"/>
+        <w:bidi/>
+        <w:spacing w:line="240" w:lineRule="auto"/>
+        <w:ind w:left="720"/>
+      </w:pPr>
+      <w:r>
+        <w:rPr>
+          <w:rtl/>
+          <w:cs/>
+          <w:lang w:val="ar_AE" w:bidi="ar_AE"/>
+        </w:rPr>
+      </w:r>
+      <w:r>
+        <w:rPr>
+          <w:rtl/>
+          <w:cs/>
+          <w:lang w:val="ar_AE" w:bidi="ar_AE"/>
+        </w:rPr>
+        <w:t>هوشع 9: 9</w:t>
+      </w:r>
+    </w:p>
+    <w:p>
+      <w:pPr>
+        <w:pStyle w:val="ListBullet"/>
+        <w:bidi/>
+        <w:spacing w:line="240" w:lineRule="auto"/>
+        <w:ind w:left="720"/>
+      </w:pPr>
+      <w:r>
+        <w:rPr>
+          <w:rtl/>
+          <w:cs/>
+          <w:lang w:val="ar_AE" w:bidi="ar_AE"/>
+        </w:rPr>
+      </w:r>
+      <w:r>
+        <w:rPr>
+          <w:rtl/>
+          <w:cs/>
+          <w:lang w:val="ar_AE" w:bidi="ar_AE"/>
+        </w:rPr>
+        <w:t>قضاة 19: 12–13</w:t>
+      </w:r>
     </w:p>
     <w:p>
       <w:pPr>
@@ -4896,107 +4608,83 @@
           <w:lang w:val="ar_AE" w:bidi="ar_AE"/>
         </w:rPr>
       </w:r>
-      <w:hyperlink r:id="rId61">
-        <w:r>
-          <w:rPr>
-            <w:rtl/>
-            <w:cs/>
-            <w:lang w:val="ar_AE" w:bidi="ar_AE"/>
-          </w:rPr>
-          <w:rPr>
-            <w:color w:val="0000EE"/>
-            <w:u w:val="single"/>
-          </w:rPr>
-          <w:t>1 أخبار الأيام 8: 29</w:t>
-        </w:r>
-      </w:hyperlink>
-    </w:p>
-    <w:p>
-      <w:pPr>
-        <w:pStyle w:val="ListBullet"/>
-        <w:bidi/>
-        <w:spacing w:line="240" w:lineRule="auto"/>
-        <w:ind w:left="720"/>
-      </w:pPr>
-      <w:r>
-        <w:rPr>
-          <w:rtl/>
-          <w:cs/>
-          <w:lang w:val="ar_AE" w:bidi="ar_AE"/>
-        </w:rPr>
-      </w:r>
-      <w:hyperlink r:id="rId62">
-        <w:r>
-          <w:rPr>
-            <w:rtl/>
-            <w:cs/>
-            <w:lang w:val="ar_AE" w:bidi="ar_AE"/>
-          </w:rPr>
-          <w:rPr>
-            <w:color w:val="0000EE"/>
-            <w:u w:val="single"/>
-          </w:rPr>
-          <w:t>1 ملوك 3: 4–5</w:t>
-        </w:r>
-      </w:hyperlink>
-    </w:p>
-    <w:p>
-      <w:pPr>
-        <w:pStyle w:val="ListBullet"/>
-        <w:bidi/>
-        <w:spacing w:line="240" w:lineRule="auto"/>
-        <w:ind w:left="720"/>
-      </w:pPr>
-      <w:r>
-        <w:rPr>
-          <w:rtl/>
-          <w:cs/>
-          <w:lang w:val="ar_AE" w:bidi="ar_AE"/>
-        </w:rPr>
-      </w:r>
-      <w:hyperlink r:id="rId63">
-        <w:r>
-          <w:rPr>
-            <w:rtl/>
-            <w:cs/>
-            <w:lang w:val="ar_AE" w:bidi="ar_AE"/>
-          </w:rPr>
-          <w:rPr>
-            <w:color w:val="0000EE"/>
-            <w:u w:val="single"/>
-          </w:rPr>
-          <w:t>2 صموئيل 2: 12–13</w:t>
-        </w:r>
-      </w:hyperlink>
-    </w:p>
-    <w:p>
-      <w:pPr>
-        <w:pStyle w:val="ListBullet"/>
-        <w:bidi/>
-        <w:spacing w:line="240" w:lineRule="auto"/>
-        <w:ind w:left="720"/>
-      </w:pPr>
-      <w:r>
-        <w:rPr>
-          <w:rtl/>
-          <w:cs/>
-          <w:lang w:val="ar_AE" w:bidi="ar_AE"/>
-        </w:rPr>
-      </w:r>
-      <w:hyperlink r:id="rId64">
-        <w:r>
-          <w:rPr>
-            <w:rtl/>
-            <w:cs/>
-            <w:lang w:val="ar_AE" w:bidi="ar_AE"/>
-          </w:rPr>
-          <w:rPr>
-            <w:color w:val="0000EE"/>
-            <w:u w:val="single"/>
-          </w:rPr>
-          <w:t>يشوع 9: 3–5</w:t>
-        </w:r>
-      </w:hyperlink>
+      <w:r>
+        <w:rPr>
+          <w:rtl/>
+          <w:cs/>
+          <w:lang w:val="ar_AE" w:bidi="ar_AE"/>
+        </w:rPr>
+        <w:t>1 أخبار الأيام 8: 29</w:t>
+      </w:r>
+    </w:p>
+    <w:p>
+      <w:pPr>
+        <w:pStyle w:val="ListBullet"/>
+        <w:bidi/>
+        <w:spacing w:line="240" w:lineRule="auto"/>
+        <w:ind w:left="720"/>
+      </w:pPr>
+      <w:r>
+        <w:rPr>
+          <w:rtl/>
+          <w:cs/>
+          <w:lang w:val="ar_AE" w:bidi="ar_AE"/>
+        </w:rPr>
+      </w:r>
+      <w:r>
+        <w:rPr>
+          <w:rtl/>
+          <w:cs/>
+          <w:lang w:val="ar_AE" w:bidi="ar_AE"/>
+        </w:rPr>
+        <w:t>1 ملوك 3: 4–5</w:t>
+      </w:r>
+    </w:p>
+    <w:p>
+      <w:pPr>
+        <w:pStyle w:val="ListBullet"/>
+        <w:bidi/>
+        <w:spacing w:line="240" w:lineRule="auto"/>
+        <w:ind w:left="720"/>
+      </w:pPr>
+      <w:r>
+        <w:rPr>
+          <w:rtl/>
+          <w:cs/>
+          <w:lang w:val="ar_AE" w:bidi="ar_AE"/>
+        </w:rPr>
+      </w:r>
+      <w:r>
+        <w:rPr>
+          <w:rtl/>
+          <w:cs/>
+          <w:lang w:val="ar_AE" w:bidi="ar_AE"/>
+        </w:rPr>
+        <w:t>2 صموئيل 2: 12–13</w:t>
+      </w:r>
+    </w:p>
+    <w:p>
+      <w:pPr>
+        <w:pStyle w:val="ListBullet"/>
+        <w:bidi/>
+        <w:spacing w:line="240" w:lineRule="auto"/>
+        <w:ind w:left="720"/>
+      </w:pPr>
+      <w:r>
+        <w:rPr>
+          <w:rtl/>
+          <w:cs/>
+          <w:lang w:val="ar_AE" w:bidi="ar_AE"/>
+        </w:rPr>
+      </w:r>
+      <w:r>
+        <w:rPr>
+          <w:rtl/>
+          <w:cs/>
+          <w:lang w:val="ar_AE" w:bidi="ar_AE"/>
+        </w:rPr>
+        <w:t>يشوع 9: 3–5</w:t>
+      </w:r>
     </w:p>
     <w:p>
       <w:pPr>
@@ -5502,165 +5190,129 @@
           <w:lang w:val="ar_AE" w:bidi="ar_AE"/>
         </w:rPr>
       </w:r>
-      <w:hyperlink r:id="rId65">
-        <w:r>
-          <w:rPr>
-            <w:rtl/>
-            <w:cs/>
-            <w:lang w:val="ar_AE" w:bidi="ar_AE"/>
-          </w:rPr>
-          <w:rPr>
-            <w:color w:val="0000EE"/>
-            <w:u w:val="single"/>
-          </w:rPr>
-          <w:t>لوقا19 :29</w:t>
-        </w:r>
-      </w:hyperlink>
-    </w:p>
-    <w:p>
-      <w:pPr>
-        <w:pStyle w:val="ListBullet"/>
-        <w:bidi/>
-        <w:spacing w:line="240" w:lineRule="auto"/>
-        <w:ind w:left="720"/>
-      </w:pPr>
-      <w:r>
-        <w:rPr>
-          <w:rtl/>
-          <w:cs/>
-          <w:lang w:val="ar_AE" w:bidi="ar_AE"/>
-        </w:rPr>
-      </w:r>
-      <w:hyperlink r:id="rId66">
-        <w:r>
-          <w:rPr>
-            <w:rtl/>
-            <w:cs/>
-            <w:lang w:val="ar_AE" w:bidi="ar_AE"/>
-          </w:rPr>
-          <w:rPr>
-            <w:color w:val="0000EE"/>
-            <w:u w:val="single"/>
-          </w:rPr>
-          <w:t>لوقا19 :37</w:t>
-        </w:r>
-      </w:hyperlink>
-    </w:p>
-    <w:p>
-      <w:pPr>
-        <w:pStyle w:val="ListBullet"/>
-        <w:bidi/>
-        <w:spacing w:line="240" w:lineRule="auto"/>
-        <w:ind w:left="720"/>
-      </w:pPr>
-      <w:r>
-        <w:rPr>
-          <w:rtl/>
-          <w:cs/>
-          <w:lang w:val="ar_AE" w:bidi="ar_AE"/>
-        </w:rPr>
-      </w:r>
-      <w:hyperlink r:id="rId67">
-        <w:r>
-          <w:rPr>
-            <w:rtl/>
-            <w:cs/>
-            <w:lang w:val="ar_AE" w:bidi="ar_AE"/>
-          </w:rPr>
-          <w:rPr>
-            <w:color w:val="0000EE"/>
-            <w:u w:val="single"/>
-          </w:rPr>
-          <w:t>مرقس13 :3</w:t>
-        </w:r>
-      </w:hyperlink>
-    </w:p>
-    <w:p>
-      <w:pPr>
-        <w:pStyle w:val="ListBullet"/>
-        <w:bidi/>
-        <w:spacing w:line="240" w:lineRule="auto"/>
-        <w:ind w:left="720"/>
-      </w:pPr>
-      <w:r>
-        <w:rPr>
-          <w:rtl/>
-          <w:cs/>
-          <w:lang w:val="ar_AE" w:bidi="ar_AE"/>
-        </w:rPr>
-      </w:r>
-      <w:hyperlink r:id="rId68">
-        <w:r>
-          <w:rPr>
-            <w:rtl/>
-            <w:cs/>
-            <w:lang w:val="ar_AE" w:bidi="ar_AE"/>
-          </w:rPr>
-          <w:rPr>
-            <w:color w:val="0000EE"/>
-            <w:u w:val="single"/>
-          </w:rPr>
-          <w:t>متى21 :1–3</w:t>
-        </w:r>
-      </w:hyperlink>
-    </w:p>
-    <w:p>
-      <w:pPr>
-        <w:pStyle w:val="ListBullet"/>
-        <w:bidi/>
-        <w:spacing w:line="240" w:lineRule="auto"/>
-        <w:ind w:left="720"/>
-      </w:pPr>
-      <w:r>
-        <w:rPr>
-          <w:rtl/>
-          <w:cs/>
-          <w:lang w:val="ar_AE" w:bidi="ar_AE"/>
-        </w:rPr>
-      </w:r>
-      <w:hyperlink r:id="rId69">
-        <w:r>
-          <w:rPr>
-            <w:rtl/>
-            <w:cs/>
-            <w:lang w:val="ar_AE" w:bidi="ar_AE"/>
-          </w:rPr>
-          <w:rPr>
-            <w:color w:val="0000EE"/>
-            <w:u w:val="single"/>
-          </w:rPr>
-          <w:t>متى24 :3–5</w:t>
-        </w:r>
-      </w:hyperlink>
-    </w:p>
-    <w:p>
-      <w:pPr>
-        <w:pStyle w:val="ListBullet"/>
-        <w:bidi/>
-        <w:spacing w:line="240" w:lineRule="auto"/>
-        <w:ind w:left="720"/>
-      </w:pPr>
-      <w:r>
-        <w:rPr>
-          <w:rtl/>
-          <w:cs/>
-          <w:lang w:val="ar_AE" w:bidi="ar_AE"/>
-        </w:rPr>
-      </w:r>
-      <w:hyperlink r:id="rId70">
-        <w:r>
-          <w:rPr>
-            <w:rtl/>
-            <w:cs/>
-            <w:lang w:val="ar_AE" w:bidi="ar_AE"/>
-          </w:rPr>
-          <w:rPr>
-            <w:color w:val="0000EE"/>
-            <w:u w:val="single"/>
-          </w:rPr>
-          <w:t>متى26 :30</w:t>
-        </w:r>
-      </w:hyperlink>
+      <w:r>
+        <w:rPr>
+          <w:rtl/>
+          <w:cs/>
+          <w:lang w:val="ar_AE" w:bidi="ar_AE"/>
+        </w:rPr>
+        <w:t>لوقا19 :29</w:t>
+      </w:r>
+    </w:p>
+    <w:p>
+      <w:pPr>
+        <w:pStyle w:val="ListBullet"/>
+        <w:bidi/>
+        <w:spacing w:line="240" w:lineRule="auto"/>
+        <w:ind w:left="720"/>
+      </w:pPr>
+      <w:r>
+        <w:rPr>
+          <w:rtl/>
+          <w:cs/>
+          <w:lang w:val="ar_AE" w:bidi="ar_AE"/>
+        </w:rPr>
+      </w:r>
+      <w:r>
+        <w:rPr>
+          <w:rtl/>
+          <w:cs/>
+          <w:lang w:val="ar_AE" w:bidi="ar_AE"/>
+        </w:rPr>
+        <w:t>لوقا19 :37</w:t>
+      </w:r>
+    </w:p>
+    <w:p>
+      <w:pPr>
+        <w:pStyle w:val="ListBullet"/>
+        <w:bidi/>
+        <w:spacing w:line="240" w:lineRule="auto"/>
+        <w:ind w:left="720"/>
+      </w:pPr>
+      <w:r>
+        <w:rPr>
+          <w:rtl/>
+          <w:cs/>
+          <w:lang w:val="ar_AE" w:bidi="ar_AE"/>
+        </w:rPr>
+      </w:r>
+      <w:r>
+        <w:rPr>
+          <w:rtl/>
+          <w:cs/>
+          <w:lang w:val="ar_AE" w:bidi="ar_AE"/>
+        </w:rPr>
+        <w:t>مرقس13 :3</w:t>
+      </w:r>
+    </w:p>
+    <w:p>
+      <w:pPr>
+        <w:pStyle w:val="ListBullet"/>
+        <w:bidi/>
+        <w:spacing w:line="240" w:lineRule="auto"/>
+        <w:ind w:left="720"/>
+      </w:pPr>
+      <w:r>
+        <w:rPr>
+          <w:rtl/>
+          <w:cs/>
+          <w:lang w:val="ar_AE" w:bidi="ar_AE"/>
+        </w:rPr>
+      </w:r>
+      <w:r>
+        <w:rPr>
+          <w:rtl/>
+          <w:cs/>
+          <w:lang w:val="ar_AE" w:bidi="ar_AE"/>
+        </w:rPr>
+        <w:t>متى21 :1–3</w:t>
+      </w:r>
+    </w:p>
+    <w:p>
+      <w:pPr>
+        <w:pStyle w:val="ListBullet"/>
+        <w:bidi/>
+        <w:spacing w:line="240" w:lineRule="auto"/>
+        <w:ind w:left="720"/>
+      </w:pPr>
+      <w:r>
+        <w:rPr>
+          <w:rtl/>
+          <w:cs/>
+          <w:lang w:val="ar_AE" w:bidi="ar_AE"/>
+        </w:rPr>
+      </w:r>
+      <w:r>
+        <w:rPr>
+          <w:rtl/>
+          <w:cs/>
+          <w:lang w:val="ar_AE" w:bidi="ar_AE"/>
+        </w:rPr>
+        <w:t>متى24 :3–5</w:t>
+      </w:r>
+    </w:p>
+    <w:p>
+      <w:pPr>
+        <w:pStyle w:val="ListBullet"/>
+        <w:bidi/>
+        <w:spacing w:line="240" w:lineRule="auto"/>
+        <w:ind w:left="720"/>
+      </w:pPr>
+      <w:r>
+        <w:rPr>
+          <w:rtl/>
+          <w:cs/>
+          <w:lang w:val="ar_AE" w:bidi="ar_AE"/>
+        </w:rPr>
+      </w:r>
+      <w:r>
+        <w:rPr>
+          <w:rtl/>
+          <w:cs/>
+          <w:lang w:val="ar_AE" w:bidi="ar_AE"/>
+        </w:rPr>
+        <w:t>متى26 :30</w:t>
+      </w:r>
     </w:p>
     <w:p>
       <w:pPr>
@@ -6011,136 +5663,106 @@
           <w:lang w:val="ar_AE" w:bidi="ar_AE"/>
         </w:rPr>
       </w:r>
-      <w:hyperlink r:id="rId71">
-        <w:r>
-          <w:rPr>
-            <w:rtl/>
-            <w:cs/>
-            <w:lang w:val="ar_AE" w:bidi="ar_AE"/>
-          </w:rPr>
-          <w:rPr>
-            <w:color w:val="0000EE"/>
-            <w:u w:val="single"/>
-          </w:rPr>
-          <w:t>1 أخبار الأيام 5: 23–24</w:t>
-        </w:r>
-      </w:hyperlink>
-    </w:p>
-    <w:p>
-      <w:pPr>
-        <w:pStyle w:val="ListBullet"/>
-        <w:bidi/>
-        <w:spacing w:line="240" w:lineRule="auto"/>
-        <w:ind w:left="720"/>
-      </w:pPr>
-      <w:r>
-        <w:rPr>
-          <w:rtl/>
-          <w:cs/>
-          <w:lang w:val="ar_AE" w:bidi="ar_AE"/>
-        </w:rPr>
-      </w:r>
-      <w:hyperlink r:id="rId72">
-        <w:r>
-          <w:rPr>
-            <w:rtl/>
-            <w:cs/>
-            <w:lang w:val="ar_AE" w:bidi="ar_AE"/>
-          </w:rPr>
-          <w:rPr>
-            <w:color w:val="0000EE"/>
-            <w:u w:val="single"/>
-          </w:rPr>
-          <w:t>حزقيال 27: 4–5</w:t>
-        </w:r>
-      </w:hyperlink>
-    </w:p>
-    <w:p>
-      <w:pPr>
-        <w:pStyle w:val="ListBullet"/>
-        <w:bidi/>
-        <w:spacing w:line="240" w:lineRule="auto"/>
-        <w:ind w:left="720"/>
-      </w:pPr>
-      <w:r>
-        <w:rPr>
-          <w:rtl/>
-          <w:cs/>
-          <w:lang w:val="ar_AE" w:bidi="ar_AE"/>
-        </w:rPr>
-      </w:r>
-      <w:hyperlink r:id="rId73">
-        <w:r>
-          <w:rPr>
-            <w:rtl/>
-            <w:cs/>
-            <w:lang w:val="ar_AE" w:bidi="ar_AE"/>
-          </w:rPr>
-          <w:rPr>
-            <w:color w:val="0000EE"/>
-            <w:u w:val="single"/>
-          </w:rPr>
-          <w:t>يشوع 11: 16–17</w:t>
-        </w:r>
-      </w:hyperlink>
-    </w:p>
-    <w:p>
-      <w:pPr>
-        <w:pStyle w:val="ListBullet"/>
-        <w:bidi/>
-        <w:spacing w:line="240" w:lineRule="auto"/>
-        <w:ind w:left="720"/>
-      </w:pPr>
-      <w:r>
-        <w:rPr>
-          <w:rtl/>
-          <w:cs/>
-          <w:lang w:val="ar_AE" w:bidi="ar_AE"/>
-        </w:rPr>
-      </w:r>
-      <w:hyperlink r:id="rId74">
-        <w:r>
-          <w:rPr>
-            <w:rtl/>
-            <w:cs/>
-            <w:lang w:val="ar_AE" w:bidi="ar_AE"/>
-          </w:rPr>
-          <w:rPr>
-            <w:color w:val="0000EE"/>
-            <w:u w:val="single"/>
-          </w:rPr>
-          <w:t>مزامير 42: 6</w:t>
-        </w:r>
-      </w:hyperlink>
-    </w:p>
-    <w:p>
-      <w:pPr>
-        <w:pStyle w:val="ListBullet"/>
-        <w:bidi/>
-        <w:spacing w:line="240" w:lineRule="auto"/>
-        <w:ind w:left="720"/>
-      </w:pPr>
-      <w:r>
-        <w:rPr>
-          <w:rtl/>
-          <w:cs/>
-          <w:lang w:val="ar_AE" w:bidi="ar_AE"/>
-        </w:rPr>
-      </w:r>
-      <w:hyperlink r:id="rId75">
-        <w:r>
-          <w:rPr>
-            <w:rtl/>
-            <w:cs/>
-            <w:lang w:val="ar_AE" w:bidi="ar_AE"/>
-          </w:rPr>
-          <w:rPr>
-            <w:color w:val="0000EE"/>
-            <w:u w:val="single"/>
-          </w:rPr>
-          <w:t>نشيد الأنشاد 4: 8</w:t>
-        </w:r>
-      </w:hyperlink>
+      <w:r>
+        <w:rPr>
+          <w:rtl/>
+          <w:cs/>
+          <w:lang w:val="ar_AE" w:bidi="ar_AE"/>
+        </w:rPr>
+        <w:t>1 أخبار الأيام 5: 23–24</w:t>
+      </w:r>
+    </w:p>
+    <w:p>
+      <w:pPr>
+        <w:pStyle w:val="ListBullet"/>
+        <w:bidi/>
+        <w:spacing w:line="240" w:lineRule="auto"/>
+        <w:ind w:left="720"/>
+      </w:pPr>
+      <w:r>
+        <w:rPr>
+          <w:rtl/>
+          <w:cs/>
+          <w:lang w:val="ar_AE" w:bidi="ar_AE"/>
+        </w:rPr>
+      </w:r>
+      <w:r>
+        <w:rPr>
+          <w:rtl/>
+          <w:cs/>
+          <w:lang w:val="ar_AE" w:bidi="ar_AE"/>
+        </w:rPr>
+        <w:t>حزقيال 27: 4–5</w:t>
+      </w:r>
+    </w:p>
+    <w:p>
+      <w:pPr>
+        <w:pStyle w:val="ListBullet"/>
+        <w:bidi/>
+        <w:spacing w:line="240" w:lineRule="auto"/>
+        <w:ind w:left="720"/>
+      </w:pPr>
+      <w:r>
+        <w:rPr>
+          <w:rtl/>
+          <w:cs/>
+          <w:lang w:val="ar_AE" w:bidi="ar_AE"/>
+        </w:rPr>
+      </w:r>
+      <w:r>
+        <w:rPr>
+          <w:rtl/>
+          <w:cs/>
+          <w:lang w:val="ar_AE" w:bidi="ar_AE"/>
+        </w:rPr>
+        <w:t>يشوع 11: 16–17</w:t>
+      </w:r>
+    </w:p>
+    <w:p>
+      <w:pPr>
+        <w:pStyle w:val="ListBullet"/>
+        <w:bidi/>
+        <w:spacing w:line="240" w:lineRule="auto"/>
+        <w:ind w:left="720"/>
+      </w:pPr>
+      <w:r>
+        <w:rPr>
+          <w:rtl/>
+          <w:cs/>
+          <w:lang w:val="ar_AE" w:bidi="ar_AE"/>
+        </w:rPr>
+      </w:r>
+      <w:r>
+        <w:rPr>
+          <w:rtl/>
+          <w:cs/>
+          <w:lang w:val="ar_AE" w:bidi="ar_AE"/>
+        </w:rPr>
+        <w:t>مزامير 42: 6</w:t>
+      </w:r>
+    </w:p>
+    <w:p>
+      <w:pPr>
+        <w:pStyle w:val="ListBullet"/>
+        <w:bidi/>
+        <w:spacing w:line="240" w:lineRule="auto"/>
+        <w:ind w:left="720"/>
+      </w:pPr>
+      <w:r>
+        <w:rPr>
+          <w:rtl/>
+          <w:cs/>
+          <w:lang w:val="ar_AE" w:bidi="ar_AE"/>
+        </w:rPr>
+      </w:r>
+      <w:r>
+        <w:rPr>
+          <w:rtl/>
+          <w:cs/>
+          <w:lang w:val="ar_AE" w:bidi="ar_AE"/>
+        </w:rPr>
+        <w:t>نشيد الأنشاد 4: 8</w:t>
+      </w:r>
     </w:p>
     <w:p>
       <w:pPr>
@@ -6493,107 +6115,83 @@
           <w:lang w:val="ar_AE" w:bidi="ar_AE"/>
         </w:rPr>
       </w:r>
-      <w:hyperlink r:id="rId76">
-        <w:r>
-          <w:rPr>
-            <w:rtl/>
-            <w:cs/>
-            <w:lang w:val="ar_AE" w:bidi="ar_AE"/>
-          </w:rPr>
-          <w:rPr>
-            <w:color w:val="0000EE"/>
-            <w:u w:val="single"/>
-          </w:rPr>
-          <w:t>1 ملوك 2:39</w:t>
-        </w:r>
-      </w:hyperlink>
-    </w:p>
-    <w:p>
-      <w:pPr>
-        <w:pStyle w:val="ListBullet"/>
-        <w:bidi/>
-        <w:spacing w:line="240" w:lineRule="auto"/>
-        <w:ind w:left="720"/>
-      </w:pPr>
-      <w:r>
-        <w:rPr>
-          <w:rtl/>
-          <w:cs/>
-          <w:lang w:val="ar_AE" w:bidi="ar_AE"/>
-        </w:rPr>
-      </w:r>
-      <w:hyperlink r:id="rId77">
-        <w:r>
-          <w:rPr>
-            <w:rtl/>
-            <w:cs/>
-            <w:lang w:val="ar_AE" w:bidi="ar_AE"/>
-          </w:rPr>
-          <w:rPr>
-            <w:color w:val="0000EE"/>
-            <w:u w:val="single"/>
-          </w:rPr>
-          <w:t>1 صموئيل 5:8–9</w:t>
-        </w:r>
-      </w:hyperlink>
-    </w:p>
-    <w:p>
-      <w:pPr>
-        <w:pStyle w:val="ListBullet"/>
-        <w:bidi/>
-        <w:spacing w:line="240" w:lineRule="auto"/>
-        <w:ind w:left="720"/>
-      </w:pPr>
-      <w:r>
-        <w:rPr>
-          <w:rtl/>
-          <w:cs/>
-          <w:lang w:val="ar_AE" w:bidi="ar_AE"/>
-        </w:rPr>
-      </w:r>
-      <w:hyperlink r:id="rId78">
-        <w:r>
-          <w:rPr>
-            <w:rtl/>
-            <w:cs/>
-            <w:lang w:val="ar_AE" w:bidi="ar_AE"/>
-          </w:rPr>
-          <w:rPr>
-            <w:color w:val="0000EE"/>
-            <w:u w:val="single"/>
-          </w:rPr>
-          <w:t>2 أخبار الأيام 26:6–8</w:t>
-        </w:r>
-      </w:hyperlink>
-    </w:p>
-    <w:p>
-      <w:pPr>
-        <w:pStyle w:val="ListBullet"/>
-        <w:bidi/>
-        <w:spacing w:line="240" w:lineRule="auto"/>
-        <w:ind w:left="720"/>
-      </w:pPr>
-      <w:r>
-        <w:rPr>
-          <w:rtl/>
-          <w:cs/>
-          <w:lang w:val="ar_AE" w:bidi="ar_AE"/>
-        </w:rPr>
-      </w:r>
-      <w:hyperlink r:id="rId79">
-        <w:r>
-          <w:rPr>
-            <w:rtl/>
-            <w:cs/>
-            <w:lang w:val="ar_AE" w:bidi="ar_AE"/>
-          </w:rPr>
-          <w:rPr>
-            <w:color w:val="0000EE"/>
-            <w:u w:val="single"/>
-          </w:rPr>
-          <w:t>يشوع 11:21–22</w:t>
-        </w:r>
-      </w:hyperlink>
+      <w:r>
+        <w:rPr>
+          <w:rtl/>
+          <w:cs/>
+          <w:lang w:val="ar_AE" w:bidi="ar_AE"/>
+        </w:rPr>
+        <w:t>1 ملوك 2:39</w:t>
+      </w:r>
+    </w:p>
+    <w:p>
+      <w:pPr>
+        <w:pStyle w:val="ListBullet"/>
+        <w:bidi/>
+        <w:spacing w:line="240" w:lineRule="auto"/>
+        <w:ind w:left="720"/>
+      </w:pPr>
+      <w:r>
+        <w:rPr>
+          <w:rtl/>
+          <w:cs/>
+          <w:lang w:val="ar_AE" w:bidi="ar_AE"/>
+        </w:rPr>
+      </w:r>
+      <w:r>
+        <w:rPr>
+          <w:rtl/>
+          <w:cs/>
+          <w:lang w:val="ar_AE" w:bidi="ar_AE"/>
+        </w:rPr>
+        <w:t>1 صموئيل 5:8–9</w:t>
+      </w:r>
+    </w:p>
+    <w:p>
+      <w:pPr>
+        <w:pStyle w:val="ListBullet"/>
+        <w:bidi/>
+        <w:spacing w:line="240" w:lineRule="auto"/>
+        <w:ind w:left="720"/>
+      </w:pPr>
+      <w:r>
+        <w:rPr>
+          <w:rtl/>
+          <w:cs/>
+          <w:lang w:val="ar_AE" w:bidi="ar_AE"/>
+        </w:rPr>
+      </w:r>
+      <w:r>
+        <w:rPr>
+          <w:rtl/>
+          <w:cs/>
+          <w:lang w:val="ar_AE" w:bidi="ar_AE"/>
+        </w:rPr>
+        <w:t>2 أخبار الأيام 26:6–8</w:t>
+      </w:r>
+    </w:p>
+    <w:p>
+      <w:pPr>
+        <w:pStyle w:val="ListBullet"/>
+        <w:bidi/>
+        <w:spacing w:line="240" w:lineRule="auto"/>
+        <w:ind w:left="720"/>
+      </w:pPr>
+      <w:r>
+        <w:rPr>
+          <w:rtl/>
+          <w:cs/>
+          <w:lang w:val="ar_AE" w:bidi="ar_AE"/>
+        </w:rPr>
+      </w:r>
+      <w:r>
+        <w:rPr>
+          <w:rtl/>
+          <w:cs/>
+          <w:lang w:val="ar_AE" w:bidi="ar_AE"/>
+        </w:rPr>
+        <w:t>يشوع 11:21–22</w:t>
+      </w:r>
     </w:p>
     <w:p>
       <w:pPr>
@@ -6875,49 +6473,37 @@
           <w:lang w:val="ar_AE" w:bidi="ar_AE"/>
         </w:rPr>
       </w:r>
-      <w:hyperlink r:id="rId80">
-        <w:r>
-          <w:rPr>
-            <w:rtl/>
-            <w:cs/>
-            <w:lang w:val="ar_AE" w:bidi="ar_AE"/>
-          </w:rPr>
-          <w:rPr>
-            <w:color w:val="0000EE"/>
-            <w:u w:val="single"/>
-          </w:rPr>
-          <w:t>مرقس14 :32</w:t>
-        </w:r>
-      </w:hyperlink>
-    </w:p>
-    <w:p>
-      <w:pPr>
-        <w:pStyle w:val="ListBullet"/>
-        <w:bidi/>
-        <w:spacing w:line="240" w:lineRule="auto"/>
-        <w:ind w:left="720"/>
-      </w:pPr>
-      <w:r>
-        <w:rPr>
-          <w:rtl/>
-          <w:cs/>
-          <w:lang w:val="ar_AE" w:bidi="ar_AE"/>
-        </w:rPr>
-      </w:r>
-      <w:hyperlink r:id="rId81">
-        <w:r>
-          <w:rPr>
-            <w:rtl/>
-            <w:cs/>
-            <w:lang w:val="ar_AE" w:bidi="ar_AE"/>
-          </w:rPr>
-          <w:rPr>
-            <w:color w:val="0000EE"/>
-            <w:u w:val="single"/>
-          </w:rPr>
-          <w:t>متى26 :36</w:t>
-        </w:r>
-      </w:hyperlink>
+      <w:r>
+        <w:rPr>
+          <w:rtl/>
+          <w:cs/>
+          <w:lang w:val="ar_AE" w:bidi="ar_AE"/>
+        </w:rPr>
+        <w:t>مرقس14 :32</w:t>
+      </w:r>
+    </w:p>
+    <w:p>
+      <w:pPr>
+        <w:pStyle w:val="ListBullet"/>
+        <w:bidi/>
+        <w:spacing w:line="240" w:lineRule="auto"/>
+        <w:ind w:left="720"/>
+      </w:pPr>
+      <w:r>
+        <w:rPr>
+          <w:rtl/>
+          <w:cs/>
+          <w:lang w:val="ar_AE" w:bidi="ar_AE"/>
+        </w:rPr>
+      </w:r>
+      <w:r>
+        <w:rPr>
+          <w:rtl/>
+          <w:cs/>
+          <w:lang w:val="ar_AE" w:bidi="ar_AE"/>
+        </w:rPr>
+        <w:t>متى26 :36</w:t>
+      </w:r>
     </w:p>
     <w:p>
       <w:pPr>
@@ -7324,252 +6910,198 @@
           <w:lang w:val="ar_AE" w:bidi="ar_AE"/>
         </w:rPr>
       </w:r>
-      <w:hyperlink r:id="rId82">
-        <w:r>
-          <w:rPr>
-            <w:rtl/>
-            <w:cs/>
-            <w:lang w:val="ar_AE" w:bidi="ar_AE"/>
-          </w:rPr>
-          <w:rPr>
-            <w:color w:val="0000EE"/>
-            <w:u w:val="single"/>
-          </w:rPr>
-          <w:t>يعقوب3 :6</w:t>
-        </w:r>
-      </w:hyperlink>
-    </w:p>
-    <w:p>
-      <w:pPr>
-        <w:pStyle w:val="ListBullet"/>
-        <w:bidi/>
-        <w:spacing w:line="240" w:lineRule="auto"/>
-        <w:ind w:left="720"/>
-      </w:pPr>
-      <w:r>
-        <w:rPr>
-          <w:rtl/>
-          <w:cs/>
-          <w:lang w:val="ar_AE" w:bidi="ar_AE"/>
-        </w:rPr>
-      </w:r>
-      <w:hyperlink r:id="rId83">
-        <w:r>
-          <w:rPr>
-            <w:rtl/>
-            <w:cs/>
-            <w:lang w:val="ar_AE" w:bidi="ar_AE"/>
-          </w:rPr>
-          <w:rPr>
-            <w:color w:val="0000EE"/>
-            <w:u w:val="single"/>
-          </w:rPr>
-          <w:t>لوقا12 :5</w:t>
-        </w:r>
-      </w:hyperlink>
-    </w:p>
-    <w:p>
-      <w:pPr>
-        <w:pStyle w:val="ListBullet"/>
-        <w:bidi/>
-        <w:spacing w:line="240" w:lineRule="auto"/>
-        <w:ind w:left="720"/>
-      </w:pPr>
-      <w:r>
-        <w:rPr>
-          <w:rtl/>
-          <w:cs/>
-          <w:lang w:val="ar_AE" w:bidi="ar_AE"/>
-        </w:rPr>
-      </w:r>
-      <w:hyperlink r:id="rId84">
-        <w:r>
-          <w:rPr>
-            <w:rtl/>
-            <w:cs/>
-            <w:lang w:val="ar_AE" w:bidi="ar_AE"/>
-          </w:rPr>
-          <w:rPr>
-            <w:color w:val="0000EE"/>
-            <w:u w:val="single"/>
-          </w:rPr>
-          <w:t>مرقس9 :42–44</w:t>
-        </w:r>
-      </w:hyperlink>
-    </w:p>
-    <w:p>
-      <w:pPr>
-        <w:pStyle w:val="ListBullet"/>
-        <w:bidi/>
-        <w:spacing w:line="240" w:lineRule="auto"/>
-        <w:ind w:left="720"/>
-      </w:pPr>
-      <w:r>
-        <w:rPr>
-          <w:rtl/>
-          <w:cs/>
-          <w:lang w:val="ar_AE" w:bidi="ar_AE"/>
-        </w:rPr>
-      </w:r>
-      <w:hyperlink r:id="rId85">
-        <w:r>
-          <w:rPr>
-            <w:rtl/>
-            <w:cs/>
-            <w:lang w:val="ar_AE" w:bidi="ar_AE"/>
-          </w:rPr>
-          <w:rPr>
-            <w:color w:val="0000EE"/>
-            <w:u w:val="single"/>
-          </w:rPr>
-          <w:t>متى5 :21–22</w:t>
-        </w:r>
-      </w:hyperlink>
-    </w:p>
-    <w:p>
-      <w:pPr>
-        <w:pStyle w:val="ListBullet"/>
-        <w:bidi/>
-        <w:spacing w:line="240" w:lineRule="auto"/>
-        <w:ind w:left="720"/>
-      </w:pPr>
-      <w:r>
-        <w:rPr>
-          <w:rtl/>
-          <w:cs/>
-          <w:lang w:val="ar_AE" w:bidi="ar_AE"/>
-        </w:rPr>
-      </w:r>
-      <w:hyperlink r:id="rId86">
-        <w:r>
-          <w:rPr>
-            <w:rtl/>
-            <w:cs/>
-            <w:lang w:val="ar_AE" w:bidi="ar_AE"/>
-          </w:rPr>
-          <w:rPr>
-            <w:color w:val="0000EE"/>
-            <w:u w:val="single"/>
-          </w:rPr>
-          <w:t>متى5 :29</w:t>
-        </w:r>
-      </w:hyperlink>
-    </w:p>
-    <w:p>
-      <w:pPr>
-        <w:pStyle w:val="ListBullet"/>
-        <w:bidi/>
-        <w:spacing w:line="240" w:lineRule="auto"/>
-        <w:ind w:left="720"/>
-      </w:pPr>
-      <w:r>
-        <w:rPr>
-          <w:rtl/>
-          <w:cs/>
-          <w:lang w:val="ar_AE" w:bidi="ar_AE"/>
-        </w:rPr>
-      </w:r>
-      <w:hyperlink r:id="rId87">
-        <w:r>
-          <w:rPr>
-            <w:rtl/>
-            <w:cs/>
-            <w:lang w:val="ar_AE" w:bidi="ar_AE"/>
-          </w:rPr>
-          <w:rPr>
-            <w:color w:val="0000EE"/>
-            <w:u w:val="single"/>
-          </w:rPr>
-          <w:t>متى10 :28–31</w:t>
-        </w:r>
-      </w:hyperlink>
-    </w:p>
-    <w:p>
-      <w:pPr>
-        <w:pStyle w:val="ListBullet"/>
-        <w:bidi/>
-        <w:spacing w:line="240" w:lineRule="auto"/>
-        <w:ind w:left="720"/>
-      </w:pPr>
-      <w:r>
-        <w:rPr>
-          <w:rtl/>
-          <w:cs/>
-          <w:lang w:val="ar_AE" w:bidi="ar_AE"/>
-        </w:rPr>
-      </w:r>
-      <w:hyperlink r:id="rId88">
-        <w:r>
-          <w:rPr>
-            <w:rtl/>
-            <w:cs/>
-            <w:lang w:val="ar_AE" w:bidi="ar_AE"/>
-          </w:rPr>
-          <w:rPr>
-            <w:color w:val="0000EE"/>
-            <w:u w:val="single"/>
-          </w:rPr>
-          <w:t>متى23 :33</w:t>
-        </w:r>
-      </w:hyperlink>
-    </w:p>
-    <w:p>
-      <w:pPr>
-        <w:pStyle w:val="ListBullet"/>
-        <w:bidi/>
-        <w:spacing w:line="240" w:lineRule="auto"/>
-        <w:ind w:left="720"/>
-      </w:pPr>
-      <w:r>
-        <w:rPr>
-          <w:rtl/>
-          <w:cs/>
-          <w:lang w:val="ar_AE" w:bidi="ar_AE"/>
-        </w:rPr>
-      </w:r>
-      <w:hyperlink r:id="rId89">
-        <w:r>
-          <w:rPr>
-            <w:rtl/>
-            <w:cs/>
-            <w:lang w:val="ar_AE" w:bidi="ar_AE"/>
-          </w:rPr>
-          <w:rPr>
-            <w:color w:val="0000EE"/>
-            <w:u w:val="single"/>
-          </w:rPr>
-          <w:t>متى25 :41–43</w:t>
-        </w:r>
-      </w:hyperlink>
-    </w:p>
-    <w:p>
-      <w:pPr>
-        <w:pStyle w:val="ListBullet"/>
-        <w:bidi/>
-        <w:spacing w:line="240" w:lineRule="auto"/>
-        <w:ind w:left="720"/>
-      </w:pPr>
-      <w:r>
-        <w:rPr>
-          <w:rtl/>
-          <w:cs/>
-          <w:lang w:val="ar_AE" w:bidi="ar_AE"/>
-        </w:rPr>
-      </w:r>
-      <w:hyperlink r:id="rId90">
-        <w:r>
-          <w:rPr>
-            <w:rtl/>
-            <w:cs/>
-            <w:lang w:val="ar_AE" w:bidi="ar_AE"/>
-          </w:rPr>
-          <w:rPr>
-            <w:color w:val="0000EE"/>
-            <w:u w:val="single"/>
-          </w:rPr>
-          <w:t>رؤيا20 :15</w:t>
-        </w:r>
-      </w:hyperlink>
+      <w:r>
+        <w:rPr>
+          <w:rtl/>
+          <w:cs/>
+          <w:lang w:val="ar_AE" w:bidi="ar_AE"/>
+        </w:rPr>
+        <w:t>يعقوب3 :6</w:t>
+      </w:r>
+    </w:p>
+    <w:p>
+      <w:pPr>
+        <w:pStyle w:val="ListBullet"/>
+        <w:bidi/>
+        <w:spacing w:line="240" w:lineRule="auto"/>
+        <w:ind w:left="720"/>
+      </w:pPr>
+      <w:r>
+        <w:rPr>
+          <w:rtl/>
+          <w:cs/>
+          <w:lang w:val="ar_AE" w:bidi="ar_AE"/>
+        </w:rPr>
+      </w:r>
+      <w:r>
+        <w:rPr>
+          <w:rtl/>
+          <w:cs/>
+          <w:lang w:val="ar_AE" w:bidi="ar_AE"/>
+        </w:rPr>
+        <w:t>لوقا12 :5</w:t>
+      </w:r>
+    </w:p>
+    <w:p>
+      <w:pPr>
+        <w:pStyle w:val="ListBullet"/>
+        <w:bidi/>
+        <w:spacing w:line="240" w:lineRule="auto"/>
+        <w:ind w:left="720"/>
+      </w:pPr>
+      <w:r>
+        <w:rPr>
+          <w:rtl/>
+          <w:cs/>
+          <w:lang w:val="ar_AE" w:bidi="ar_AE"/>
+        </w:rPr>
+      </w:r>
+      <w:r>
+        <w:rPr>
+          <w:rtl/>
+          <w:cs/>
+          <w:lang w:val="ar_AE" w:bidi="ar_AE"/>
+        </w:rPr>
+        <w:t>مرقس9 :42–44</w:t>
+      </w:r>
+    </w:p>
+    <w:p>
+      <w:pPr>
+        <w:pStyle w:val="ListBullet"/>
+        <w:bidi/>
+        <w:spacing w:line="240" w:lineRule="auto"/>
+        <w:ind w:left="720"/>
+      </w:pPr>
+      <w:r>
+        <w:rPr>
+          <w:rtl/>
+          <w:cs/>
+          <w:lang w:val="ar_AE" w:bidi="ar_AE"/>
+        </w:rPr>
+      </w:r>
+      <w:r>
+        <w:rPr>
+          <w:rtl/>
+          <w:cs/>
+          <w:lang w:val="ar_AE" w:bidi="ar_AE"/>
+        </w:rPr>
+        <w:t>متى5 :21–22</w:t>
+      </w:r>
+    </w:p>
+    <w:p>
+      <w:pPr>
+        <w:pStyle w:val="ListBullet"/>
+        <w:bidi/>
+        <w:spacing w:line="240" w:lineRule="auto"/>
+        <w:ind w:left="720"/>
+      </w:pPr>
+      <w:r>
+        <w:rPr>
+          <w:rtl/>
+          <w:cs/>
+          <w:lang w:val="ar_AE" w:bidi="ar_AE"/>
+        </w:rPr>
+      </w:r>
+      <w:r>
+        <w:rPr>
+          <w:rtl/>
+          <w:cs/>
+          <w:lang w:val="ar_AE" w:bidi="ar_AE"/>
+        </w:rPr>
+        <w:t>متى5 :29</w:t>
+      </w:r>
+    </w:p>
+    <w:p>
+      <w:pPr>
+        <w:pStyle w:val="ListBullet"/>
+        <w:bidi/>
+        <w:spacing w:line="240" w:lineRule="auto"/>
+        <w:ind w:left="720"/>
+      </w:pPr>
+      <w:r>
+        <w:rPr>
+          <w:rtl/>
+          <w:cs/>
+          <w:lang w:val="ar_AE" w:bidi="ar_AE"/>
+        </w:rPr>
+      </w:r>
+      <w:r>
+        <w:rPr>
+          <w:rtl/>
+          <w:cs/>
+          <w:lang w:val="ar_AE" w:bidi="ar_AE"/>
+        </w:rPr>
+        <w:t>متى10 :28–31</w:t>
+      </w:r>
+    </w:p>
+    <w:p>
+      <w:pPr>
+        <w:pStyle w:val="ListBullet"/>
+        <w:bidi/>
+        <w:spacing w:line="240" w:lineRule="auto"/>
+        <w:ind w:left="720"/>
+      </w:pPr>
+      <w:r>
+        <w:rPr>
+          <w:rtl/>
+          <w:cs/>
+          <w:lang w:val="ar_AE" w:bidi="ar_AE"/>
+        </w:rPr>
+      </w:r>
+      <w:r>
+        <w:rPr>
+          <w:rtl/>
+          <w:cs/>
+          <w:lang w:val="ar_AE" w:bidi="ar_AE"/>
+        </w:rPr>
+        <w:t>متى23 :33</w:t>
+      </w:r>
+    </w:p>
+    <w:p>
+      <w:pPr>
+        <w:pStyle w:val="ListBullet"/>
+        <w:bidi/>
+        <w:spacing w:line="240" w:lineRule="auto"/>
+        <w:ind w:left="720"/>
+      </w:pPr>
+      <w:r>
+        <w:rPr>
+          <w:rtl/>
+          <w:cs/>
+          <w:lang w:val="ar_AE" w:bidi="ar_AE"/>
+        </w:rPr>
+      </w:r>
+      <w:r>
+        <w:rPr>
+          <w:rtl/>
+          <w:cs/>
+          <w:lang w:val="ar_AE" w:bidi="ar_AE"/>
+        </w:rPr>
+        <w:t>متى25 :41–43</w:t>
+      </w:r>
+    </w:p>
+    <w:p>
+      <w:pPr>
+        <w:pStyle w:val="ListBullet"/>
+        <w:bidi/>
+        <w:spacing w:line="240" w:lineRule="auto"/>
+        <w:ind w:left="720"/>
+      </w:pPr>
+      <w:r>
+        <w:rPr>
+          <w:rtl/>
+          <w:cs/>
+          <w:lang w:val="ar_AE" w:bidi="ar_AE"/>
+        </w:rPr>
+      </w:r>
+      <w:r>
+        <w:rPr>
+          <w:rtl/>
+          <w:cs/>
+          <w:lang w:val="ar_AE" w:bidi="ar_AE"/>
+        </w:rPr>
+        <w:t>رؤيا20 :15</w:t>
+      </w:r>
     </w:p>
     <w:p>
       <w:pPr>
@@ -8041,107 +7573,83 @@
           <w:lang w:val="ar_AE" w:bidi="ar_AE"/>
         </w:rPr>
       </w:r>
-      <w:hyperlink r:id="rId91">
-        <w:r>
-          <w:rPr>
-            <w:rtl/>
-            <w:cs/>
-            <w:lang w:val="ar_AE" w:bidi="ar_AE"/>
-          </w:rPr>
-          <w:rPr>
-            <w:color w:val="0000EE"/>
-            <w:u w:val="single"/>
-          </w:rPr>
-          <w:t>عبرانيين 11: 32–34</w:t>
-        </w:r>
-      </w:hyperlink>
-    </w:p>
-    <w:p>
-      <w:pPr>
-        <w:pStyle w:val="ListBullet"/>
-        <w:bidi/>
-        <w:spacing w:line="240" w:lineRule="auto"/>
-        <w:ind w:left="720"/>
-      </w:pPr>
-      <w:r>
-        <w:rPr>
-          <w:rtl/>
-          <w:cs/>
-          <w:lang w:val="ar_AE" w:bidi="ar_AE"/>
-        </w:rPr>
-      </w:r>
-      <w:hyperlink r:id="rId92">
-        <w:r>
-          <w:rPr>
-            <w:rtl/>
-            <w:cs/>
-            <w:lang w:val="ar_AE" w:bidi="ar_AE"/>
-          </w:rPr>
-          <w:rPr>
-            <w:color w:val="0000EE"/>
-            <w:u w:val="single"/>
-          </w:rPr>
-          <w:t>قضاة 6: 11</w:t>
-        </w:r>
-      </w:hyperlink>
-    </w:p>
-    <w:p>
-      <w:pPr>
-        <w:pStyle w:val="ListBullet"/>
-        <w:bidi/>
-        <w:spacing w:line="240" w:lineRule="auto"/>
-        <w:ind w:left="720"/>
-      </w:pPr>
-      <w:r>
-        <w:rPr>
-          <w:rtl/>
-          <w:cs/>
-          <w:lang w:val="ar_AE" w:bidi="ar_AE"/>
-        </w:rPr>
-      </w:r>
-      <w:hyperlink r:id="rId93">
-        <w:r>
-          <w:rPr>
-            <w:rtl/>
-            <w:cs/>
-            <w:lang w:val="ar_AE" w:bidi="ar_AE"/>
-          </w:rPr>
-          <w:rPr>
-            <w:color w:val="0000EE"/>
-            <w:u w:val="single"/>
-          </w:rPr>
-          <w:t>قضاة 6: 23</w:t>
-        </w:r>
-      </w:hyperlink>
-    </w:p>
-    <w:p>
-      <w:pPr>
-        <w:pStyle w:val="ListBullet"/>
-        <w:bidi/>
-        <w:spacing w:line="240" w:lineRule="auto"/>
-        <w:ind w:left="720"/>
-      </w:pPr>
-      <w:r>
-        <w:rPr>
-          <w:rtl/>
-          <w:cs/>
-          <w:lang w:val="ar_AE" w:bidi="ar_AE"/>
-        </w:rPr>
-      </w:r>
-      <w:hyperlink r:id="rId94">
-        <w:r>
-          <w:rPr>
-            <w:rtl/>
-            <w:cs/>
-            <w:lang w:val="ar_AE" w:bidi="ar_AE"/>
-          </w:rPr>
-          <w:rPr>
-            <w:color w:val="0000EE"/>
-            <w:u w:val="single"/>
-          </w:rPr>
-          <w:t>قضاة 8: 17</w:t>
-        </w:r>
-      </w:hyperlink>
+      <w:r>
+        <w:rPr>
+          <w:rtl/>
+          <w:cs/>
+          <w:lang w:val="ar_AE" w:bidi="ar_AE"/>
+        </w:rPr>
+        <w:t>عبرانيين 11: 32–34</w:t>
+      </w:r>
+    </w:p>
+    <w:p>
+      <w:pPr>
+        <w:pStyle w:val="ListBullet"/>
+        <w:bidi/>
+        <w:spacing w:line="240" w:lineRule="auto"/>
+        <w:ind w:left="720"/>
+      </w:pPr>
+      <w:r>
+        <w:rPr>
+          <w:rtl/>
+          <w:cs/>
+          <w:lang w:val="ar_AE" w:bidi="ar_AE"/>
+        </w:rPr>
+      </w:r>
+      <w:r>
+        <w:rPr>
+          <w:rtl/>
+          <w:cs/>
+          <w:lang w:val="ar_AE" w:bidi="ar_AE"/>
+        </w:rPr>
+        <w:t>قضاة 6: 11</w:t>
+      </w:r>
+    </w:p>
+    <w:p>
+      <w:pPr>
+        <w:pStyle w:val="ListBullet"/>
+        <w:bidi/>
+        <w:spacing w:line="240" w:lineRule="auto"/>
+        <w:ind w:left="720"/>
+      </w:pPr>
+      <w:r>
+        <w:rPr>
+          <w:rtl/>
+          <w:cs/>
+          <w:lang w:val="ar_AE" w:bidi="ar_AE"/>
+        </w:rPr>
+      </w:r>
+      <w:r>
+        <w:rPr>
+          <w:rtl/>
+          <w:cs/>
+          <w:lang w:val="ar_AE" w:bidi="ar_AE"/>
+        </w:rPr>
+        <w:t>قضاة 6: 23</w:t>
+      </w:r>
+    </w:p>
+    <w:p>
+      <w:pPr>
+        <w:pStyle w:val="ListBullet"/>
+        <w:bidi/>
+        <w:spacing w:line="240" w:lineRule="auto"/>
+        <w:ind w:left="720"/>
+      </w:pPr>
+      <w:r>
+        <w:rPr>
+          <w:rtl/>
+          <w:cs/>
+          <w:lang w:val="ar_AE" w:bidi="ar_AE"/>
+        </w:rPr>
+      </w:r>
+      <w:r>
+        <w:rPr>
+          <w:rtl/>
+          <w:cs/>
+          <w:lang w:val="ar_AE" w:bidi="ar_AE"/>
+        </w:rPr>
+        <w:t>قضاة 8: 17</w:t>
+      </w:r>
     </w:p>
     <w:p>
       <w:pPr>
@@ -8924,136 +8432,106 @@
           <w:lang w:val="ar_AE" w:bidi="ar_AE"/>
         </w:rPr>
       </w:r>
-      <w:hyperlink r:id="rId95">
-        <w:r>
-          <w:rPr>
-            <w:rtl/>
-            <w:cs/>
-            <w:lang w:val="ar_AE" w:bidi="ar_AE"/>
-          </w:rPr>
-          <w:rPr>
-            <w:color w:val="0000EE"/>
-            <w:u w:val="single"/>
-          </w:rPr>
-          <w:t>أخبار الأيام الثاني6 :28</w:t>
-        </w:r>
-      </w:hyperlink>
-    </w:p>
-    <w:p>
-      <w:pPr>
-        <w:pStyle w:val="ListBullet"/>
-        <w:bidi/>
-        <w:spacing w:line="240" w:lineRule="auto"/>
-        <w:ind w:left="720"/>
-      </w:pPr>
-      <w:r>
-        <w:rPr>
-          <w:rtl/>
-          <w:cs/>
-          <w:lang w:val="ar_AE" w:bidi="ar_AE"/>
-        </w:rPr>
-      </w:r>
-      <w:hyperlink r:id="rId96">
-        <w:r>
-          <w:rPr>
-            <w:rtl/>
-            <w:cs/>
-            <w:lang w:val="ar_AE" w:bidi="ar_AE"/>
-          </w:rPr>
-          <w:rPr>
-            <w:color w:val="0000EE"/>
-            <w:u w:val="single"/>
-          </w:rPr>
-          <w:t>تثنية28 :38–39</w:t>
-        </w:r>
-      </w:hyperlink>
-    </w:p>
-    <w:p>
-      <w:pPr>
-        <w:pStyle w:val="ListBullet"/>
-        <w:bidi/>
-        <w:spacing w:line="240" w:lineRule="auto"/>
-        <w:ind w:left="720"/>
-      </w:pPr>
-      <w:r>
-        <w:rPr>
-          <w:rtl/>
-          <w:cs/>
-          <w:lang w:val="ar_AE" w:bidi="ar_AE"/>
-        </w:rPr>
-      </w:r>
-      <w:hyperlink r:id="rId97">
-        <w:r>
-          <w:rPr>
-            <w:rtl/>
-            <w:cs/>
-            <w:lang w:val="ar_AE" w:bidi="ar_AE"/>
-          </w:rPr>
-          <w:rPr>
-            <w:color w:val="0000EE"/>
-            <w:u w:val="single"/>
-          </w:rPr>
-          <w:t>خروج10 :3–4</w:t>
-        </w:r>
-      </w:hyperlink>
-    </w:p>
-    <w:p>
-      <w:pPr>
-        <w:pStyle w:val="ListBullet"/>
-        <w:bidi/>
-        <w:spacing w:line="240" w:lineRule="auto"/>
-        <w:ind w:left="720"/>
-      </w:pPr>
-      <w:r>
-        <w:rPr>
-          <w:rtl/>
-          <w:cs/>
-          <w:lang w:val="ar_AE" w:bidi="ar_AE"/>
-        </w:rPr>
-      </w:r>
-      <w:hyperlink r:id="rId98">
-        <w:r>
-          <w:rPr>
-            <w:rtl/>
-            <w:cs/>
-            <w:lang w:val="ar_AE" w:bidi="ar_AE"/>
-          </w:rPr>
-          <w:rPr>
-            <w:color w:val="0000EE"/>
-            <w:u w:val="single"/>
-          </w:rPr>
-          <w:t>مرقس1 :6</w:t>
-        </w:r>
-      </w:hyperlink>
-    </w:p>
-    <w:p>
-      <w:pPr>
-        <w:pStyle w:val="ListBullet"/>
-        <w:bidi/>
-        <w:spacing w:line="240" w:lineRule="auto"/>
-        <w:ind w:left="720"/>
-      </w:pPr>
-      <w:r>
-        <w:rPr>
-          <w:rtl/>
-          <w:cs/>
-          <w:lang w:val="ar_AE" w:bidi="ar_AE"/>
-        </w:rPr>
-      </w:r>
-      <w:hyperlink r:id="rId99">
-        <w:r>
-          <w:rPr>
-            <w:rtl/>
-            <w:cs/>
-            <w:lang w:val="ar_AE" w:bidi="ar_AE"/>
-          </w:rPr>
-          <w:rPr>
-            <w:color w:val="0000EE"/>
-            <w:u w:val="single"/>
-          </w:rPr>
-          <w:t>أمثال30 :27–28</w:t>
-        </w:r>
-      </w:hyperlink>
+      <w:r>
+        <w:rPr>
+          <w:rtl/>
+          <w:cs/>
+          <w:lang w:val="ar_AE" w:bidi="ar_AE"/>
+        </w:rPr>
+        <w:t>أخبار الأيام الثاني6 :28</w:t>
+      </w:r>
+    </w:p>
+    <w:p>
+      <w:pPr>
+        <w:pStyle w:val="ListBullet"/>
+        <w:bidi/>
+        <w:spacing w:line="240" w:lineRule="auto"/>
+        <w:ind w:left="720"/>
+      </w:pPr>
+      <w:r>
+        <w:rPr>
+          <w:rtl/>
+          <w:cs/>
+          <w:lang w:val="ar_AE" w:bidi="ar_AE"/>
+        </w:rPr>
+      </w:r>
+      <w:r>
+        <w:rPr>
+          <w:rtl/>
+          <w:cs/>
+          <w:lang w:val="ar_AE" w:bidi="ar_AE"/>
+        </w:rPr>
+        <w:t>تثنية28 :38–39</w:t>
+      </w:r>
+    </w:p>
+    <w:p>
+      <w:pPr>
+        <w:pStyle w:val="ListBullet"/>
+        <w:bidi/>
+        <w:spacing w:line="240" w:lineRule="auto"/>
+        <w:ind w:left="720"/>
+      </w:pPr>
+      <w:r>
+        <w:rPr>
+          <w:rtl/>
+          <w:cs/>
+          <w:lang w:val="ar_AE" w:bidi="ar_AE"/>
+        </w:rPr>
+      </w:r>
+      <w:r>
+        <w:rPr>
+          <w:rtl/>
+          <w:cs/>
+          <w:lang w:val="ar_AE" w:bidi="ar_AE"/>
+        </w:rPr>
+        <w:t>خروج10 :3–4</w:t>
+      </w:r>
+    </w:p>
+    <w:p>
+      <w:pPr>
+        <w:pStyle w:val="ListBullet"/>
+        <w:bidi/>
+        <w:spacing w:line="240" w:lineRule="auto"/>
+        <w:ind w:left="720"/>
+      </w:pPr>
+      <w:r>
+        <w:rPr>
+          <w:rtl/>
+          <w:cs/>
+          <w:lang w:val="ar_AE" w:bidi="ar_AE"/>
+        </w:rPr>
+      </w:r>
+      <w:r>
+        <w:rPr>
+          <w:rtl/>
+          <w:cs/>
+          <w:lang w:val="ar_AE" w:bidi="ar_AE"/>
+        </w:rPr>
+        <w:t>مرقس1 :6</w:t>
+      </w:r>
+    </w:p>
+    <w:p>
+      <w:pPr>
+        <w:pStyle w:val="ListBullet"/>
+        <w:bidi/>
+        <w:spacing w:line="240" w:lineRule="auto"/>
+        <w:ind w:left="720"/>
+      </w:pPr>
+      <w:r>
+        <w:rPr>
+          <w:rtl/>
+          <w:cs/>
+          <w:lang w:val="ar_AE" w:bidi="ar_AE"/>
+        </w:rPr>
+      </w:r>
+      <w:r>
+        <w:rPr>
+          <w:rtl/>
+          <w:cs/>
+          <w:lang w:val="ar_AE" w:bidi="ar_AE"/>
+        </w:rPr>
+        <w:t>أمثال30 :27–28</w:t>
+      </w:r>
     </w:p>
     <w:p>
       <w:pPr>
@@ -9351,107 +8829,83 @@
           <w:lang w:val="ar_AE" w:bidi="ar_AE"/>
         </w:rPr>
       </w:r>
-      <w:hyperlink r:id="rId100">
-        <w:r>
-          <w:rPr>
-            <w:rtl/>
-            <w:cs/>
-            <w:lang w:val="ar_AE" w:bidi="ar_AE"/>
-          </w:rPr>
-          <w:rPr>
-            <w:color w:val="0000EE"/>
-            <w:u w:val="single"/>
-          </w:rPr>
-          <w:t>أخبار الأيام الثاني 14: 12–13</w:t>
-        </w:r>
-      </w:hyperlink>
-    </w:p>
-    <w:p>
-      <w:pPr>
-        <w:pStyle w:val="ListBullet"/>
-        <w:bidi/>
-        <w:spacing w:line="240" w:lineRule="auto"/>
-        <w:ind w:left="720"/>
-      </w:pPr>
-      <w:r>
-        <w:rPr>
-          <w:rtl/>
-          <w:cs/>
-          <w:lang w:val="ar_AE" w:bidi="ar_AE"/>
-        </w:rPr>
-      </w:r>
-      <w:hyperlink r:id="rId101">
-        <w:r>
-          <w:rPr>
-            <w:rtl/>
-            <w:cs/>
-            <w:lang w:val="ar_AE" w:bidi="ar_AE"/>
-          </w:rPr>
-          <w:rPr>
-            <w:color w:val="0000EE"/>
-            <w:u w:val="single"/>
-          </w:rPr>
-          <w:t>تكوين 20: 1–3</w:t>
-        </w:r>
-      </w:hyperlink>
-    </w:p>
-    <w:p>
-      <w:pPr>
-        <w:pStyle w:val="ListBullet"/>
-        <w:bidi/>
-        <w:spacing w:line="240" w:lineRule="auto"/>
-        <w:ind w:left="720"/>
-      </w:pPr>
-      <w:r>
-        <w:rPr>
-          <w:rtl/>
-          <w:cs/>
-          <w:lang w:val="ar_AE" w:bidi="ar_AE"/>
-        </w:rPr>
-      </w:r>
-      <w:hyperlink r:id="rId102">
-        <w:r>
-          <w:rPr>
-            <w:rtl/>
-            <w:cs/>
-            <w:lang w:val="ar_AE" w:bidi="ar_AE"/>
-          </w:rPr>
-          <w:rPr>
-            <w:color w:val="0000EE"/>
-            <w:u w:val="single"/>
-          </w:rPr>
-          <w:t>تكوين 26: 1</w:t>
-        </w:r>
-      </w:hyperlink>
-    </w:p>
-    <w:p>
-      <w:pPr>
-        <w:pStyle w:val="ListBullet"/>
-        <w:bidi/>
-        <w:spacing w:line="240" w:lineRule="auto"/>
-        <w:ind w:left="720"/>
-      </w:pPr>
-      <w:r>
-        <w:rPr>
-          <w:rtl/>
-          <w:cs/>
-          <w:lang w:val="ar_AE" w:bidi="ar_AE"/>
-        </w:rPr>
-      </w:r>
-      <w:hyperlink r:id="rId103">
-        <w:r>
-          <w:rPr>
-            <w:rtl/>
-            <w:cs/>
-            <w:lang w:val="ar_AE" w:bidi="ar_AE"/>
-          </w:rPr>
-          <w:rPr>
-            <w:color w:val="0000EE"/>
-            <w:u w:val="single"/>
-          </w:rPr>
-          <w:t>تكوين 26: 6</w:t>
-        </w:r>
-      </w:hyperlink>
+      <w:r>
+        <w:rPr>
+          <w:rtl/>
+          <w:cs/>
+          <w:lang w:val="ar_AE" w:bidi="ar_AE"/>
+        </w:rPr>
+        <w:t>أخبار الأيام الثاني 14: 12–13</w:t>
+      </w:r>
+    </w:p>
+    <w:p>
+      <w:pPr>
+        <w:pStyle w:val="ListBullet"/>
+        <w:bidi/>
+        <w:spacing w:line="240" w:lineRule="auto"/>
+        <w:ind w:left="720"/>
+      </w:pPr>
+      <w:r>
+        <w:rPr>
+          <w:rtl/>
+          <w:cs/>
+          <w:lang w:val="ar_AE" w:bidi="ar_AE"/>
+        </w:rPr>
+      </w:r>
+      <w:r>
+        <w:rPr>
+          <w:rtl/>
+          <w:cs/>
+          <w:lang w:val="ar_AE" w:bidi="ar_AE"/>
+        </w:rPr>
+        <w:t>تكوين 20: 1–3</w:t>
+      </w:r>
+    </w:p>
+    <w:p>
+      <w:pPr>
+        <w:pStyle w:val="ListBullet"/>
+        <w:bidi/>
+        <w:spacing w:line="240" w:lineRule="auto"/>
+        <w:ind w:left="720"/>
+      </w:pPr>
+      <w:r>
+        <w:rPr>
+          <w:rtl/>
+          <w:cs/>
+          <w:lang w:val="ar_AE" w:bidi="ar_AE"/>
+        </w:rPr>
+      </w:r>
+      <w:r>
+        <w:rPr>
+          <w:rtl/>
+          <w:cs/>
+          <w:lang w:val="ar_AE" w:bidi="ar_AE"/>
+        </w:rPr>
+        <w:t>تكوين 26: 1</w:t>
+      </w:r>
+    </w:p>
+    <w:p>
+      <w:pPr>
+        <w:pStyle w:val="ListBullet"/>
+        <w:bidi/>
+        <w:spacing w:line="240" w:lineRule="auto"/>
+        <w:ind w:left="720"/>
+      </w:pPr>
+      <w:r>
+        <w:rPr>
+          <w:rtl/>
+          <w:cs/>
+          <w:lang w:val="ar_AE" w:bidi="ar_AE"/>
+        </w:rPr>
+      </w:r>
+      <w:r>
+        <w:rPr>
+          <w:rtl/>
+          <w:cs/>
+          <w:lang w:val="ar_AE" w:bidi="ar_AE"/>
+        </w:rPr>
+        <w:t>تكوين 26: 6</w:t>
+      </w:r>
     </w:p>
     <w:p>
       <w:pPr>
@@ -9775,136 +9229,106 @@
           <w:lang w:val="ar_AE" w:bidi="ar_AE"/>
         </w:rPr>
       </w:r>
-      <w:hyperlink r:id="rId104">
-        <w:r>
-          <w:rPr>
-            <w:rtl/>
-            <w:cs/>
-            <w:lang w:val="ar_AE" w:bidi="ar_AE"/>
-          </w:rPr>
-          <w:rPr>
-            <w:color w:val="0000EE"/>
-            <w:u w:val="single"/>
-          </w:rPr>
-          <w:t>1 ملوك 16:3</w:t>
-        </w:r>
-      </w:hyperlink>
-    </w:p>
-    <w:p>
-      <w:pPr>
-        <w:pStyle w:val="ListBullet"/>
-        <w:bidi/>
-        <w:spacing w:line="240" w:lineRule="auto"/>
-        <w:ind w:left="720"/>
-      </w:pPr>
-      <w:r>
-        <w:rPr>
-          <w:rtl/>
-          <w:cs/>
-          <w:lang w:val="ar_AE" w:bidi="ar_AE"/>
-        </w:rPr>
-      </w:r>
-      <w:hyperlink r:id="rId105">
-        <w:r>
-          <w:rPr>
-            <w:rtl/>
-            <w:cs/>
-            <w:lang w:val="ar_AE" w:bidi="ar_AE"/>
-          </w:rPr>
-          <w:rPr>
-            <w:color w:val="0000EE"/>
-            <w:u w:val="single"/>
-          </w:rPr>
-          <w:t>دانيال 11:40–41</w:t>
-        </w:r>
-      </w:hyperlink>
-    </w:p>
-    <w:p>
-      <w:pPr>
-        <w:pStyle w:val="ListBullet"/>
-        <w:bidi/>
-        <w:spacing w:line="240" w:lineRule="auto"/>
-        <w:ind w:left="720"/>
-      </w:pPr>
-      <w:r>
-        <w:rPr>
-          <w:rtl/>
-          <w:cs/>
-          <w:lang w:val="ar_AE" w:bidi="ar_AE"/>
-        </w:rPr>
-      </w:r>
-      <w:hyperlink r:id="rId106">
-        <w:r>
-          <w:rPr>
-            <w:rtl/>
-            <w:cs/>
-            <w:lang w:val="ar_AE" w:bidi="ar_AE"/>
-          </w:rPr>
-          <w:rPr>
-            <w:color w:val="0000EE"/>
-            <w:u w:val="single"/>
-          </w:rPr>
-          <w:t>تكوين 18:24</w:t>
-        </w:r>
-      </w:hyperlink>
-    </w:p>
-    <w:p>
-      <w:pPr>
-        <w:pStyle w:val="ListBullet"/>
-        <w:bidi/>
-        <w:spacing w:line="240" w:lineRule="auto"/>
-        <w:ind w:left="720"/>
-      </w:pPr>
-      <w:r>
-        <w:rPr>
-          <w:rtl/>
-          <w:cs/>
-          <w:lang w:val="ar_AE" w:bidi="ar_AE"/>
-        </w:rPr>
-      </w:r>
-      <w:hyperlink r:id="rId107">
-        <w:r>
-          <w:rPr>
-            <w:rtl/>
-            <w:cs/>
-            <w:lang w:val="ar_AE" w:bidi="ar_AE"/>
-          </w:rPr>
-          <w:rPr>
-            <w:color w:val="0000EE"/>
-            <w:u w:val="single"/>
-          </w:rPr>
-          <w:t>أمثال 21:7–8</w:t>
-        </w:r>
-      </w:hyperlink>
-    </w:p>
-    <w:p>
-      <w:pPr>
-        <w:pStyle w:val="ListBullet"/>
-        <w:bidi/>
-        <w:spacing w:line="240" w:lineRule="auto"/>
-        <w:ind w:left="720"/>
-      </w:pPr>
-      <w:r>
-        <w:rPr>
-          <w:rtl/>
-          <w:cs/>
-          <w:lang w:val="ar_AE" w:bidi="ar_AE"/>
-        </w:rPr>
-      </w:r>
-      <w:hyperlink r:id="rId108">
-        <w:r>
-          <w:rPr>
-            <w:rtl/>
-            <w:cs/>
-            <w:lang w:val="ar_AE" w:bidi="ar_AE"/>
-          </w:rPr>
-          <w:rPr>
-            <w:color w:val="0000EE"/>
-            <w:u w:val="single"/>
-          </w:rPr>
-          <w:t>مزامير 90:5</w:t>
-        </w:r>
-      </w:hyperlink>
+      <w:r>
+        <w:rPr>
+          <w:rtl/>
+          <w:cs/>
+          <w:lang w:val="ar_AE" w:bidi="ar_AE"/>
+        </w:rPr>
+        <w:t>1 ملوك 16:3</w:t>
+      </w:r>
+    </w:p>
+    <w:p>
+      <w:pPr>
+        <w:pStyle w:val="ListBullet"/>
+        <w:bidi/>
+        <w:spacing w:line="240" w:lineRule="auto"/>
+        <w:ind w:left="720"/>
+      </w:pPr>
+      <w:r>
+        <w:rPr>
+          <w:rtl/>
+          <w:cs/>
+          <w:lang w:val="ar_AE" w:bidi="ar_AE"/>
+        </w:rPr>
+      </w:r>
+      <w:r>
+        <w:rPr>
+          <w:rtl/>
+          <w:cs/>
+          <w:lang w:val="ar_AE" w:bidi="ar_AE"/>
+        </w:rPr>
+        <w:t>دانيال 11:40–41</w:t>
+      </w:r>
+    </w:p>
+    <w:p>
+      <w:pPr>
+        <w:pStyle w:val="ListBullet"/>
+        <w:bidi/>
+        <w:spacing w:line="240" w:lineRule="auto"/>
+        <w:ind w:left="720"/>
+      </w:pPr>
+      <w:r>
+        <w:rPr>
+          <w:rtl/>
+          <w:cs/>
+          <w:lang w:val="ar_AE" w:bidi="ar_AE"/>
+        </w:rPr>
+      </w:r>
+      <w:r>
+        <w:rPr>
+          <w:rtl/>
+          <w:cs/>
+          <w:lang w:val="ar_AE" w:bidi="ar_AE"/>
+        </w:rPr>
+        <w:t>تكوين 18:24</w:t>
+      </w:r>
+    </w:p>
+    <w:p>
+      <w:pPr>
+        <w:pStyle w:val="ListBullet"/>
+        <w:bidi/>
+        <w:spacing w:line="240" w:lineRule="auto"/>
+        <w:ind w:left="720"/>
+      </w:pPr>
+      <w:r>
+        <w:rPr>
+          <w:rtl/>
+          <w:cs/>
+          <w:lang w:val="ar_AE" w:bidi="ar_AE"/>
+        </w:rPr>
+      </w:r>
+      <w:r>
+        <w:rPr>
+          <w:rtl/>
+          <w:cs/>
+          <w:lang w:val="ar_AE" w:bidi="ar_AE"/>
+        </w:rPr>
+        <w:t>أمثال 21:7–8</w:t>
+      </w:r>
+    </w:p>
+    <w:p>
+      <w:pPr>
+        <w:pStyle w:val="ListBullet"/>
+        <w:bidi/>
+        <w:spacing w:line="240" w:lineRule="auto"/>
+        <w:ind w:left="720"/>
+      </w:pPr>
+      <w:r>
+        <w:rPr>
+          <w:rtl/>
+          <w:cs/>
+          <w:lang w:val="ar_AE" w:bidi="ar_AE"/>
+        </w:rPr>
+      </w:r>
+      <w:r>
+        <w:rPr>
+          <w:rtl/>
+          <w:cs/>
+          <w:lang w:val="ar_AE" w:bidi="ar_AE"/>
+        </w:rPr>
+        <w:t>مزامير 90:5</w:t>
+      </w:r>
     </w:p>
     <w:p>
       <w:pPr>
@@ -10387,339 +9811,267 @@
           <w:lang w:val="ar_AE" w:bidi="ar_AE"/>
         </w:rPr>
       </w:r>
-      <w:hyperlink r:id="rId109">
-        <w:r>
-          <w:rPr>
-            <w:rtl/>
-            <w:cs/>
-            <w:lang w:val="ar_AE" w:bidi="ar_AE"/>
-          </w:rPr>
-          <w:rPr>
-            <w:color w:val="0000EE"/>
-            <w:u w:val="single"/>
-          </w:rPr>
-          <w:t>لوقا 20: 21–22</w:t>
-        </w:r>
-      </w:hyperlink>
-    </w:p>
-    <w:p>
-      <w:pPr>
-        <w:pStyle w:val="ListBullet"/>
-        <w:bidi/>
-        <w:spacing w:line="240" w:lineRule="auto"/>
-        <w:ind w:left="720"/>
-      </w:pPr>
-      <w:r>
-        <w:rPr>
-          <w:rtl/>
-          <w:cs/>
-          <w:lang w:val="ar_AE" w:bidi="ar_AE"/>
-        </w:rPr>
-      </w:r>
-      <w:hyperlink r:id="rId110">
-        <w:r>
-          <w:rPr>
-            <w:rtl/>
-            <w:cs/>
-            <w:lang w:val="ar_AE" w:bidi="ar_AE"/>
-          </w:rPr>
-          <w:rPr>
-            <w:color w:val="0000EE"/>
-            <w:u w:val="single"/>
-          </w:rPr>
-          <w:t>مرقس 2 :13–14</w:t>
-        </w:r>
-      </w:hyperlink>
-    </w:p>
-    <w:p>
-      <w:pPr>
-        <w:pStyle w:val="ListBullet"/>
-        <w:bidi/>
-        <w:spacing w:line="240" w:lineRule="auto"/>
-        <w:ind w:left="720"/>
-      </w:pPr>
-      <w:r>
-        <w:rPr>
-          <w:rtl/>
-          <w:cs/>
-          <w:lang w:val="ar_AE" w:bidi="ar_AE"/>
-        </w:rPr>
-      </w:r>
-      <w:hyperlink r:id="rId111">
-        <w:r>
-          <w:rPr>
-            <w:rtl/>
-            <w:cs/>
-            <w:lang w:val="ar_AE" w:bidi="ar_AE"/>
-          </w:rPr>
-          <w:rPr>
-            <w:color w:val="0000EE"/>
-            <w:u w:val="single"/>
-          </w:rPr>
-          <w:t>متى 9: 7–9</w:t>
-        </w:r>
-      </w:hyperlink>
-    </w:p>
-    <w:p>
-      <w:pPr>
-        <w:pStyle w:val="ListBullet"/>
-        <w:bidi/>
-        <w:spacing w:line="240" w:lineRule="auto"/>
-        <w:ind w:left="720"/>
-      </w:pPr>
-      <w:r>
-        <w:rPr>
-          <w:rtl/>
-          <w:cs/>
-          <w:lang w:val="ar_AE" w:bidi="ar_AE"/>
-        </w:rPr>
-      </w:r>
-      <w:hyperlink r:id="rId112">
-        <w:r>
-          <w:rPr>
-            <w:rtl/>
-            <w:cs/>
-            <w:lang w:val="ar_AE" w:bidi="ar_AE"/>
-          </w:rPr>
-          <w:rPr>
-            <w:color w:val="0000EE"/>
-            <w:u w:val="single"/>
-          </w:rPr>
-          <w:t>العدد 31 :28–29</w:t>
-        </w:r>
-      </w:hyperlink>
-    </w:p>
-    <w:p>
-      <w:pPr>
-        <w:pStyle w:val="ListBullet"/>
-        <w:bidi/>
-        <w:spacing w:line="240" w:lineRule="auto"/>
-        <w:ind w:left="720"/>
-      </w:pPr>
-      <w:r>
-        <w:rPr>
-          <w:rtl/>
-          <w:cs/>
-          <w:lang w:val="ar_AE" w:bidi="ar_AE"/>
-        </w:rPr>
-      </w:r>
-      <w:hyperlink r:id="rId113">
-        <w:r>
-          <w:rPr>
-            <w:rtl/>
-            <w:cs/>
-            <w:lang w:val="ar_AE" w:bidi="ar_AE"/>
-          </w:rPr>
-          <w:rPr>
-            <w:color w:val="0000EE"/>
-            <w:u w:val="single"/>
-          </w:rPr>
-          <w:t>رومية 13 :6–7</w:t>
-        </w:r>
-      </w:hyperlink>
-    </w:p>
-    <w:p>
-      <w:pPr>
-        <w:pStyle w:val="ListBullet"/>
-        <w:bidi/>
-        <w:spacing w:line="240" w:lineRule="auto"/>
-        <w:ind w:left="720"/>
-      </w:pPr>
-      <w:r>
-        <w:rPr>
-          <w:rtl/>
-          <w:cs/>
-          <w:lang w:val="ar_AE" w:bidi="ar_AE"/>
-        </w:rPr>
-      </w:r>
-      <w:hyperlink r:id="rId114">
-        <w:r>
-          <w:rPr>
-            <w:rtl/>
-            <w:cs/>
-            <w:lang w:val="ar_AE" w:bidi="ar_AE"/>
-          </w:rPr>
-          <w:rPr>
-            <w:color w:val="0000EE"/>
-            <w:u w:val="single"/>
-          </w:rPr>
-          <w:t>لوقا 3: 12–13</w:t>
-        </w:r>
-      </w:hyperlink>
-    </w:p>
-    <w:p>
-      <w:pPr>
-        <w:pStyle w:val="ListBullet"/>
-        <w:bidi/>
-        <w:spacing w:line="240" w:lineRule="auto"/>
-        <w:ind w:left="720"/>
-      </w:pPr>
-      <w:r>
-        <w:rPr>
-          <w:rtl/>
-          <w:cs/>
-          <w:lang w:val="ar_AE" w:bidi="ar_AE"/>
-        </w:rPr>
-      </w:r>
-      <w:hyperlink r:id="rId115">
-        <w:r>
-          <w:rPr>
-            <w:rtl/>
-            <w:cs/>
-            <w:lang w:val="ar_AE" w:bidi="ar_AE"/>
-          </w:rPr>
-          <w:rPr>
-            <w:color w:val="0000EE"/>
-            <w:u w:val="single"/>
-          </w:rPr>
-          <w:t>لوقا 5: 27–28</w:t>
-        </w:r>
-      </w:hyperlink>
-    </w:p>
-    <w:p>
-      <w:pPr>
-        <w:pStyle w:val="ListBullet"/>
-        <w:bidi/>
-        <w:spacing w:line="240" w:lineRule="auto"/>
-        <w:ind w:left="720"/>
-      </w:pPr>
-      <w:r>
-        <w:rPr>
-          <w:rtl/>
-          <w:cs/>
-          <w:lang w:val="ar_AE" w:bidi="ar_AE"/>
-        </w:rPr>
-      </w:r>
-      <w:hyperlink r:id="rId23">
-        <w:r>
-          <w:rPr>
-            <w:rtl/>
-            <w:cs/>
-            <w:lang w:val="ar_AE" w:bidi="ar_AE"/>
-          </w:rPr>
-          <w:rPr>
-            <w:color w:val="0000EE"/>
-            <w:u w:val="single"/>
-          </w:rPr>
-          <w:t>متى 5 :46–48</w:t>
-        </w:r>
-      </w:hyperlink>
-    </w:p>
-    <w:p>
-      <w:pPr>
-        <w:pStyle w:val="ListBullet"/>
-        <w:bidi/>
-        <w:spacing w:line="240" w:lineRule="auto"/>
-        <w:ind w:left="720"/>
-      </w:pPr>
-      <w:r>
-        <w:rPr>
-          <w:rtl/>
-          <w:cs/>
-          <w:lang w:val="ar_AE" w:bidi="ar_AE"/>
-        </w:rPr>
-      </w:r>
-      <w:hyperlink r:id="rId116">
-        <w:r>
-          <w:rPr>
-            <w:rtl/>
-            <w:cs/>
-            <w:lang w:val="ar_AE" w:bidi="ar_AE"/>
-          </w:rPr>
-          <w:rPr>
-            <w:color w:val="0000EE"/>
-            <w:u w:val="single"/>
-          </w:rPr>
-          <w:t>متى 9: 10–11</w:t>
-        </w:r>
-      </w:hyperlink>
-    </w:p>
-    <w:p>
-      <w:pPr>
-        <w:pStyle w:val="ListBullet"/>
-        <w:bidi/>
-        <w:spacing w:line="240" w:lineRule="auto"/>
-        <w:ind w:left="720"/>
-      </w:pPr>
-      <w:r>
-        <w:rPr>
-          <w:rtl/>
-          <w:cs/>
-          <w:lang w:val="ar_AE" w:bidi="ar_AE"/>
-        </w:rPr>
-      </w:r>
-      <w:hyperlink r:id="rId117">
-        <w:r>
-          <w:rPr>
-            <w:rtl/>
-            <w:cs/>
-            <w:lang w:val="ar_AE" w:bidi="ar_AE"/>
-          </w:rPr>
-          <w:rPr>
-            <w:color w:val="0000EE"/>
-            <w:u w:val="single"/>
-          </w:rPr>
-          <w:t>متى 11: 18–19</w:t>
-        </w:r>
-      </w:hyperlink>
-    </w:p>
-    <w:p>
-      <w:pPr>
-        <w:pStyle w:val="ListBullet"/>
-        <w:bidi/>
-        <w:spacing w:line="240" w:lineRule="auto"/>
-        <w:ind w:left="720"/>
-      </w:pPr>
-      <w:r>
-        <w:rPr>
-          <w:rtl/>
-          <w:cs/>
-          <w:lang w:val="ar_AE" w:bidi="ar_AE"/>
-        </w:rPr>
-      </w:r>
-      <w:hyperlink r:id="rId118">
-        <w:r>
-          <w:rPr>
-            <w:rtl/>
-            <w:cs/>
-            <w:lang w:val="ar_AE" w:bidi="ar_AE"/>
-          </w:rPr>
-          <w:rPr>
-            <w:color w:val="0000EE"/>
-            <w:u w:val="single"/>
-          </w:rPr>
-          <w:t>متى 17: 26–27</w:t>
-        </w:r>
-      </w:hyperlink>
-    </w:p>
-    <w:p>
-      <w:pPr>
-        <w:pStyle w:val="ListBullet"/>
-        <w:bidi/>
-        <w:spacing w:line="240" w:lineRule="auto"/>
-        <w:ind w:left="720"/>
-      </w:pPr>
-      <w:r>
-        <w:rPr>
-          <w:rtl/>
-          <w:cs/>
-          <w:lang w:val="ar_AE" w:bidi="ar_AE"/>
-        </w:rPr>
-      </w:r>
-      <w:hyperlink r:id="rId119">
-        <w:r>
-          <w:rPr>
-            <w:rtl/>
-            <w:cs/>
-            <w:lang w:val="ar_AE" w:bidi="ar_AE"/>
-          </w:rPr>
-          <w:rPr>
-            <w:color w:val="0000EE"/>
-            <w:u w:val="single"/>
-          </w:rPr>
-          <w:t>متى 18 :17</w:t>
-        </w:r>
-      </w:hyperlink>
+      <w:r>
+        <w:rPr>
+          <w:rtl/>
+          <w:cs/>
+          <w:lang w:val="ar_AE" w:bidi="ar_AE"/>
+        </w:rPr>
+        <w:t>لوقا 20: 21–22</w:t>
+      </w:r>
+    </w:p>
+    <w:p>
+      <w:pPr>
+        <w:pStyle w:val="ListBullet"/>
+        <w:bidi/>
+        <w:spacing w:line="240" w:lineRule="auto"/>
+        <w:ind w:left="720"/>
+      </w:pPr>
+      <w:r>
+        <w:rPr>
+          <w:rtl/>
+          <w:cs/>
+          <w:lang w:val="ar_AE" w:bidi="ar_AE"/>
+        </w:rPr>
+      </w:r>
+      <w:r>
+        <w:rPr>
+          <w:rtl/>
+          <w:cs/>
+          <w:lang w:val="ar_AE" w:bidi="ar_AE"/>
+        </w:rPr>
+        <w:t>مرقس 2 :13–14</w:t>
+      </w:r>
+    </w:p>
+    <w:p>
+      <w:pPr>
+        <w:pStyle w:val="ListBullet"/>
+        <w:bidi/>
+        <w:spacing w:line="240" w:lineRule="auto"/>
+        <w:ind w:left="720"/>
+      </w:pPr>
+      <w:r>
+        <w:rPr>
+          <w:rtl/>
+          <w:cs/>
+          <w:lang w:val="ar_AE" w:bidi="ar_AE"/>
+        </w:rPr>
+      </w:r>
+      <w:r>
+        <w:rPr>
+          <w:rtl/>
+          <w:cs/>
+          <w:lang w:val="ar_AE" w:bidi="ar_AE"/>
+        </w:rPr>
+        <w:t>متى 9: 7–9</w:t>
+      </w:r>
+    </w:p>
+    <w:p>
+      <w:pPr>
+        <w:pStyle w:val="ListBullet"/>
+        <w:bidi/>
+        <w:spacing w:line="240" w:lineRule="auto"/>
+        <w:ind w:left="720"/>
+      </w:pPr>
+      <w:r>
+        <w:rPr>
+          <w:rtl/>
+          <w:cs/>
+          <w:lang w:val="ar_AE" w:bidi="ar_AE"/>
+        </w:rPr>
+      </w:r>
+      <w:r>
+        <w:rPr>
+          <w:rtl/>
+          <w:cs/>
+          <w:lang w:val="ar_AE" w:bidi="ar_AE"/>
+        </w:rPr>
+        <w:t>العدد 31 :28–29</w:t>
+      </w:r>
+    </w:p>
+    <w:p>
+      <w:pPr>
+        <w:pStyle w:val="ListBullet"/>
+        <w:bidi/>
+        <w:spacing w:line="240" w:lineRule="auto"/>
+        <w:ind w:left="720"/>
+      </w:pPr>
+      <w:r>
+        <w:rPr>
+          <w:rtl/>
+          <w:cs/>
+          <w:lang w:val="ar_AE" w:bidi="ar_AE"/>
+        </w:rPr>
+      </w:r>
+      <w:r>
+        <w:rPr>
+          <w:rtl/>
+          <w:cs/>
+          <w:lang w:val="ar_AE" w:bidi="ar_AE"/>
+        </w:rPr>
+        <w:t>رومية 13 :6–7</w:t>
+      </w:r>
+    </w:p>
+    <w:p>
+      <w:pPr>
+        <w:pStyle w:val="ListBullet"/>
+        <w:bidi/>
+        <w:spacing w:line="240" w:lineRule="auto"/>
+        <w:ind w:left="720"/>
+      </w:pPr>
+      <w:r>
+        <w:rPr>
+          <w:rtl/>
+          <w:cs/>
+          <w:lang w:val="ar_AE" w:bidi="ar_AE"/>
+        </w:rPr>
+      </w:r>
+      <w:r>
+        <w:rPr>
+          <w:rtl/>
+          <w:cs/>
+          <w:lang w:val="ar_AE" w:bidi="ar_AE"/>
+        </w:rPr>
+        <w:t>لوقا 3: 12–13</w:t>
+      </w:r>
+    </w:p>
+    <w:p>
+      <w:pPr>
+        <w:pStyle w:val="ListBullet"/>
+        <w:bidi/>
+        <w:spacing w:line="240" w:lineRule="auto"/>
+        <w:ind w:left="720"/>
+      </w:pPr>
+      <w:r>
+        <w:rPr>
+          <w:rtl/>
+          <w:cs/>
+          <w:lang w:val="ar_AE" w:bidi="ar_AE"/>
+        </w:rPr>
+      </w:r>
+      <w:r>
+        <w:rPr>
+          <w:rtl/>
+          <w:cs/>
+          <w:lang w:val="ar_AE" w:bidi="ar_AE"/>
+        </w:rPr>
+        <w:t>لوقا 5: 27–28</w:t>
+      </w:r>
+    </w:p>
+    <w:p>
+      <w:pPr>
+        <w:pStyle w:val="ListBullet"/>
+        <w:bidi/>
+        <w:spacing w:line="240" w:lineRule="auto"/>
+        <w:ind w:left="720"/>
+      </w:pPr>
+      <w:r>
+        <w:rPr>
+          <w:rtl/>
+          <w:cs/>
+          <w:lang w:val="ar_AE" w:bidi="ar_AE"/>
+        </w:rPr>
+      </w:r>
+      <w:r>
+        <w:rPr>
+          <w:rtl/>
+          <w:cs/>
+          <w:lang w:val="ar_AE" w:bidi="ar_AE"/>
+        </w:rPr>
+        <w:t>متى 5 :46–48</w:t>
+      </w:r>
+    </w:p>
+    <w:p>
+      <w:pPr>
+        <w:pStyle w:val="ListBullet"/>
+        <w:bidi/>
+        <w:spacing w:line="240" w:lineRule="auto"/>
+        <w:ind w:left="720"/>
+      </w:pPr>
+      <w:r>
+        <w:rPr>
+          <w:rtl/>
+          <w:cs/>
+          <w:lang w:val="ar_AE" w:bidi="ar_AE"/>
+        </w:rPr>
+      </w:r>
+      <w:r>
+        <w:rPr>
+          <w:rtl/>
+          <w:cs/>
+          <w:lang w:val="ar_AE" w:bidi="ar_AE"/>
+        </w:rPr>
+        <w:t>متى 9: 10–11</w:t>
+      </w:r>
+    </w:p>
+    <w:p>
+      <w:pPr>
+        <w:pStyle w:val="ListBullet"/>
+        <w:bidi/>
+        <w:spacing w:line="240" w:lineRule="auto"/>
+        <w:ind w:left="720"/>
+      </w:pPr>
+      <w:r>
+        <w:rPr>
+          <w:rtl/>
+          <w:cs/>
+          <w:lang w:val="ar_AE" w:bidi="ar_AE"/>
+        </w:rPr>
+      </w:r>
+      <w:r>
+        <w:rPr>
+          <w:rtl/>
+          <w:cs/>
+          <w:lang w:val="ar_AE" w:bidi="ar_AE"/>
+        </w:rPr>
+        <w:t>متى 11: 18–19</w:t>
+      </w:r>
+    </w:p>
+    <w:p>
+      <w:pPr>
+        <w:pStyle w:val="ListBullet"/>
+        <w:bidi/>
+        <w:spacing w:line="240" w:lineRule="auto"/>
+        <w:ind w:left="720"/>
+      </w:pPr>
+      <w:r>
+        <w:rPr>
+          <w:rtl/>
+          <w:cs/>
+          <w:lang w:val="ar_AE" w:bidi="ar_AE"/>
+        </w:rPr>
+      </w:r>
+      <w:r>
+        <w:rPr>
+          <w:rtl/>
+          <w:cs/>
+          <w:lang w:val="ar_AE" w:bidi="ar_AE"/>
+        </w:rPr>
+        <w:t>متى 17: 26–27</w:t>
+      </w:r>
+    </w:p>
+    <w:p>
+      <w:pPr>
+        <w:pStyle w:val="ListBullet"/>
+        <w:bidi/>
+        <w:spacing w:line="240" w:lineRule="auto"/>
+        <w:ind w:left="720"/>
+      </w:pPr>
+      <w:r>
+        <w:rPr>
+          <w:rtl/>
+          <w:cs/>
+          <w:lang w:val="ar_AE" w:bidi="ar_AE"/>
+        </w:rPr>
+      </w:r>
+      <w:r>
+        <w:rPr>
+          <w:rtl/>
+          <w:cs/>
+          <w:lang w:val="ar_AE" w:bidi="ar_AE"/>
+        </w:rPr>
+        <w:t>متى 18 :17</w:t>
+      </w:r>
     </w:p>
     <w:p>
       <w:pPr>
@@ -11226,107 +10578,83 @@
           <w:lang w:val="ar_AE" w:bidi="ar_AE"/>
         </w:rPr>
       </w:r>
-      <w:hyperlink r:id="rId120">
-        <w:r>
-          <w:rPr>
-            <w:rtl/>
-            <w:cs/>
-            <w:lang w:val="ar_AE" w:bidi="ar_AE"/>
-          </w:rPr>
-          <w:rPr>
-            <w:color w:val="0000EE"/>
-            <w:u w:val="single"/>
-          </w:rPr>
-          <w:t>1 أخبار الأيام 18:1–2</w:t>
-        </w:r>
-      </w:hyperlink>
-    </w:p>
-    <w:p>
-      <w:pPr>
-        <w:pStyle w:val="ListBullet"/>
-        <w:bidi/>
-        <w:spacing w:line="240" w:lineRule="auto"/>
-        <w:ind w:left="720"/>
-      </w:pPr>
-      <w:r>
-        <w:rPr>
-          <w:rtl/>
-          <w:cs/>
-          <w:lang w:val="ar_AE" w:bidi="ar_AE"/>
-        </w:rPr>
-      </w:r>
-      <w:hyperlink r:id="rId121">
-        <w:r>
-          <w:rPr>
-            <w:rtl/>
-            <w:cs/>
-            <w:lang w:val="ar_AE" w:bidi="ar_AE"/>
-          </w:rPr>
-          <w:rPr>
-            <w:color w:val="0000EE"/>
-            <w:u w:val="single"/>
-          </w:rPr>
-          <w:t>2 أخبار الأيام 9:22–24</w:t>
-        </w:r>
-      </w:hyperlink>
-    </w:p>
-    <w:p>
-      <w:pPr>
-        <w:pStyle w:val="ListBullet"/>
-        <w:bidi/>
-        <w:spacing w:line="240" w:lineRule="auto"/>
-        <w:ind w:left="720"/>
-      </w:pPr>
-      <w:r>
-        <w:rPr>
-          <w:rtl/>
-          <w:cs/>
-          <w:lang w:val="ar_AE" w:bidi="ar_AE"/>
-        </w:rPr>
-      </w:r>
-      <w:hyperlink r:id="rId122">
-        <w:r>
-          <w:rPr>
-            <w:rtl/>
-            <w:cs/>
-            <w:lang w:val="ar_AE" w:bidi="ar_AE"/>
-          </w:rPr>
-          <w:rPr>
-            <w:color w:val="0000EE"/>
-            <w:u w:val="single"/>
-          </w:rPr>
-          <w:t>2 ملوك 17:3</w:t>
-        </w:r>
-      </w:hyperlink>
-    </w:p>
-    <w:p>
-      <w:pPr>
-        <w:pStyle w:val="ListBullet"/>
-        <w:bidi/>
-        <w:spacing w:line="240" w:lineRule="auto"/>
-        <w:ind w:left="720"/>
-      </w:pPr>
-      <w:r>
-        <w:rPr>
-          <w:rtl/>
-          <w:cs/>
-          <w:lang w:val="ar_AE" w:bidi="ar_AE"/>
-        </w:rPr>
-      </w:r>
-      <w:hyperlink r:id="rId123">
-        <w:r>
-          <w:rPr>
-            <w:rtl/>
-            <w:cs/>
-            <w:lang w:val="ar_AE" w:bidi="ar_AE"/>
-          </w:rPr>
-          <w:rPr>
-            <w:color w:val="0000EE"/>
-            <w:u w:val="single"/>
-          </w:rPr>
-          <w:t>لوقا 23:2</w:t>
-        </w:r>
-      </w:hyperlink>
+      <w:r>
+        <w:rPr>
+          <w:rtl/>
+          <w:cs/>
+          <w:lang w:val="ar_AE" w:bidi="ar_AE"/>
+        </w:rPr>
+        <w:t>1 أخبار الأيام 18:1–2</w:t>
+      </w:r>
+    </w:p>
+    <w:p>
+      <w:pPr>
+        <w:pStyle w:val="ListBullet"/>
+        <w:bidi/>
+        <w:spacing w:line="240" w:lineRule="auto"/>
+        <w:ind w:left="720"/>
+      </w:pPr>
+      <w:r>
+        <w:rPr>
+          <w:rtl/>
+          <w:cs/>
+          <w:lang w:val="ar_AE" w:bidi="ar_AE"/>
+        </w:rPr>
+      </w:r>
+      <w:r>
+        <w:rPr>
+          <w:rtl/>
+          <w:cs/>
+          <w:lang w:val="ar_AE" w:bidi="ar_AE"/>
+        </w:rPr>
+        <w:t>2 أخبار الأيام 9:22–24</w:t>
+      </w:r>
+    </w:p>
+    <w:p>
+      <w:pPr>
+        <w:pStyle w:val="ListBullet"/>
+        <w:bidi/>
+        <w:spacing w:line="240" w:lineRule="auto"/>
+        <w:ind w:left="720"/>
+      </w:pPr>
+      <w:r>
+        <w:rPr>
+          <w:rtl/>
+          <w:cs/>
+          <w:lang w:val="ar_AE" w:bidi="ar_AE"/>
+        </w:rPr>
+      </w:r>
+      <w:r>
+        <w:rPr>
+          <w:rtl/>
+          <w:cs/>
+          <w:lang w:val="ar_AE" w:bidi="ar_AE"/>
+        </w:rPr>
+        <w:t>2 ملوك 17:3</w:t>
+      </w:r>
+    </w:p>
+    <w:p>
+      <w:pPr>
+        <w:pStyle w:val="ListBullet"/>
+        <w:bidi/>
+        <w:spacing w:line="240" w:lineRule="auto"/>
+        <w:ind w:left="720"/>
+      </w:pPr>
+      <w:r>
+        <w:rPr>
+          <w:rtl/>
+          <w:cs/>
+          <w:lang w:val="ar_AE" w:bidi="ar_AE"/>
+        </w:rPr>
+      </w:r>
+      <w:r>
+        <w:rPr>
+          <w:rtl/>
+          <w:cs/>
+          <w:lang w:val="ar_AE" w:bidi="ar_AE"/>
+        </w:rPr>
+        <w:t>لوقا 23:2</w:t>
+      </w:r>
     </w:p>
     <w:p>
       <w:pPr>
@@ -11604,107 +10932,83 @@
           <w:lang w:val="ar_AE" w:bidi="ar_AE"/>
         </w:rPr>
       </w:r>
-      <w:hyperlink r:id="rId124">
-        <w:r>
-          <w:rPr>
-            <w:rtl/>
-            <w:cs/>
-            <w:lang w:val="ar_AE" w:bidi="ar_AE"/>
-          </w:rPr>
-          <w:rPr>
-            <w:color w:val="0000EE"/>
-            <w:u w:val="single"/>
-          </w:rPr>
-          <w:t>1 أخبار الأيام 2: 23</w:t>
-        </w:r>
-      </w:hyperlink>
-    </w:p>
-    <w:p>
-      <w:pPr>
-        <w:pStyle w:val="ListBullet"/>
-        <w:bidi/>
-        <w:spacing w:line="240" w:lineRule="auto"/>
-        <w:ind w:left="720"/>
-      </w:pPr>
-      <w:r>
-        <w:rPr>
-          <w:rtl/>
-          <w:cs/>
-          <w:lang w:val="ar_AE" w:bidi="ar_AE"/>
-        </w:rPr>
-      </w:r>
-      <w:hyperlink r:id="rId125">
-        <w:r>
-          <w:rPr>
-            <w:rtl/>
-            <w:cs/>
-            <w:lang w:val="ar_AE" w:bidi="ar_AE"/>
-          </w:rPr>
-          <w:rPr>
-            <w:color w:val="0000EE"/>
-            <w:u w:val="single"/>
-          </w:rPr>
-          <w:t>2 صموئيل 3: 2–3</w:t>
-        </w:r>
-      </w:hyperlink>
-    </w:p>
-    <w:p>
-      <w:pPr>
-        <w:pStyle w:val="ListBullet"/>
-        <w:bidi/>
-        <w:spacing w:line="240" w:lineRule="auto"/>
-        <w:ind w:left="720"/>
-      </w:pPr>
-      <w:r>
-        <w:rPr>
-          <w:rtl/>
-          <w:cs/>
-          <w:lang w:val="ar_AE" w:bidi="ar_AE"/>
-        </w:rPr>
-      </w:r>
-      <w:hyperlink r:id="rId126">
-        <w:r>
-          <w:rPr>
-            <w:rtl/>
-            <w:cs/>
-            <w:lang w:val="ar_AE" w:bidi="ar_AE"/>
-          </w:rPr>
-          <w:rPr>
-            <w:color w:val="0000EE"/>
-            <w:u w:val="single"/>
-          </w:rPr>
-          <w:t>تثنية 3: 14</w:t>
-        </w:r>
-      </w:hyperlink>
-    </w:p>
-    <w:p>
-      <w:pPr>
-        <w:pStyle w:val="ListBullet"/>
-        <w:bidi/>
-        <w:spacing w:line="240" w:lineRule="auto"/>
-        <w:ind w:left="720"/>
-      </w:pPr>
-      <w:r>
-        <w:rPr>
-          <w:rtl/>
-          <w:cs/>
-          <w:lang w:val="ar_AE" w:bidi="ar_AE"/>
-        </w:rPr>
-      </w:r>
-      <w:hyperlink r:id="rId127">
-        <w:r>
-          <w:rPr>
-            <w:rtl/>
-            <w:cs/>
-            <w:lang w:val="ar_AE" w:bidi="ar_AE"/>
-          </w:rPr>
-          <w:rPr>
-            <w:color w:val="0000EE"/>
-            <w:u w:val="single"/>
-          </w:rPr>
-          <w:t>يشوع 12: 3–5</w:t>
-        </w:r>
-      </w:hyperlink>
+      <w:r>
+        <w:rPr>
+          <w:rtl/>
+          <w:cs/>
+          <w:lang w:val="ar_AE" w:bidi="ar_AE"/>
+        </w:rPr>
+        <w:t>1 أخبار الأيام 2: 23</w:t>
+      </w:r>
+    </w:p>
+    <w:p>
+      <w:pPr>
+        <w:pStyle w:val="ListBullet"/>
+        <w:bidi/>
+        <w:spacing w:line="240" w:lineRule="auto"/>
+        <w:ind w:left="720"/>
+      </w:pPr>
+      <w:r>
+        <w:rPr>
+          <w:rtl/>
+          <w:cs/>
+          <w:lang w:val="ar_AE" w:bidi="ar_AE"/>
+        </w:rPr>
+      </w:r>
+      <w:r>
+        <w:rPr>
+          <w:rtl/>
+          <w:cs/>
+          <w:lang w:val="ar_AE" w:bidi="ar_AE"/>
+        </w:rPr>
+        <w:t>2 صموئيل 3: 2–3</w:t>
+      </w:r>
+    </w:p>
+    <w:p>
+      <w:pPr>
+        <w:pStyle w:val="ListBullet"/>
+        <w:bidi/>
+        <w:spacing w:line="240" w:lineRule="auto"/>
+        <w:ind w:left="720"/>
+      </w:pPr>
+      <w:r>
+        <w:rPr>
+          <w:rtl/>
+          <w:cs/>
+          <w:lang w:val="ar_AE" w:bidi="ar_AE"/>
+        </w:rPr>
+      </w:r>
+      <w:r>
+        <w:rPr>
+          <w:rtl/>
+          <w:cs/>
+          <w:lang w:val="ar_AE" w:bidi="ar_AE"/>
+        </w:rPr>
+        <w:t>تثنية 3: 14</w:t>
+      </w:r>
+    </w:p>
+    <w:p>
+      <w:pPr>
+        <w:pStyle w:val="ListBullet"/>
+        <w:bidi/>
+        <w:spacing w:line="240" w:lineRule="auto"/>
+        <w:ind w:left="720"/>
+      </w:pPr>
+      <w:r>
+        <w:rPr>
+          <w:rtl/>
+          <w:cs/>
+          <w:lang w:val="ar_AE" w:bidi="ar_AE"/>
+        </w:rPr>
+      </w:r>
+      <w:r>
+        <w:rPr>
+          <w:rtl/>
+          <w:cs/>
+          <w:lang w:val="ar_AE" w:bidi="ar_AE"/>
+        </w:rPr>
+        <w:t>يشوع 12: 3–5</w:t>
+      </w:r>
     </w:p>
     <w:p>
       <w:pPr>
@@ -12071,107 +11375,83 @@
           <w:lang w:val="ar_AE" w:bidi="ar_AE"/>
         </w:rPr>
       </w:r>
-      <w:hyperlink r:id="rId128">
-        <w:r>
-          <w:rPr>
-            <w:rtl/>
-            <w:cs/>
-            <w:lang w:val="ar_AE" w:bidi="ar_AE"/>
-          </w:rPr>
-          <w:rPr>
-            <w:color w:val="0000EE"/>
-            <w:u w:val="single"/>
-          </w:rPr>
-          <w:t>1 صموئيل 7:15–17</w:t>
-        </w:r>
-      </w:hyperlink>
-    </w:p>
-    <w:p>
-      <w:pPr>
-        <w:pStyle w:val="ListBullet"/>
-        <w:bidi/>
-        <w:spacing w:line="240" w:lineRule="auto"/>
-        <w:ind w:left="720"/>
-      </w:pPr>
-      <w:r>
-        <w:rPr>
-          <w:rtl/>
-          <w:cs/>
-          <w:lang w:val="ar_AE" w:bidi="ar_AE"/>
-        </w:rPr>
-      </w:r>
-      <w:hyperlink r:id="rId129">
-        <w:r>
-          <w:rPr>
-            <w:rtl/>
-            <w:cs/>
-            <w:lang w:val="ar_AE" w:bidi="ar_AE"/>
-          </w:rPr>
-          <w:rPr>
-            <w:color w:val="0000EE"/>
-            <w:u w:val="single"/>
-          </w:rPr>
-          <w:t>2 ملوك 2:1–2</w:t>
-        </w:r>
-      </w:hyperlink>
-    </w:p>
-    <w:p>
-      <w:pPr>
-        <w:pStyle w:val="ListBullet"/>
-        <w:bidi/>
-        <w:spacing w:line="240" w:lineRule="auto"/>
-        <w:ind w:left="720"/>
-      </w:pPr>
-      <w:r>
-        <w:rPr>
-          <w:rtl/>
-          <w:cs/>
-          <w:lang w:val="ar_AE" w:bidi="ar_AE"/>
-        </w:rPr>
-      </w:r>
-      <w:hyperlink r:id="rId130">
-        <w:r>
-          <w:rPr>
-            <w:rtl/>
-            <w:cs/>
-            <w:lang w:val="ar_AE" w:bidi="ar_AE"/>
-          </w:rPr>
-          <w:rPr>
-            <w:color w:val="0000EE"/>
-            <w:u w:val="single"/>
-          </w:rPr>
-          <w:t>هوشع 4:15</w:t>
-        </w:r>
-      </w:hyperlink>
-    </w:p>
-    <w:p>
-      <w:pPr>
-        <w:pStyle w:val="ListBullet"/>
-        <w:bidi/>
-        <w:spacing w:line="240" w:lineRule="auto"/>
-        <w:ind w:left="720"/>
-      </w:pPr>
-      <w:r>
-        <w:rPr>
-          <w:rtl/>
-          <w:cs/>
-          <w:lang w:val="ar_AE" w:bidi="ar_AE"/>
-        </w:rPr>
-      </w:r>
-      <w:hyperlink r:id="rId131">
-        <w:r>
-          <w:rPr>
-            <w:rtl/>
-            <w:cs/>
-            <w:lang w:val="ar_AE" w:bidi="ar_AE"/>
-          </w:rPr>
-          <w:rPr>
-            <w:color w:val="0000EE"/>
-            <w:u w:val="single"/>
-          </w:rPr>
-          <w:t>قضاة 2:1</w:t>
-        </w:r>
-      </w:hyperlink>
+      <w:r>
+        <w:rPr>
+          <w:rtl/>
+          <w:cs/>
+          <w:lang w:val="ar_AE" w:bidi="ar_AE"/>
+        </w:rPr>
+        <w:t>1 صموئيل 7:15–17</w:t>
+      </w:r>
+    </w:p>
+    <w:p>
+      <w:pPr>
+        <w:pStyle w:val="ListBullet"/>
+        <w:bidi/>
+        <w:spacing w:line="240" w:lineRule="auto"/>
+        <w:ind w:left="720"/>
+      </w:pPr>
+      <w:r>
+        <w:rPr>
+          <w:rtl/>
+          <w:cs/>
+          <w:lang w:val="ar_AE" w:bidi="ar_AE"/>
+        </w:rPr>
+      </w:r>
+      <w:r>
+        <w:rPr>
+          <w:rtl/>
+          <w:cs/>
+          <w:lang w:val="ar_AE" w:bidi="ar_AE"/>
+        </w:rPr>
+        <w:t>2 ملوك 2:1–2</w:t>
+      </w:r>
+    </w:p>
+    <w:p>
+      <w:pPr>
+        <w:pStyle w:val="ListBullet"/>
+        <w:bidi/>
+        <w:spacing w:line="240" w:lineRule="auto"/>
+        <w:ind w:left="720"/>
+      </w:pPr>
+      <w:r>
+        <w:rPr>
+          <w:rtl/>
+          <w:cs/>
+          <w:lang w:val="ar_AE" w:bidi="ar_AE"/>
+        </w:rPr>
+      </w:r>
+      <w:r>
+        <w:rPr>
+          <w:rtl/>
+          <w:cs/>
+          <w:lang w:val="ar_AE" w:bidi="ar_AE"/>
+        </w:rPr>
+        <w:t>هوشع 4:15</w:t>
+      </w:r>
+    </w:p>
+    <w:p>
+      <w:pPr>
+        <w:pStyle w:val="ListBullet"/>
+        <w:bidi/>
+        <w:spacing w:line="240" w:lineRule="auto"/>
+        <w:ind w:left="720"/>
+      </w:pPr>
+      <w:r>
+        <w:rPr>
+          <w:rtl/>
+          <w:cs/>
+          <w:lang w:val="ar_AE" w:bidi="ar_AE"/>
+        </w:rPr>
+      </w:r>
+      <w:r>
+        <w:rPr>
+          <w:rtl/>
+          <w:cs/>
+          <w:lang w:val="ar_AE" w:bidi="ar_AE"/>
+        </w:rPr>
+        <w:t>قضاة 2:1</w:t>
+      </w:r>
     </w:p>
     <w:p>
       <w:pPr>
@@ -12460,78 +11740,60 @@
           <w:lang w:val="ar_AE" w:bidi="ar_AE"/>
         </w:rPr>
       </w:r>
-      <w:hyperlink r:id="rId132">
-        <w:r>
-          <w:rPr>
-            <w:rtl/>
-            <w:cs/>
-            <w:lang w:val="ar_AE" w:bidi="ar_AE"/>
-          </w:rPr>
-          <w:rPr>
-            <w:color w:val="0000EE"/>
-            <w:u w:val="single"/>
-          </w:rPr>
-          <w:t>يوحنا19 :17</w:t>
-        </w:r>
-      </w:hyperlink>
-    </w:p>
-    <w:p>
-      <w:pPr>
-        <w:pStyle w:val="ListBullet"/>
-        <w:bidi/>
-        <w:spacing w:line="240" w:lineRule="auto"/>
-        <w:ind w:left="720"/>
-      </w:pPr>
-      <w:r>
-        <w:rPr>
-          <w:rtl/>
-          <w:cs/>
-          <w:lang w:val="ar_AE" w:bidi="ar_AE"/>
-        </w:rPr>
-      </w:r>
-      <w:hyperlink r:id="rId133">
-        <w:r>
-          <w:rPr>
-            <w:rtl/>
-            <w:cs/>
-            <w:lang w:val="ar_AE" w:bidi="ar_AE"/>
-          </w:rPr>
-          <w:rPr>
-            <w:color w:val="0000EE"/>
-            <w:u w:val="single"/>
-          </w:rPr>
-          <w:t>مرقس15 :22</w:t>
-        </w:r>
-      </w:hyperlink>
-    </w:p>
-    <w:p>
-      <w:pPr>
-        <w:pStyle w:val="ListBullet"/>
-        <w:bidi/>
-        <w:spacing w:line="240" w:lineRule="auto"/>
-        <w:ind w:left="720"/>
-      </w:pPr>
-      <w:r>
-        <w:rPr>
-          <w:rtl/>
-          <w:cs/>
-          <w:lang w:val="ar_AE" w:bidi="ar_AE"/>
-        </w:rPr>
-      </w:r>
-      <w:hyperlink r:id="rId134">
-        <w:r>
-          <w:rPr>
-            <w:rtl/>
-            <w:cs/>
-            <w:lang w:val="ar_AE" w:bidi="ar_AE"/>
-          </w:rPr>
-          <w:rPr>
-            <w:color w:val="0000EE"/>
-            <w:u w:val="single"/>
-          </w:rPr>
-          <w:t>متى27 :33</w:t>
-        </w:r>
-      </w:hyperlink>
+      <w:r>
+        <w:rPr>
+          <w:rtl/>
+          <w:cs/>
+          <w:lang w:val="ar_AE" w:bidi="ar_AE"/>
+        </w:rPr>
+        <w:t>يوحنا19 :17</w:t>
+      </w:r>
+    </w:p>
+    <w:p>
+      <w:pPr>
+        <w:pStyle w:val="ListBullet"/>
+        <w:bidi/>
+        <w:spacing w:line="240" w:lineRule="auto"/>
+        <w:ind w:left="720"/>
+      </w:pPr>
+      <w:r>
+        <w:rPr>
+          <w:rtl/>
+          <w:cs/>
+          <w:lang w:val="ar_AE" w:bidi="ar_AE"/>
+        </w:rPr>
+      </w:r>
+      <w:r>
+        <w:rPr>
+          <w:rtl/>
+          <w:cs/>
+          <w:lang w:val="ar_AE" w:bidi="ar_AE"/>
+        </w:rPr>
+        <w:t>مرقس15 :22</w:t>
+      </w:r>
+    </w:p>
+    <w:p>
+      <w:pPr>
+        <w:pStyle w:val="ListBullet"/>
+        <w:bidi/>
+        <w:spacing w:line="240" w:lineRule="auto"/>
+        <w:ind w:left="720"/>
+      </w:pPr>
+      <w:r>
+        <w:rPr>
+          <w:rtl/>
+          <w:cs/>
+          <w:lang w:val="ar_AE" w:bidi="ar_AE"/>
+        </w:rPr>
+      </w:r>
+      <w:r>
+        <w:rPr>
+          <w:rtl/>
+          <w:cs/>
+          <w:lang w:val="ar_AE" w:bidi="ar_AE"/>
+        </w:rPr>
+        <w:t>متى27 :33</w:t>
+      </w:r>
     </w:p>
     <w:p>
       <w:pPr>
@@ -12845,165 +12107,129 @@
           <w:lang w:val="ar_AE" w:bidi="ar_AE"/>
         </w:rPr>
       </w:r>
-      <w:hyperlink r:id="rId135">
-        <w:r>
-          <w:rPr>
-            <w:rtl/>
-            <w:cs/>
-            <w:lang w:val="ar_AE" w:bidi="ar_AE"/>
-          </w:rPr>
-          <w:rPr>
-            <w:color w:val="0000EE"/>
-            <w:u w:val="single"/>
-          </w:rPr>
-          <w:t>1 أخبار الأيام 2: 22</w:t>
-        </w:r>
-      </w:hyperlink>
-    </w:p>
-    <w:p>
-      <w:pPr>
-        <w:pStyle w:val="ListBullet"/>
-        <w:bidi/>
-        <w:spacing w:line="240" w:lineRule="auto"/>
-        <w:ind w:left="720"/>
-      </w:pPr>
-      <w:r>
-        <w:rPr>
-          <w:rtl/>
-          <w:cs/>
-          <w:lang w:val="ar_AE" w:bidi="ar_AE"/>
-        </w:rPr>
-      </w:r>
-      <w:hyperlink r:id="rId136">
-        <w:r>
-          <w:rPr>
-            <w:rtl/>
-            <w:cs/>
-            <w:lang w:val="ar_AE" w:bidi="ar_AE"/>
-          </w:rPr>
-          <w:rPr>
-            <w:color w:val="0000EE"/>
-            <w:u w:val="single"/>
-          </w:rPr>
-          <w:t>1 صموئيل 11: 1</w:t>
-        </w:r>
-      </w:hyperlink>
-    </w:p>
-    <w:p>
-      <w:pPr>
-        <w:pStyle w:val="ListBullet"/>
-        <w:bidi/>
-        <w:spacing w:line="240" w:lineRule="auto"/>
-        <w:ind w:left="720"/>
-      </w:pPr>
-      <w:r>
-        <w:rPr>
-          <w:rtl/>
-          <w:cs/>
-          <w:lang w:val="ar_AE" w:bidi="ar_AE"/>
-        </w:rPr>
-      </w:r>
-      <w:hyperlink r:id="rId137">
-        <w:r>
-          <w:rPr>
-            <w:rtl/>
-            <w:cs/>
-            <w:lang w:val="ar_AE" w:bidi="ar_AE"/>
-          </w:rPr>
-          <w:rPr>
-            <w:color w:val="0000EE"/>
-            <w:u w:val="single"/>
-          </w:rPr>
-          <w:t>عاموس 1: 3</w:t>
-        </w:r>
-      </w:hyperlink>
-    </w:p>
-    <w:p>
-      <w:pPr>
-        <w:pStyle w:val="ListBullet"/>
-        <w:bidi/>
-        <w:spacing w:line="240" w:lineRule="auto"/>
-        <w:ind w:left="720"/>
-      </w:pPr>
-      <w:r>
-        <w:rPr>
-          <w:rtl/>
-          <w:cs/>
-          <w:lang w:val="ar_AE" w:bidi="ar_AE"/>
-        </w:rPr>
-      </w:r>
-      <w:hyperlink r:id="rId138">
-        <w:r>
-          <w:rPr>
-            <w:rtl/>
-            <w:cs/>
-            <w:lang w:val="ar_AE" w:bidi="ar_AE"/>
-          </w:rPr>
-          <w:rPr>
-            <w:color w:val="0000EE"/>
-            <w:u w:val="single"/>
-          </w:rPr>
-          <w:t>تثنية 2: 36–37</w:t>
-        </w:r>
-      </w:hyperlink>
-    </w:p>
-    <w:p>
-      <w:pPr>
-        <w:pStyle w:val="ListBullet"/>
-        <w:bidi/>
-        <w:spacing w:line="240" w:lineRule="auto"/>
-        <w:ind w:left="720"/>
-      </w:pPr>
-      <w:r>
-        <w:rPr>
-          <w:rtl/>
-          <w:cs/>
-          <w:lang w:val="ar_AE" w:bidi="ar_AE"/>
-        </w:rPr>
-      </w:r>
-      <w:hyperlink r:id="rId139">
-        <w:r>
-          <w:rPr>
-            <w:rtl/>
-            <w:cs/>
-            <w:lang w:val="ar_AE" w:bidi="ar_AE"/>
-          </w:rPr>
-          <w:rPr>
-            <w:color w:val="0000EE"/>
-            <w:u w:val="single"/>
-          </w:rPr>
-          <w:t>تكوين 31: 21</w:t>
-        </w:r>
-      </w:hyperlink>
-    </w:p>
-    <w:p>
-      <w:pPr>
-        <w:pStyle w:val="ListBullet"/>
-        <w:bidi/>
-        <w:spacing w:line="240" w:lineRule="auto"/>
-        <w:ind w:left="720"/>
-      </w:pPr>
-      <w:r>
-        <w:rPr>
-          <w:rtl/>
-          <w:cs/>
-          <w:lang w:val="ar_AE" w:bidi="ar_AE"/>
-        </w:rPr>
-      </w:r>
-      <w:hyperlink r:id="rId140">
-        <w:r>
-          <w:rPr>
-            <w:rtl/>
-            <w:cs/>
-            <w:lang w:val="ar_AE" w:bidi="ar_AE"/>
-          </w:rPr>
-          <w:rPr>
-            <w:color w:val="0000EE"/>
-            <w:u w:val="single"/>
-          </w:rPr>
-          <w:t>تكوين 37: 25–26</w:t>
-        </w:r>
-      </w:hyperlink>
+      <w:r>
+        <w:rPr>
+          <w:rtl/>
+          <w:cs/>
+          <w:lang w:val="ar_AE" w:bidi="ar_AE"/>
+        </w:rPr>
+        <w:t>1 أخبار الأيام 2: 22</w:t>
+      </w:r>
+    </w:p>
+    <w:p>
+      <w:pPr>
+        <w:pStyle w:val="ListBullet"/>
+        <w:bidi/>
+        <w:spacing w:line="240" w:lineRule="auto"/>
+        <w:ind w:left="720"/>
+      </w:pPr>
+      <w:r>
+        <w:rPr>
+          <w:rtl/>
+          <w:cs/>
+          <w:lang w:val="ar_AE" w:bidi="ar_AE"/>
+        </w:rPr>
+      </w:r>
+      <w:r>
+        <w:rPr>
+          <w:rtl/>
+          <w:cs/>
+          <w:lang w:val="ar_AE" w:bidi="ar_AE"/>
+        </w:rPr>
+        <w:t>1 صموئيل 11: 1</w:t>
+      </w:r>
+    </w:p>
+    <w:p>
+      <w:pPr>
+        <w:pStyle w:val="ListBullet"/>
+        <w:bidi/>
+        <w:spacing w:line="240" w:lineRule="auto"/>
+        <w:ind w:left="720"/>
+      </w:pPr>
+      <w:r>
+        <w:rPr>
+          <w:rtl/>
+          <w:cs/>
+          <w:lang w:val="ar_AE" w:bidi="ar_AE"/>
+        </w:rPr>
+      </w:r>
+      <w:r>
+        <w:rPr>
+          <w:rtl/>
+          <w:cs/>
+          <w:lang w:val="ar_AE" w:bidi="ar_AE"/>
+        </w:rPr>
+        <w:t>عاموس 1: 3</w:t>
+      </w:r>
+    </w:p>
+    <w:p>
+      <w:pPr>
+        <w:pStyle w:val="ListBullet"/>
+        <w:bidi/>
+        <w:spacing w:line="240" w:lineRule="auto"/>
+        <w:ind w:left="720"/>
+      </w:pPr>
+      <w:r>
+        <w:rPr>
+          <w:rtl/>
+          <w:cs/>
+          <w:lang w:val="ar_AE" w:bidi="ar_AE"/>
+        </w:rPr>
+      </w:r>
+      <w:r>
+        <w:rPr>
+          <w:rtl/>
+          <w:cs/>
+          <w:lang w:val="ar_AE" w:bidi="ar_AE"/>
+        </w:rPr>
+        <w:t>تثنية 2: 36–37</w:t>
+      </w:r>
+    </w:p>
+    <w:p>
+      <w:pPr>
+        <w:pStyle w:val="ListBullet"/>
+        <w:bidi/>
+        <w:spacing w:line="240" w:lineRule="auto"/>
+        <w:ind w:left="720"/>
+      </w:pPr>
+      <w:r>
+        <w:rPr>
+          <w:rtl/>
+          <w:cs/>
+          <w:lang w:val="ar_AE" w:bidi="ar_AE"/>
+        </w:rPr>
+      </w:r>
+      <w:r>
+        <w:rPr>
+          <w:rtl/>
+          <w:cs/>
+          <w:lang w:val="ar_AE" w:bidi="ar_AE"/>
+        </w:rPr>
+        <w:t>تكوين 31: 21</w:t>
+      </w:r>
+    </w:p>
+    <w:p>
+      <w:pPr>
+        <w:pStyle w:val="ListBullet"/>
+        <w:bidi/>
+        <w:spacing w:line="240" w:lineRule="auto"/>
+        <w:ind w:left="720"/>
+      </w:pPr>
+      <w:r>
+        <w:rPr>
+          <w:rtl/>
+          <w:cs/>
+          <w:lang w:val="ar_AE" w:bidi="ar_AE"/>
+        </w:rPr>
+      </w:r>
+      <w:r>
+        <w:rPr>
+          <w:rtl/>
+          <w:cs/>
+          <w:lang w:val="ar_AE" w:bidi="ar_AE"/>
+        </w:rPr>
+        <w:t>تكوين 37: 25–26</w:t>
+      </w:r>
     </w:p>
     <w:p>
       <w:pPr>
@@ -13386,107 +12612,83 @@
           <w:lang w:val="ar_AE" w:bidi="ar_AE"/>
         </w:rPr>
       </w:r>
-      <w:hyperlink r:id="rId141">
-        <w:r>
-          <w:rPr>
-            <w:rtl/>
-            <w:cs/>
-            <w:lang w:val="ar_AE" w:bidi="ar_AE"/>
-          </w:rPr>
-          <w:rPr>
-            <w:color w:val="0000EE"/>
-            <w:u w:val="single"/>
-          </w:rPr>
-          <w:t>1 أخبار الأيام 20: 4–5</w:t>
-        </w:r>
-      </w:hyperlink>
-    </w:p>
-    <w:p>
-      <w:pPr>
-        <w:pStyle w:val="ListBullet"/>
-        <w:bidi/>
-        <w:spacing w:line="240" w:lineRule="auto"/>
-        <w:ind w:left="720"/>
-      </w:pPr>
-      <w:r>
-        <w:rPr>
-          <w:rtl/>
-          <w:cs/>
-          <w:lang w:val="ar_AE" w:bidi="ar_AE"/>
-        </w:rPr>
-      </w:r>
-      <w:hyperlink r:id="rId142">
-        <w:r>
-          <w:rPr>
-            <w:rtl/>
-            <w:cs/>
-            <w:lang w:val="ar_AE" w:bidi="ar_AE"/>
-          </w:rPr>
-          <w:rPr>
-            <w:color w:val="0000EE"/>
-            <w:u w:val="single"/>
-          </w:rPr>
-          <w:t>1 صموئيل 17: 4–5</w:t>
-        </w:r>
-      </w:hyperlink>
-    </w:p>
-    <w:p>
-      <w:pPr>
-        <w:pStyle w:val="ListBullet"/>
-        <w:bidi/>
-        <w:spacing w:line="240" w:lineRule="auto"/>
-        <w:ind w:left="720"/>
-      </w:pPr>
-      <w:r>
-        <w:rPr>
-          <w:rtl/>
-          <w:cs/>
-          <w:lang w:val="ar_AE" w:bidi="ar_AE"/>
-        </w:rPr>
-      </w:r>
-      <w:hyperlink r:id="rId143">
-        <w:r>
-          <w:rPr>
-            <w:rtl/>
-            <w:cs/>
-            <w:lang w:val="ar_AE" w:bidi="ar_AE"/>
-          </w:rPr>
-          <w:rPr>
-            <w:color w:val="0000EE"/>
-            <w:u w:val="single"/>
-          </w:rPr>
-          <w:t>1 صموئيل 21: 8–9</w:t>
-        </w:r>
-      </w:hyperlink>
-    </w:p>
-    <w:p>
-      <w:pPr>
-        <w:pStyle w:val="ListBullet"/>
-        <w:bidi/>
-        <w:spacing w:line="240" w:lineRule="auto"/>
-        <w:ind w:left="720"/>
-      </w:pPr>
-      <w:r>
-        <w:rPr>
-          <w:rtl/>
-          <w:cs/>
-          <w:lang w:val="ar_AE" w:bidi="ar_AE"/>
-        </w:rPr>
-      </w:r>
-      <w:hyperlink r:id="rId144">
-        <w:r>
-          <w:rPr>
-            <w:rtl/>
-            <w:cs/>
-            <w:lang w:val="ar_AE" w:bidi="ar_AE"/>
-          </w:rPr>
-          <w:rPr>
-            <w:color w:val="0000EE"/>
-            <w:u w:val="single"/>
-          </w:rPr>
-          <w:t>1 صموئيل 22: 9–10</w:t>
-        </w:r>
-      </w:hyperlink>
+      <w:r>
+        <w:rPr>
+          <w:rtl/>
+          <w:cs/>
+          <w:lang w:val="ar_AE" w:bidi="ar_AE"/>
+        </w:rPr>
+        <w:t>1 أخبار الأيام 20: 4–5</w:t>
+      </w:r>
+    </w:p>
+    <w:p>
+      <w:pPr>
+        <w:pStyle w:val="ListBullet"/>
+        <w:bidi/>
+        <w:spacing w:line="240" w:lineRule="auto"/>
+        <w:ind w:left="720"/>
+      </w:pPr>
+      <w:r>
+        <w:rPr>
+          <w:rtl/>
+          <w:cs/>
+          <w:lang w:val="ar_AE" w:bidi="ar_AE"/>
+        </w:rPr>
+      </w:r>
+      <w:r>
+        <w:rPr>
+          <w:rtl/>
+          <w:cs/>
+          <w:lang w:val="ar_AE" w:bidi="ar_AE"/>
+        </w:rPr>
+        <w:t>1 صموئيل 17: 4–5</w:t>
+      </w:r>
+    </w:p>
+    <w:p>
+      <w:pPr>
+        <w:pStyle w:val="ListBullet"/>
+        <w:bidi/>
+        <w:spacing w:line="240" w:lineRule="auto"/>
+        <w:ind w:left="720"/>
+      </w:pPr>
+      <w:r>
+        <w:rPr>
+          <w:rtl/>
+          <w:cs/>
+          <w:lang w:val="ar_AE" w:bidi="ar_AE"/>
+        </w:rPr>
+      </w:r>
+      <w:r>
+        <w:rPr>
+          <w:rtl/>
+          <w:cs/>
+          <w:lang w:val="ar_AE" w:bidi="ar_AE"/>
+        </w:rPr>
+        <w:t>1 صموئيل 21: 8–9</w:t>
+      </w:r>
+    </w:p>
+    <w:p>
+      <w:pPr>
+        <w:pStyle w:val="ListBullet"/>
+        <w:bidi/>
+        <w:spacing w:line="240" w:lineRule="auto"/>
+        <w:ind w:left="720"/>
+      </w:pPr>
+      <w:r>
+        <w:rPr>
+          <w:rtl/>
+          <w:cs/>
+          <w:lang w:val="ar_AE" w:bidi="ar_AE"/>
+        </w:rPr>
+      </w:r>
+      <w:r>
+        <w:rPr>
+          <w:rtl/>
+          <w:cs/>
+          <w:lang w:val="ar_AE" w:bidi="ar_AE"/>
+        </w:rPr>
+        <w:t>1 صموئيل 22: 9–10</w:t>
+      </w:r>
     </w:p>
     <w:p>
       <w:pPr>
@@ -13794,223 +12996,175 @@
           <w:lang w:val="ar_AE" w:bidi="ar_AE"/>
         </w:rPr>
       </w:r>
-      <w:hyperlink r:id="rId145">
-        <w:r>
-          <w:rPr>
-            <w:rtl/>
-            <w:cs/>
-            <w:lang w:val="ar_AE" w:bidi="ar_AE"/>
-          </w:rPr>
-          <w:rPr>
-            <w:color w:val="0000EE"/>
-            <w:u w:val="single"/>
-          </w:rPr>
-          <w:t>أعمال الرسل9 :32</w:t>
-        </w:r>
-      </w:hyperlink>
-    </w:p>
-    <w:p>
-      <w:pPr>
-        <w:pStyle w:val="ListBullet"/>
-        <w:bidi/>
-        <w:spacing w:line="240" w:lineRule="auto"/>
-        <w:ind w:left="720"/>
-      </w:pPr>
-      <w:r>
-        <w:rPr>
-          <w:rtl/>
-          <w:cs/>
-          <w:lang w:val="ar_AE" w:bidi="ar_AE"/>
-        </w:rPr>
-      </w:r>
-      <w:hyperlink r:id="rId146">
-        <w:r>
-          <w:rPr>
-            <w:rtl/>
-            <w:cs/>
-            <w:lang w:val="ar_AE" w:bidi="ar_AE"/>
-          </w:rPr>
-          <w:rPr>
-            <w:color w:val="0000EE"/>
-            <w:u w:val="single"/>
-          </w:rPr>
-          <w:t>أعمال الرسل13 :31</w:t>
-        </w:r>
-      </w:hyperlink>
-    </w:p>
-    <w:p>
-      <w:pPr>
-        <w:pStyle w:val="ListBullet"/>
-        <w:bidi/>
-        <w:spacing w:line="240" w:lineRule="auto"/>
-        <w:ind w:left="720"/>
-      </w:pPr>
-      <w:r>
-        <w:rPr>
-          <w:rtl/>
-          <w:cs/>
-          <w:lang w:val="ar_AE" w:bidi="ar_AE"/>
-        </w:rPr>
-      </w:r>
-      <w:hyperlink r:id="rId147">
-        <w:r>
-          <w:rPr>
-            <w:rtl/>
-            <w:cs/>
-            <w:lang w:val="ar_AE" w:bidi="ar_AE"/>
-          </w:rPr>
-          <w:rPr>
-            <w:color w:val="0000EE"/>
-            <w:u w:val="single"/>
-          </w:rPr>
-          <w:t>يوحنا2 :1–2</w:t>
-        </w:r>
-      </w:hyperlink>
-    </w:p>
-    <w:p>
-      <w:pPr>
-        <w:pStyle w:val="ListBullet"/>
-        <w:bidi/>
-        <w:spacing w:line="240" w:lineRule="auto"/>
-        <w:ind w:left="720"/>
-      </w:pPr>
-      <w:r>
-        <w:rPr>
-          <w:rtl/>
-          <w:cs/>
-          <w:lang w:val="ar_AE" w:bidi="ar_AE"/>
-        </w:rPr>
-      </w:r>
-      <w:hyperlink r:id="rId148">
-        <w:r>
-          <w:rPr>
-            <w:rtl/>
-            <w:cs/>
-            <w:lang w:val="ar_AE" w:bidi="ar_AE"/>
-          </w:rPr>
-          <w:rPr>
-            <w:color w:val="0000EE"/>
-            <w:u w:val="single"/>
-          </w:rPr>
-          <w:t>يوحنا4 :3</w:t>
-        </w:r>
-      </w:hyperlink>
-    </w:p>
-    <w:p>
-      <w:pPr>
-        <w:pStyle w:val="ListBullet"/>
-        <w:bidi/>
-        <w:spacing w:line="240" w:lineRule="auto"/>
-        <w:ind w:left="720"/>
-      </w:pPr>
-      <w:r>
-        <w:rPr>
-          <w:rtl/>
-          <w:cs/>
-          <w:lang w:val="ar_AE" w:bidi="ar_AE"/>
-        </w:rPr>
-      </w:r>
-      <w:hyperlink r:id="rId149">
-        <w:r>
-          <w:rPr>
-            <w:rtl/>
-            <w:cs/>
-            <w:lang w:val="ar_AE" w:bidi="ar_AE"/>
-          </w:rPr>
-          <w:rPr>
-            <w:color w:val="0000EE"/>
-            <w:u w:val="single"/>
-          </w:rPr>
-          <w:t>لوقا13 :3</w:t>
-        </w:r>
-      </w:hyperlink>
-    </w:p>
-    <w:p>
-      <w:pPr>
-        <w:pStyle w:val="ListBullet"/>
-        <w:bidi/>
-        <w:spacing w:line="240" w:lineRule="auto"/>
-        <w:ind w:left="720"/>
-      </w:pPr>
-      <w:r>
-        <w:rPr>
-          <w:rtl/>
-          <w:cs/>
-          <w:lang w:val="ar_AE" w:bidi="ar_AE"/>
-        </w:rPr>
-      </w:r>
-      <w:hyperlink r:id="rId150">
-        <w:r>
-          <w:rPr>
-            <w:rtl/>
-            <w:cs/>
-            <w:lang w:val="ar_AE" w:bidi="ar_AE"/>
-          </w:rPr>
-          <w:rPr>
-            <w:color w:val="0000EE"/>
-            <w:u w:val="single"/>
-          </w:rPr>
-          <w:t>مرقس3 :7</w:t>
-        </w:r>
-      </w:hyperlink>
-    </w:p>
-    <w:p>
-      <w:pPr>
-        <w:pStyle w:val="ListBullet"/>
-        <w:bidi/>
-        <w:spacing w:line="240" w:lineRule="auto"/>
-        <w:ind w:left="720"/>
-      </w:pPr>
-      <w:r>
-        <w:rPr>
-          <w:rtl/>
-          <w:cs/>
-          <w:lang w:val="ar_AE" w:bidi="ar_AE"/>
-        </w:rPr>
-      </w:r>
-      <w:hyperlink r:id="rId151">
-        <w:r>
-          <w:rPr>
-            <w:rtl/>
-            <w:cs/>
-            <w:lang w:val="ar_AE" w:bidi="ar_AE"/>
-          </w:rPr>
-          <w:rPr>
-            <w:color w:val="0000EE"/>
-            <w:u w:val="single"/>
-          </w:rPr>
-          <w:t>متى2 :22–23</w:t>
-        </w:r>
-      </w:hyperlink>
-    </w:p>
-    <w:p>
-      <w:pPr>
-        <w:pStyle w:val="ListBullet"/>
-        <w:bidi/>
-        <w:spacing w:line="240" w:lineRule="auto"/>
-        <w:ind w:left="720"/>
-      </w:pPr>
-      <w:r>
-        <w:rPr>
-          <w:rtl/>
-          <w:cs/>
-          <w:lang w:val="ar_AE" w:bidi="ar_AE"/>
-        </w:rPr>
-      </w:r>
-      <w:hyperlink r:id="rId152">
-        <w:r>
-          <w:rPr>
-            <w:rtl/>
-            <w:cs/>
-            <w:lang w:val="ar_AE" w:bidi="ar_AE"/>
-          </w:rPr>
-          <w:rPr>
-            <w:color w:val="0000EE"/>
-            <w:u w:val="single"/>
-          </w:rPr>
-          <w:t>متى3 :13–15</w:t>
-        </w:r>
-      </w:hyperlink>
+      <w:r>
+        <w:rPr>
+          <w:rtl/>
+          <w:cs/>
+          <w:lang w:val="ar_AE" w:bidi="ar_AE"/>
+        </w:rPr>
+        <w:t>أعمال الرسل9 :32</w:t>
+      </w:r>
+    </w:p>
+    <w:p>
+      <w:pPr>
+        <w:pStyle w:val="ListBullet"/>
+        <w:bidi/>
+        <w:spacing w:line="240" w:lineRule="auto"/>
+        <w:ind w:left="720"/>
+      </w:pPr>
+      <w:r>
+        <w:rPr>
+          <w:rtl/>
+          <w:cs/>
+          <w:lang w:val="ar_AE" w:bidi="ar_AE"/>
+        </w:rPr>
+      </w:r>
+      <w:r>
+        <w:rPr>
+          <w:rtl/>
+          <w:cs/>
+          <w:lang w:val="ar_AE" w:bidi="ar_AE"/>
+        </w:rPr>
+        <w:t>أعمال الرسل13 :31</w:t>
+      </w:r>
+    </w:p>
+    <w:p>
+      <w:pPr>
+        <w:pStyle w:val="ListBullet"/>
+        <w:bidi/>
+        <w:spacing w:line="240" w:lineRule="auto"/>
+        <w:ind w:left="720"/>
+      </w:pPr>
+      <w:r>
+        <w:rPr>
+          <w:rtl/>
+          <w:cs/>
+          <w:lang w:val="ar_AE" w:bidi="ar_AE"/>
+        </w:rPr>
+      </w:r>
+      <w:r>
+        <w:rPr>
+          <w:rtl/>
+          <w:cs/>
+          <w:lang w:val="ar_AE" w:bidi="ar_AE"/>
+        </w:rPr>
+        <w:t>يوحنا2 :1–2</w:t>
+      </w:r>
+    </w:p>
+    <w:p>
+      <w:pPr>
+        <w:pStyle w:val="ListBullet"/>
+        <w:bidi/>
+        <w:spacing w:line="240" w:lineRule="auto"/>
+        <w:ind w:left="720"/>
+      </w:pPr>
+      <w:r>
+        <w:rPr>
+          <w:rtl/>
+          <w:cs/>
+          <w:lang w:val="ar_AE" w:bidi="ar_AE"/>
+        </w:rPr>
+      </w:r>
+      <w:r>
+        <w:rPr>
+          <w:rtl/>
+          <w:cs/>
+          <w:lang w:val="ar_AE" w:bidi="ar_AE"/>
+        </w:rPr>
+        <w:t>يوحنا4 :3</w:t>
+      </w:r>
+    </w:p>
+    <w:p>
+      <w:pPr>
+        <w:pStyle w:val="ListBullet"/>
+        <w:bidi/>
+        <w:spacing w:line="240" w:lineRule="auto"/>
+        <w:ind w:left="720"/>
+      </w:pPr>
+      <w:r>
+        <w:rPr>
+          <w:rtl/>
+          <w:cs/>
+          <w:lang w:val="ar_AE" w:bidi="ar_AE"/>
+        </w:rPr>
+      </w:r>
+      <w:r>
+        <w:rPr>
+          <w:rtl/>
+          <w:cs/>
+          <w:lang w:val="ar_AE" w:bidi="ar_AE"/>
+        </w:rPr>
+        <w:t>لوقا13 :3</w:t>
+      </w:r>
+    </w:p>
+    <w:p>
+      <w:pPr>
+        <w:pStyle w:val="ListBullet"/>
+        <w:bidi/>
+        <w:spacing w:line="240" w:lineRule="auto"/>
+        <w:ind w:left="720"/>
+      </w:pPr>
+      <w:r>
+        <w:rPr>
+          <w:rtl/>
+          <w:cs/>
+          <w:lang w:val="ar_AE" w:bidi="ar_AE"/>
+        </w:rPr>
+      </w:r>
+      <w:r>
+        <w:rPr>
+          <w:rtl/>
+          <w:cs/>
+          <w:lang w:val="ar_AE" w:bidi="ar_AE"/>
+        </w:rPr>
+        <w:t>مرقس3 :7</w:t>
+      </w:r>
+    </w:p>
+    <w:p>
+      <w:pPr>
+        <w:pStyle w:val="ListBullet"/>
+        <w:bidi/>
+        <w:spacing w:line="240" w:lineRule="auto"/>
+        <w:ind w:left="720"/>
+      </w:pPr>
+      <w:r>
+        <w:rPr>
+          <w:rtl/>
+          <w:cs/>
+          <w:lang w:val="ar_AE" w:bidi="ar_AE"/>
+        </w:rPr>
+      </w:r>
+      <w:r>
+        <w:rPr>
+          <w:rtl/>
+          <w:cs/>
+          <w:lang w:val="ar_AE" w:bidi="ar_AE"/>
+        </w:rPr>
+        <w:t>متى2 :22–23</w:t>
+      </w:r>
+    </w:p>
+    <w:p>
+      <w:pPr>
+        <w:pStyle w:val="ListBullet"/>
+        <w:bidi/>
+        <w:spacing w:line="240" w:lineRule="auto"/>
+        <w:ind w:left="720"/>
+      </w:pPr>
+      <w:r>
+        <w:rPr>
+          <w:rtl/>
+          <w:cs/>
+          <w:lang w:val="ar_AE" w:bidi="ar_AE"/>
+        </w:rPr>
+      </w:r>
+      <w:r>
+        <w:rPr>
+          <w:rtl/>
+          <w:cs/>
+          <w:lang w:val="ar_AE" w:bidi="ar_AE"/>
+        </w:rPr>
+        <w:t>متى3 :13–15</w:t>
+      </w:r>
     </w:p>
     <w:p>
       <w:pPr>
@@ -14512,165 +13666,129 @@
           <w:lang w:val="ar_AE" w:bidi="ar_AE"/>
         </w:rPr>
       </w:r>
-      <w:hyperlink r:id="rId153">
-        <w:r>
-          <w:rPr>
-            <w:rtl/>
-            <w:cs/>
-            <w:lang w:val="ar_AE" w:bidi="ar_AE"/>
-          </w:rPr>
-          <w:rPr>
-            <w:color w:val="0000EE"/>
-            <w:u w:val="single"/>
-          </w:rPr>
-          <w:t xml:space="preserve"> أخبار الأيام الأول5 :21</w:t>
-        </w:r>
-      </w:hyperlink>
-    </w:p>
-    <w:p>
-      <w:pPr>
-        <w:pStyle w:val="ListBullet"/>
-        <w:bidi/>
-        <w:spacing w:line="240" w:lineRule="auto"/>
-        <w:ind w:left="720"/>
-      </w:pPr>
-      <w:r>
-        <w:rPr>
-          <w:rtl/>
-          <w:cs/>
-          <w:lang w:val="ar_AE" w:bidi="ar_AE"/>
-        </w:rPr>
-      </w:r>
-      <w:hyperlink r:id="rId154">
-        <w:r>
-          <w:rPr>
-            <w:rtl/>
-            <w:cs/>
-            <w:lang w:val="ar_AE" w:bidi="ar_AE"/>
-          </w:rPr>
-          <w:rPr>
-            <w:color w:val="0000EE"/>
-            <w:u w:val="single"/>
-          </w:rPr>
-          <w:t>أخبار الأيام الثاني9 :1–2</w:t>
-        </w:r>
-      </w:hyperlink>
-    </w:p>
-    <w:p>
-      <w:pPr>
-        <w:pStyle w:val="ListBullet"/>
-        <w:bidi/>
-        <w:spacing w:line="240" w:lineRule="auto"/>
-        <w:ind w:left="720"/>
-      </w:pPr>
-      <w:r>
-        <w:rPr>
-          <w:rtl/>
-          <w:cs/>
-          <w:lang w:val="ar_AE" w:bidi="ar_AE"/>
-        </w:rPr>
-      </w:r>
-      <w:hyperlink r:id="rId155">
-        <w:r>
-          <w:rPr>
-            <w:rtl/>
-            <w:cs/>
-            <w:lang w:val="ar_AE" w:bidi="ar_AE"/>
-          </w:rPr>
-          <w:rPr>
-            <w:color w:val="0000EE"/>
-            <w:u w:val="single"/>
-          </w:rPr>
-          <w:t>خروج9 :1–4</w:t>
-        </w:r>
-      </w:hyperlink>
-    </w:p>
-    <w:p>
-      <w:pPr>
-        <w:pStyle w:val="ListBullet"/>
-        <w:bidi/>
-        <w:spacing w:line="240" w:lineRule="auto"/>
-        <w:ind w:left="720"/>
-      </w:pPr>
-      <w:r>
-        <w:rPr>
-          <w:rtl/>
-          <w:cs/>
-          <w:lang w:val="ar_AE" w:bidi="ar_AE"/>
-        </w:rPr>
-      </w:r>
-      <w:hyperlink r:id="rId156">
-        <w:r>
-          <w:rPr>
-            <w:rtl/>
-            <w:cs/>
-            <w:lang w:val="ar_AE" w:bidi="ar_AE"/>
-          </w:rPr>
-          <w:rPr>
-            <w:color w:val="0000EE"/>
-            <w:u w:val="single"/>
-          </w:rPr>
-          <w:t>مرقس10 :25</w:t>
-        </w:r>
-      </w:hyperlink>
-    </w:p>
-    <w:p>
-      <w:pPr>
-        <w:pStyle w:val="ListBullet"/>
-        <w:bidi/>
-        <w:spacing w:line="240" w:lineRule="auto"/>
-        <w:ind w:left="720"/>
-      </w:pPr>
-      <w:r>
-        <w:rPr>
-          <w:rtl/>
-          <w:cs/>
-          <w:lang w:val="ar_AE" w:bidi="ar_AE"/>
-        </w:rPr>
-      </w:r>
-      <w:hyperlink r:id="rId157">
-        <w:r>
-          <w:rPr>
-            <w:rtl/>
-            <w:cs/>
-            <w:lang w:val="ar_AE" w:bidi="ar_AE"/>
-          </w:rPr>
-          <w:rPr>
-            <w:color w:val="0000EE"/>
-            <w:u w:val="single"/>
-          </w:rPr>
-          <w:t>متى3 :4</w:t>
-        </w:r>
-      </w:hyperlink>
-    </w:p>
-    <w:p>
-      <w:pPr>
-        <w:pStyle w:val="ListBullet"/>
-        <w:bidi/>
-        <w:spacing w:line="240" w:lineRule="auto"/>
-        <w:ind w:left="720"/>
-      </w:pPr>
-      <w:r>
-        <w:rPr>
-          <w:rtl/>
-          <w:cs/>
-          <w:lang w:val="ar_AE" w:bidi="ar_AE"/>
-        </w:rPr>
-      </w:r>
-      <w:hyperlink r:id="rId158">
-        <w:r>
-          <w:rPr>
-            <w:rtl/>
-            <w:cs/>
-            <w:lang w:val="ar_AE" w:bidi="ar_AE"/>
-          </w:rPr>
-          <w:rPr>
-            <w:color w:val="0000EE"/>
-            <w:u w:val="single"/>
-          </w:rPr>
-          <w:t>متى19 :23–24</w:t>
-        </w:r>
-      </w:hyperlink>
+      <w:r>
+        <w:rPr>
+          <w:rtl/>
+          <w:cs/>
+          <w:lang w:val="ar_AE" w:bidi="ar_AE"/>
+        </w:rPr>
+        <w:t xml:space="preserve"> أخبار الأيام الأول5 :21</w:t>
+      </w:r>
+    </w:p>
+    <w:p>
+      <w:pPr>
+        <w:pStyle w:val="ListBullet"/>
+        <w:bidi/>
+        <w:spacing w:line="240" w:lineRule="auto"/>
+        <w:ind w:left="720"/>
+      </w:pPr>
+      <w:r>
+        <w:rPr>
+          <w:rtl/>
+          <w:cs/>
+          <w:lang w:val="ar_AE" w:bidi="ar_AE"/>
+        </w:rPr>
+      </w:r>
+      <w:r>
+        <w:rPr>
+          <w:rtl/>
+          <w:cs/>
+          <w:lang w:val="ar_AE" w:bidi="ar_AE"/>
+        </w:rPr>
+        <w:t>أخبار الأيام الثاني9 :1–2</w:t>
+      </w:r>
+    </w:p>
+    <w:p>
+      <w:pPr>
+        <w:pStyle w:val="ListBullet"/>
+        <w:bidi/>
+        <w:spacing w:line="240" w:lineRule="auto"/>
+        <w:ind w:left="720"/>
+      </w:pPr>
+      <w:r>
+        <w:rPr>
+          <w:rtl/>
+          <w:cs/>
+          <w:lang w:val="ar_AE" w:bidi="ar_AE"/>
+        </w:rPr>
+      </w:r>
+      <w:r>
+        <w:rPr>
+          <w:rtl/>
+          <w:cs/>
+          <w:lang w:val="ar_AE" w:bidi="ar_AE"/>
+        </w:rPr>
+        <w:t>خروج9 :1–4</w:t>
+      </w:r>
+    </w:p>
+    <w:p>
+      <w:pPr>
+        <w:pStyle w:val="ListBullet"/>
+        <w:bidi/>
+        <w:spacing w:line="240" w:lineRule="auto"/>
+        <w:ind w:left="720"/>
+      </w:pPr>
+      <w:r>
+        <w:rPr>
+          <w:rtl/>
+          <w:cs/>
+          <w:lang w:val="ar_AE" w:bidi="ar_AE"/>
+        </w:rPr>
+      </w:r>
+      <w:r>
+        <w:rPr>
+          <w:rtl/>
+          <w:cs/>
+          <w:lang w:val="ar_AE" w:bidi="ar_AE"/>
+        </w:rPr>
+        <w:t>مرقس10 :25</w:t>
+      </w:r>
+    </w:p>
+    <w:p>
+      <w:pPr>
+        <w:pStyle w:val="ListBullet"/>
+        <w:bidi/>
+        <w:spacing w:line="240" w:lineRule="auto"/>
+        <w:ind w:left="720"/>
+      </w:pPr>
+      <w:r>
+        <w:rPr>
+          <w:rtl/>
+          <w:cs/>
+          <w:lang w:val="ar_AE" w:bidi="ar_AE"/>
+        </w:rPr>
+      </w:r>
+      <w:r>
+        <w:rPr>
+          <w:rtl/>
+          <w:cs/>
+          <w:lang w:val="ar_AE" w:bidi="ar_AE"/>
+        </w:rPr>
+        <w:t>متى3 :4</w:t>
+      </w:r>
+    </w:p>
+    <w:p>
+      <w:pPr>
+        <w:pStyle w:val="ListBullet"/>
+        <w:bidi/>
+        <w:spacing w:line="240" w:lineRule="auto"/>
+        <w:ind w:left="720"/>
+      </w:pPr>
+      <w:r>
+        <w:rPr>
+          <w:rtl/>
+          <w:cs/>
+          <w:lang w:val="ar_AE" w:bidi="ar_AE"/>
+        </w:rPr>
+      </w:r>
+      <w:r>
+        <w:rPr>
+          <w:rtl/>
+          <w:cs/>
+          <w:lang w:val="ar_AE" w:bidi="ar_AE"/>
+        </w:rPr>
+        <w:t>متى19 :23–24</w:t>
+      </w:r>
     </w:p>
     <w:p>
       <w:pPr>
@@ -15043,223 +14161,175 @@
           <w:lang w:val="ar_AE" w:bidi="ar_AE"/>
         </w:rPr>
       </w:r>
-      <w:hyperlink r:id="rId159">
-        <w:r>
-          <w:rPr>
-            <w:rtl/>
-            <w:cs/>
-            <w:lang w:val="ar_AE" w:bidi="ar_AE"/>
-          </w:rPr>
-          <w:rPr>
-            <w:color w:val="0000EE"/>
-            <w:u w:val="single"/>
-          </w:rPr>
-          <w:t>يوحنا 1: 43–45</w:t>
-        </w:r>
-      </w:hyperlink>
-    </w:p>
-    <w:p>
-      <w:pPr>
-        <w:pStyle w:val="ListBullet"/>
-        <w:bidi/>
-        <w:spacing w:line="240" w:lineRule="auto"/>
-        <w:ind w:left="720"/>
-      </w:pPr>
-      <w:r>
-        <w:rPr>
-          <w:rtl/>
-          <w:cs/>
-          <w:lang w:val="ar_AE" w:bidi="ar_AE"/>
-        </w:rPr>
-      </w:r>
-      <w:hyperlink r:id="rId160">
-        <w:r>
-          <w:rPr>
-            <w:rtl/>
-            <w:cs/>
-            <w:lang w:val="ar_AE" w:bidi="ar_AE"/>
-          </w:rPr>
-          <w:rPr>
-            <w:color w:val="0000EE"/>
-            <w:u w:val="single"/>
-          </w:rPr>
-          <w:t>لوقا 1: 26–29</w:t>
-        </w:r>
-      </w:hyperlink>
-    </w:p>
-    <w:p>
-      <w:pPr>
-        <w:pStyle w:val="ListBullet"/>
-        <w:bidi/>
-        <w:spacing w:line="240" w:lineRule="auto"/>
-        <w:ind w:left="720"/>
-      </w:pPr>
-      <w:r>
-        <w:rPr>
-          <w:rtl/>
-          <w:cs/>
-          <w:lang w:val="ar_AE" w:bidi="ar_AE"/>
-        </w:rPr>
-      </w:r>
-      <w:hyperlink r:id="rId161">
-        <w:r>
-          <w:rPr>
-            <w:rtl/>
-            <w:cs/>
-            <w:lang w:val="ar_AE" w:bidi="ar_AE"/>
-          </w:rPr>
-          <w:rPr>
-            <w:color w:val="0000EE"/>
-            <w:u w:val="single"/>
-          </w:rPr>
-          <w:t>لوقا 2: 4–5</w:t>
-        </w:r>
-      </w:hyperlink>
-    </w:p>
-    <w:p>
-      <w:pPr>
-        <w:pStyle w:val="ListBullet"/>
-        <w:bidi/>
-        <w:spacing w:line="240" w:lineRule="auto"/>
-        <w:ind w:left="720"/>
-      </w:pPr>
-      <w:r>
-        <w:rPr>
-          <w:rtl/>
-          <w:cs/>
-          <w:lang w:val="ar_AE" w:bidi="ar_AE"/>
-        </w:rPr>
-      </w:r>
-      <w:hyperlink r:id="rId162">
-        <w:r>
-          <w:rPr>
-            <w:rtl/>
-            <w:cs/>
-            <w:lang w:val="ar_AE" w:bidi="ar_AE"/>
-          </w:rPr>
-          <w:rPr>
-            <w:color w:val="0000EE"/>
-            <w:u w:val="single"/>
-          </w:rPr>
-          <w:t>لوقا 2: 15–16</w:t>
-        </w:r>
-      </w:hyperlink>
-    </w:p>
-    <w:p>
-      <w:pPr>
-        <w:pStyle w:val="ListBullet"/>
-        <w:bidi/>
-        <w:spacing w:line="240" w:lineRule="auto"/>
-        <w:ind w:left="720"/>
-      </w:pPr>
-      <w:r>
-        <w:rPr>
-          <w:rtl/>
-          <w:cs/>
-          <w:lang w:val="ar_AE" w:bidi="ar_AE"/>
-        </w:rPr>
-      </w:r>
-      <w:hyperlink r:id="rId163">
-        <w:r>
-          <w:rPr>
-            <w:rtl/>
-            <w:cs/>
-            <w:lang w:val="ar_AE" w:bidi="ar_AE"/>
-          </w:rPr>
-          <w:rPr>
-            <w:color w:val="0000EE"/>
-            <w:u w:val="single"/>
-          </w:rPr>
-          <w:t>متى 1: 18–19</w:t>
-        </w:r>
-      </w:hyperlink>
-    </w:p>
-    <w:p>
-      <w:pPr>
-        <w:pStyle w:val="ListBullet"/>
-        <w:bidi/>
-        <w:spacing w:line="240" w:lineRule="auto"/>
-        <w:ind w:left="720"/>
-      </w:pPr>
-      <w:r>
-        <w:rPr>
-          <w:rtl/>
-          <w:cs/>
-          <w:lang w:val="ar_AE" w:bidi="ar_AE"/>
-        </w:rPr>
-      </w:r>
-      <w:hyperlink r:id="rId164">
-        <w:r>
-          <w:rPr>
-            <w:rtl/>
-            <w:cs/>
-            <w:lang w:val="ar_AE" w:bidi="ar_AE"/>
-          </w:rPr>
-          <w:rPr>
-            <w:color w:val="0000EE"/>
-            <w:u w:val="single"/>
-          </w:rPr>
-          <w:t>متى 1: 24–25</w:t>
-        </w:r>
-      </w:hyperlink>
-    </w:p>
-    <w:p>
-      <w:pPr>
-        <w:pStyle w:val="ListBullet"/>
-        <w:bidi/>
-        <w:spacing w:line="240" w:lineRule="auto"/>
-        <w:ind w:left="720"/>
-      </w:pPr>
-      <w:r>
-        <w:rPr>
-          <w:rtl/>
-          <w:cs/>
-          <w:lang w:val="ar_AE" w:bidi="ar_AE"/>
-        </w:rPr>
-      </w:r>
-      <w:hyperlink r:id="rId165">
-        <w:r>
-          <w:rPr>
-            <w:rtl/>
-            <w:cs/>
-            <w:lang w:val="ar_AE" w:bidi="ar_AE"/>
-          </w:rPr>
-          <w:rPr>
-            <w:color w:val="0000EE"/>
-            <w:u w:val="single"/>
-          </w:rPr>
-          <w:t>متى 2: 19–21</w:t>
-        </w:r>
-      </w:hyperlink>
-    </w:p>
-    <w:p>
-      <w:pPr>
-        <w:pStyle w:val="ListBullet"/>
-        <w:bidi/>
-        <w:spacing w:line="240" w:lineRule="auto"/>
-        <w:ind w:left="720"/>
-      </w:pPr>
-      <w:r>
-        <w:rPr>
-          <w:rtl/>
-          <w:cs/>
-          <w:lang w:val="ar_AE" w:bidi="ar_AE"/>
-        </w:rPr>
-      </w:r>
-      <w:hyperlink r:id="rId166">
-        <w:r>
-          <w:rPr>
-            <w:rtl/>
-            <w:cs/>
-            <w:lang w:val="ar_AE" w:bidi="ar_AE"/>
-          </w:rPr>
-          <w:rPr>
-            <w:color w:val="0000EE"/>
-            <w:u w:val="single"/>
-          </w:rPr>
-          <w:t>متى 13: 54–56</w:t>
-        </w:r>
-      </w:hyperlink>
+      <w:r>
+        <w:rPr>
+          <w:rtl/>
+          <w:cs/>
+          <w:lang w:val="ar_AE" w:bidi="ar_AE"/>
+        </w:rPr>
+        <w:t>يوحنا 1: 43–45</w:t>
+      </w:r>
+    </w:p>
+    <w:p>
+      <w:pPr>
+        <w:pStyle w:val="ListBullet"/>
+        <w:bidi/>
+        <w:spacing w:line="240" w:lineRule="auto"/>
+        <w:ind w:left="720"/>
+      </w:pPr>
+      <w:r>
+        <w:rPr>
+          <w:rtl/>
+          <w:cs/>
+          <w:lang w:val="ar_AE" w:bidi="ar_AE"/>
+        </w:rPr>
+      </w:r>
+      <w:r>
+        <w:rPr>
+          <w:rtl/>
+          <w:cs/>
+          <w:lang w:val="ar_AE" w:bidi="ar_AE"/>
+        </w:rPr>
+        <w:t>لوقا 1: 26–29</w:t>
+      </w:r>
+    </w:p>
+    <w:p>
+      <w:pPr>
+        <w:pStyle w:val="ListBullet"/>
+        <w:bidi/>
+        <w:spacing w:line="240" w:lineRule="auto"/>
+        <w:ind w:left="720"/>
+      </w:pPr>
+      <w:r>
+        <w:rPr>
+          <w:rtl/>
+          <w:cs/>
+          <w:lang w:val="ar_AE" w:bidi="ar_AE"/>
+        </w:rPr>
+      </w:r>
+      <w:r>
+        <w:rPr>
+          <w:rtl/>
+          <w:cs/>
+          <w:lang w:val="ar_AE" w:bidi="ar_AE"/>
+        </w:rPr>
+        <w:t>لوقا 2: 4–5</w:t>
+      </w:r>
+    </w:p>
+    <w:p>
+      <w:pPr>
+        <w:pStyle w:val="ListBullet"/>
+        <w:bidi/>
+        <w:spacing w:line="240" w:lineRule="auto"/>
+        <w:ind w:left="720"/>
+      </w:pPr>
+      <w:r>
+        <w:rPr>
+          <w:rtl/>
+          <w:cs/>
+          <w:lang w:val="ar_AE" w:bidi="ar_AE"/>
+        </w:rPr>
+      </w:r>
+      <w:r>
+        <w:rPr>
+          <w:rtl/>
+          <w:cs/>
+          <w:lang w:val="ar_AE" w:bidi="ar_AE"/>
+        </w:rPr>
+        <w:t>لوقا 2: 15–16</w:t>
+      </w:r>
+    </w:p>
+    <w:p>
+      <w:pPr>
+        <w:pStyle w:val="ListBullet"/>
+        <w:bidi/>
+        <w:spacing w:line="240" w:lineRule="auto"/>
+        <w:ind w:left="720"/>
+      </w:pPr>
+      <w:r>
+        <w:rPr>
+          <w:rtl/>
+          <w:cs/>
+          <w:lang w:val="ar_AE" w:bidi="ar_AE"/>
+        </w:rPr>
+      </w:r>
+      <w:r>
+        <w:rPr>
+          <w:rtl/>
+          <w:cs/>
+          <w:lang w:val="ar_AE" w:bidi="ar_AE"/>
+        </w:rPr>
+        <w:t>متى 1: 18–19</w:t>
+      </w:r>
+    </w:p>
+    <w:p>
+      <w:pPr>
+        <w:pStyle w:val="ListBullet"/>
+        <w:bidi/>
+        <w:spacing w:line="240" w:lineRule="auto"/>
+        <w:ind w:left="720"/>
+      </w:pPr>
+      <w:r>
+        <w:rPr>
+          <w:rtl/>
+          <w:cs/>
+          <w:lang w:val="ar_AE" w:bidi="ar_AE"/>
+        </w:rPr>
+      </w:r>
+      <w:r>
+        <w:rPr>
+          <w:rtl/>
+          <w:cs/>
+          <w:lang w:val="ar_AE" w:bidi="ar_AE"/>
+        </w:rPr>
+        <w:t>متى 1: 24–25</w:t>
+      </w:r>
+    </w:p>
+    <w:p>
+      <w:pPr>
+        <w:pStyle w:val="ListBullet"/>
+        <w:bidi/>
+        <w:spacing w:line="240" w:lineRule="auto"/>
+        <w:ind w:left="720"/>
+      </w:pPr>
+      <w:r>
+        <w:rPr>
+          <w:rtl/>
+          <w:cs/>
+          <w:lang w:val="ar_AE" w:bidi="ar_AE"/>
+        </w:rPr>
+      </w:r>
+      <w:r>
+        <w:rPr>
+          <w:rtl/>
+          <w:cs/>
+          <w:lang w:val="ar_AE" w:bidi="ar_AE"/>
+        </w:rPr>
+        <w:t>متى 2: 19–21</w:t>
+      </w:r>
+    </w:p>
+    <w:p>
+      <w:pPr>
+        <w:pStyle w:val="ListBullet"/>
+        <w:bidi/>
+        <w:spacing w:line="240" w:lineRule="auto"/>
+        <w:ind w:left="720"/>
+      </w:pPr>
+      <w:r>
+        <w:rPr>
+          <w:rtl/>
+          <w:cs/>
+          <w:lang w:val="ar_AE" w:bidi="ar_AE"/>
+        </w:rPr>
+      </w:r>
+      <w:r>
+        <w:rPr>
+          <w:rtl/>
+          <w:cs/>
+          <w:lang w:val="ar_AE" w:bidi="ar_AE"/>
+        </w:rPr>
+        <w:t>متى 13: 54–56</w:t>
+      </w:r>
     </w:p>
     <w:p>
       <w:pPr>
